--- a/4th Semester/Microprocessor and Assembly Language/01 MId/4th Microprocessor Mid tearm.docx
+++ b/4th Semester/Microprocessor and Assembly Language/01 MId/4th Microprocessor Mid tearm.docx
@@ -2855,35 +2855,7 @@
           <w:sz w:val="24"/>
           <w:szCs w:val="24"/>
         </w:rPr>
-        <w:t xml:space="preserve">8086 </w:t>
-      </w:r>
-      <w:r>
-        <w:rPr>
-          <w:sz w:val="24"/>
-          <w:szCs w:val="24"/>
-        </w:rPr>
-        <w:t>CPU</w:t>
-      </w:r>
-      <w:r>
-        <w:rPr>
-          <w:sz w:val="24"/>
-          <w:szCs w:val="24"/>
-        </w:rPr>
-        <w:t xml:space="preserve"> is divided into two independent functional</w:t>
-      </w:r>
-      <w:r>
-        <w:rPr>
-          <w:sz w:val="24"/>
-          <w:szCs w:val="24"/>
-        </w:rPr>
-        <w:t xml:space="preserve"> </w:t>
-      </w:r>
-      <w:r>
-        <w:rPr>
-          <w:sz w:val="24"/>
-          <w:szCs w:val="24"/>
-        </w:rPr>
-        <w:t>parts.</w:t>
+        <w:t>8086 CPU is divided into two independent functional parts.</w:t>
       </w:r>
     </w:p>
     <w:p>
@@ -3166,25 +3138,7 @@
           <w:sz w:val="24"/>
           <w:szCs w:val="24"/>
         </w:rPr>
-        <w:t>1.</w:t>
-      </w:r>
-      <w:r>
-        <w:rPr>
-          <w:b/>
-          <w:bCs/>
-          <w:sz w:val="24"/>
-          <w:szCs w:val="24"/>
-        </w:rPr>
-        <w:t xml:space="preserve"> </w:t>
-      </w:r>
-      <w:r>
-        <w:rPr>
-          <w:b/>
-          <w:bCs/>
-          <w:sz w:val="24"/>
-          <w:szCs w:val="24"/>
-        </w:rPr>
-        <w:t>Instruction Queue-</w:t>
+        <w:t>1. Instruction Queue-</w:t>
       </w:r>
     </w:p>
     <w:p>
@@ -3204,14 +3158,7 @@
           <w:sz w:val="24"/>
           <w:szCs w:val="24"/>
         </w:rPr>
-        <w:t>6-byte</w:t>
-      </w:r>
-      <w:r>
-        <w:rPr>
-          <w:sz w:val="24"/>
-          <w:szCs w:val="24"/>
-        </w:rPr>
-        <w:t xml:space="preserve"> queue</w:t>
+        <w:t>6-byte queue</w:t>
       </w:r>
     </w:p>
     <w:p>
@@ -3231,65 +3178,26 @@
           <w:sz w:val="24"/>
           <w:szCs w:val="24"/>
         </w:rPr>
-        <w:t>Prefetch instructions</w:t>
-      </w:r>
-      <w:r>
-        <w:rPr>
-          <w:sz w:val="24"/>
-          <w:szCs w:val="24"/>
-        </w:rPr>
-        <w:t xml:space="preserve"> (FIFO</w:t>
-      </w:r>
-      <w:r>
-        <w:rPr>
-          <w:sz w:val="24"/>
-          <w:szCs w:val="24"/>
-        </w:rPr>
-        <w:t>)</w:t>
-      </w:r>
-      <w:r>
-        <w:rPr>
-          <w:sz w:val="24"/>
-          <w:szCs w:val="24"/>
-        </w:rPr>
-        <w:t xml:space="preserve">                                                      </w:t>
-      </w:r>
-    </w:p>
-    <w:p>
-      <w:pPr>
-        <w:rPr>
-          <w:b/>
-          <w:bCs/>
-          <w:sz w:val="24"/>
-          <w:szCs w:val="24"/>
-        </w:rPr>
-      </w:pPr>
-      <w:r>
-        <w:rPr>
-          <w:b/>
-          <w:bCs/>
-          <w:sz w:val="24"/>
-          <w:szCs w:val="24"/>
-        </w:rPr>
-        <w:t>2.</w:t>
-      </w:r>
-      <w:r>
-        <w:rPr>
-          <w:b/>
-          <w:bCs/>
-          <w:sz w:val="24"/>
-          <w:szCs w:val="24"/>
-        </w:rPr>
-        <w:t xml:space="preserve"> </w:t>
-      </w:r>
-      <w:r>
-        <w:rPr>
-          <w:b/>
-          <w:bCs/>
-          <w:sz w:val="24"/>
-          <w:szCs w:val="24"/>
-        </w:rPr>
-        <w:t>Segment Register-</w:t>
+        <w:t xml:space="preserve">Prefetch instructions (FIFO)                                                      </w:t>
+      </w:r>
+    </w:p>
+    <w:p>
+      <w:pPr>
+        <w:rPr>
+          <w:b/>
+          <w:bCs/>
+          <w:sz w:val="24"/>
+          <w:szCs w:val="24"/>
+        </w:rPr>
+      </w:pPr>
+      <w:r>
+        <w:rPr>
+          <w:b/>
+          <w:bCs/>
+          <w:sz w:val="24"/>
+          <w:szCs w:val="24"/>
+        </w:rPr>
+        <w:t>2. Segment Register-</w:t>
       </w:r>
     </w:p>
     <w:p>
@@ -3305,42 +3213,7 @@
           <w:sz w:val="24"/>
           <w:szCs w:val="24"/>
         </w:rPr>
-        <w:t>Start address of a data.</w:t>
-      </w:r>
-      <w:r>
-        <w:rPr>
-          <w:sz w:val="24"/>
-          <w:szCs w:val="24"/>
-        </w:rPr>
-        <w:t xml:space="preserve"> </w:t>
-      </w:r>
-      <w:r>
-        <w:rPr>
-          <w:sz w:val="24"/>
-          <w:szCs w:val="24"/>
-        </w:rPr>
-        <w:t>It has 4 segment registers that holds address of instruction and data in</w:t>
-      </w:r>
-      <w:r>
-        <w:rPr>
-          <w:sz w:val="24"/>
-          <w:szCs w:val="24"/>
-        </w:rPr>
-        <w:t xml:space="preserve"> </w:t>
-      </w:r>
-      <w:r>
-        <w:rPr>
-          <w:sz w:val="24"/>
-          <w:szCs w:val="24"/>
-        </w:rPr>
-        <w:t>memory</w:t>
-      </w:r>
-      <w:r>
-        <w:rPr>
-          <w:sz w:val="24"/>
-          <w:szCs w:val="24"/>
-        </w:rPr>
-        <w:t>.</w:t>
+        <w:t>Start address of a data. It has 4 segment registers that holds address of instruction and data in memory.</w:t>
       </w:r>
     </w:p>
     <w:p>
@@ -3584,49 +3457,7 @@
           <w:sz w:val="24"/>
           <w:szCs w:val="24"/>
         </w:rPr>
-        <w:t>Four 16 bit register</w:t>
-      </w:r>
-      <w:r>
-        <w:rPr>
-          <w:sz w:val="24"/>
-          <w:szCs w:val="24"/>
-        </w:rPr>
-        <w:t xml:space="preserve"> </w:t>
-      </w:r>
-      <w:r>
-        <w:rPr>
-          <w:sz w:val="24"/>
-          <w:szCs w:val="24"/>
-        </w:rPr>
-        <w:t>divided into 2 parts low</w:t>
-      </w:r>
-      <w:r>
-        <w:rPr>
-          <w:sz w:val="24"/>
-          <w:szCs w:val="24"/>
-        </w:rPr>
-        <w:t xml:space="preserve"> </w:t>
-      </w:r>
-      <w:r>
-        <w:rPr>
-          <w:sz w:val="24"/>
-          <w:szCs w:val="24"/>
-        </w:rPr>
-        <w:t>[8bit] and high [8bit] use</w:t>
-      </w:r>
-      <w:r>
-        <w:rPr>
-          <w:sz w:val="24"/>
-          <w:szCs w:val="24"/>
-        </w:rPr>
-        <w:t xml:space="preserve"> </w:t>
-      </w:r>
-      <w:r>
-        <w:rPr>
-          <w:sz w:val="24"/>
-          <w:szCs w:val="24"/>
-        </w:rPr>
-        <w:t>for data handling.</w:t>
+        <w:t>Four 16 bit register divided into 2 parts low [8bit] and high [8bit] use for data handling.</w:t>
       </w:r>
       <w:r>
         <w:rPr>
@@ -4050,7 +3881,7 @@
         </w:rPr>
         <w:lastRenderedPageBreak/>
         <w:drawing>
-          <wp:anchor distT="0" distB="0" distL="114300" distR="114300" simplePos="0" relativeHeight="251665408" behindDoc="0" locked="0" layoutInCell="1" allowOverlap="1" wp14:anchorId="02F4579F" wp14:editId="467342EC">
+          <wp:anchor distT="0" distB="0" distL="114300" distR="114300" simplePos="0" relativeHeight="251665408" behindDoc="0" locked="0" layoutInCell="1" allowOverlap="1" wp14:anchorId="02F4579F" wp14:editId="051EA15B">
             <wp:simplePos x="0" y="0"/>
             <wp:positionH relativeFrom="margin">
               <wp:align>center</wp:align>
@@ -4234,51 +4065,26 @@
           <w:sz w:val="24"/>
           <w:szCs w:val="24"/>
         </w:rPr>
-        <w:t xml:space="preserve">executing an instruction. There are two types of flag </w:t>
-      </w:r>
-      <w:r>
-        <w:rPr>
-          <w:sz w:val="24"/>
-          <w:szCs w:val="24"/>
-        </w:rPr>
-        <w:t>register:</w:t>
-      </w:r>
-    </w:p>
-    <w:p>
-      <w:pPr>
-        <w:rPr>
-          <w:b/>
-          <w:bCs/>
-          <w:sz w:val="24"/>
-          <w:szCs w:val="24"/>
-        </w:rPr>
-      </w:pPr>
-      <w:r>
-        <w:rPr>
-          <w:b/>
-          <w:bCs/>
-          <w:sz w:val="24"/>
-          <w:szCs w:val="24"/>
-        </w:rPr>
-        <w:t>1)</w:t>
-      </w:r>
-      <w:r>
-        <w:rPr>
-          <w:b/>
-          <w:bCs/>
-          <w:sz w:val="24"/>
-          <w:szCs w:val="24"/>
-        </w:rPr>
-        <w:t xml:space="preserve"> </w:t>
-      </w:r>
-      <w:r>
-        <w:rPr>
-          <w:b/>
-          <w:bCs/>
-          <w:sz w:val="24"/>
-          <w:szCs w:val="24"/>
-        </w:rPr>
-        <w:t>conditional</w:t>
+        <w:t>executing an instruction. There are two types of flag register:</w:t>
+      </w:r>
+    </w:p>
+    <w:p>
+      <w:pPr>
+        <w:rPr>
+          <w:b/>
+          <w:bCs/>
+          <w:sz w:val="24"/>
+          <w:szCs w:val="24"/>
+        </w:rPr>
+      </w:pPr>
+      <w:r>
+        <w:rPr>
+          <w:b/>
+          <w:bCs/>
+          <w:sz w:val="24"/>
+          <w:szCs w:val="24"/>
+        </w:rPr>
+        <w:t>1) conditional</w:t>
       </w:r>
       <w:r>
         <w:rPr>
@@ -4374,21 +4180,7 @@
           <w:sz w:val="24"/>
           <w:szCs w:val="24"/>
         </w:rPr>
-        <w:t xml:space="preserve">(most significant bit) of a result. D7 bit for an </w:t>
-      </w:r>
-      <w:r>
-        <w:rPr>
-          <w:sz w:val="24"/>
-          <w:szCs w:val="24"/>
-        </w:rPr>
-        <w:t>8-bit</w:t>
-      </w:r>
-      <w:r>
-        <w:rPr>
-          <w:sz w:val="24"/>
-          <w:szCs w:val="24"/>
-        </w:rPr>
-        <w:t xml:space="preserve"> operation and D15</w:t>
+        <w:t>(most significant bit) of a result. D7 bit for an 8-bit operation and D15</w:t>
       </w:r>
       <w:r>
         <w:rPr>
@@ -4402,21 +4194,7 @@
           <w:sz w:val="24"/>
           <w:szCs w:val="24"/>
         </w:rPr>
-        <w:t xml:space="preserve">bit for a </w:t>
-      </w:r>
-      <w:r>
-        <w:rPr>
-          <w:sz w:val="24"/>
-          <w:szCs w:val="24"/>
-        </w:rPr>
-        <w:t>16-bit</w:t>
-      </w:r>
-      <w:r>
-        <w:rPr>
-          <w:sz w:val="24"/>
-          <w:szCs w:val="24"/>
-        </w:rPr>
-        <w:t xml:space="preserve"> operation.</w:t>
+        <w:t>bit for a 16-bit operation.</w:t>
       </w:r>
     </w:p>
     <w:p>
@@ -4801,11 +4579,1930 @@
     </w:p>
     <w:p>
       <w:pPr>
-        <w:rPr>
-          <w:sz w:val="24"/>
-          <w:szCs w:val="24"/>
-        </w:rPr>
-      </w:pPr>
+        <w:jc w:val="center"/>
+        <w:rPr>
+          <w:b/>
+          <w:bCs/>
+          <w:sz w:val="28"/>
+          <w:szCs w:val="28"/>
+        </w:rPr>
+      </w:pPr>
+    </w:p>
+    <w:p>
+      <w:pPr>
+        <w:jc w:val="center"/>
+        <w:rPr>
+          <w:b/>
+          <w:bCs/>
+          <w:sz w:val="28"/>
+          <w:szCs w:val="28"/>
+        </w:rPr>
+      </w:pPr>
+    </w:p>
+    <w:p>
+      <w:pPr>
+        <w:jc w:val="center"/>
+        <w:rPr>
+          <w:b/>
+          <w:bCs/>
+          <w:sz w:val="28"/>
+          <w:szCs w:val="28"/>
+        </w:rPr>
+      </w:pPr>
+    </w:p>
+    <w:p>
+      <w:pPr>
+        <w:jc w:val="center"/>
+        <w:rPr>
+          <w:b/>
+          <w:bCs/>
+          <w:sz w:val="28"/>
+          <w:szCs w:val="28"/>
+        </w:rPr>
+      </w:pPr>
+    </w:p>
+    <w:p>
+      <w:pPr>
+        <w:jc w:val="center"/>
+        <w:rPr>
+          <w:b/>
+          <w:bCs/>
+          <w:sz w:val="28"/>
+          <w:szCs w:val="28"/>
+        </w:rPr>
+      </w:pPr>
+    </w:p>
+    <w:p>
+      <w:pPr>
+        <w:jc w:val="center"/>
+        <w:rPr>
+          <w:b/>
+          <w:bCs/>
+          <w:sz w:val="28"/>
+          <w:szCs w:val="28"/>
+        </w:rPr>
+      </w:pPr>
+    </w:p>
+    <w:p>
+      <w:pPr>
+        <w:jc w:val="center"/>
+        <w:rPr>
+          <w:b/>
+          <w:bCs/>
+          <w:sz w:val="28"/>
+          <w:szCs w:val="28"/>
+        </w:rPr>
+      </w:pPr>
+    </w:p>
+    <w:p>
+      <w:pPr>
+        <w:jc w:val="center"/>
+        <w:rPr>
+          <w:b/>
+          <w:bCs/>
+          <w:sz w:val="28"/>
+          <w:szCs w:val="28"/>
+        </w:rPr>
+      </w:pPr>
+    </w:p>
+    <w:p>
+      <w:pPr>
+        <w:jc w:val="center"/>
+        <w:rPr>
+          <w:b/>
+          <w:bCs/>
+          <w:sz w:val="28"/>
+          <w:szCs w:val="28"/>
+        </w:rPr>
+      </w:pPr>
+    </w:p>
+    <w:p>
+      <w:pPr>
+        <w:jc w:val="center"/>
+        <w:rPr>
+          <w:b/>
+          <w:bCs/>
+          <w:sz w:val="28"/>
+          <w:szCs w:val="28"/>
+        </w:rPr>
+      </w:pPr>
+      <w:r>
+        <w:rPr>
+          <w:b/>
+          <w:bCs/>
+          <w:sz w:val="28"/>
+          <w:szCs w:val="28"/>
+        </w:rPr>
+        <w:lastRenderedPageBreak/>
+        <w:t>Pdf – 3</w:t>
+      </w:r>
+    </w:p>
+    <w:p>
+      <w:pPr>
+        <w:jc w:val="both"/>
+        <w:rPr>
+          <w:b/>
+          <w:bCs/>
+          <w:sz w:val="24"/>
+          <w:szCs w:val="24"/>
+        </w:rPr>
+      </w:pPr>
+      <w:r>
+        <w:rPr>
+          <w:noProof/>
+        </w:rPr>
+        <w:drawing>
+          <wp:anchor distT="0" distB="0" distL="114300" distR="114300" simplePos="0" relativeHeight="251666432" behindDoc="0" locked="0" layoutInCell="1" allowOverlap="1" wp14:anchorId="02C0B780" wp14:editId="22CA917D">
+            <wp:simplePos x="0" y="0"/>
+            <wp:positionH relativeFrom="column">
+              <wp:posOffset>5278756</wp:posOffset>
+            </wp:positionH>
+            <wp:positionV relativeFrom="paragraph">
+              <wp:posOffset>78159</wp:posOffset>
+            </wp:positionV>
+            <wp:extent cx="1808312" cy="1231212"/>
+            <wp:effectExtent l="0" t="0" r="1905" b="7620"/>
+            <wp:wrapNone/>
+            <wp:docPr id="9" name="Picture 9"/>
+            <wp:cNvGraphicFramePr>
+              <a:graphicFrameLocks xmlns:a="http://schemas.openxmlformats.org/drawingml/2006/main" noChangeAspect="1"/>
+            </wp:cNvGraphicFramePr>
+            <a:graphic xmlns:a="http://schemas.openxmlformats.org/drawingml/2006/main">
+              <a:graphicData uri="http://schemas.openxmlformats.org/drawingml/2006/picture">
+                <pic:pic xmlns:pic="http://schemas.openxmlformats.org/drawingml/2006/picture">
+                  <pic:nvPicPr>
+                    <pic:cNvPr id="1" name=""/>
+                    <pic:cNvPicPr/>
+                  </pic:nvPicPr>
+                  <pic:blipFill>
+                    <a:blip r:embed="rId16" cstate="print">
+                      <a:extLst>
+                        <a:ext uri="{28A0092B-C50C-407E-A947-70E740481C1C}">
+                          <a14:useLocalDpi xmlns:a14="http://schemas.microsoft.com/office/drawing/2010/main" val="0"/>
+                        </a:ext>
+                      </a:extLst>
+                    </a:blip>
+                    <a:stretch>
+                      <a:fillRect/>
+                    </a:stretch>
+                  </pic:blipFill>
+                  <pic:spPr>
+                    <a:xfrm>
+                      <a:off x="0" y="0"/>
+                      <a:ext cx="1815096" cy="1235831"/>
+                    </a:xfrm>
+                    <a:prstGeom prst="rect">
+                      <a:avLst/>
+                    </a:prstGeom>
+                  </pic:spPr>
+                </pic:pic>
+              </a:graphicData>
+            </a:graphic>
+            <wp14:sizeRelH relativeFrom="margin">
+              <wp14:pctWidth>0</wp14:pctWidth>
+            </wp14:sizeRelH>
+            <wp14:sizeRelV relativeFrom="margin">
+              <wp14:pctHeight>0</wp14:pctHeight>
+            </wp14:sizeRelV>
+          </wp:anchor>
+        </w:drawing>
+      </w:r>
+      <w:r>
+        <w:rPr>
+          <w:b/>
+          <w:bCs/>
+          <w:sz w:val="24"/>
+          <w:szCs w:val="24"/>
+        </w:rPr>
+        <w:t>1. Function of 8085 with diagram.</w:t>
+      </w:r>
+    </w:p>
+    <w:p>
+      <w:pPr>
+        <w:jc w:val="both"/>
+        <w:rPr>
+          <w:b/>
+          <w:bCs/>
+        </w:rPr>
+      </w:pPr>
+      <w:r>
+        <w:rPr>
+          <w:b/>
+          <w:bCs/>
+          <w:u w:val="single"/>
+        </w:rPr>
+        <w:t>Ans:</w:t>
+      </w:r>
+      <w:r>
+        <w:rPr>
+          <w:b/>
+          <w:bCs/>
+        </w:rPr>
+        <w:t xml:space="preserve"> </w:t>
+      </w:r>
+    </w:p>
+    <w:p>
+      <w:pPr>
+        <w:spacing w:after="0"/>
+        <w:jc w:val="both"/>
+        <w:rPr>
+          <w:rStyle w:val="fontstyle01"/>
+          <w:rFonts w:asciiTheme="minorHAnsi" w:hAnsiTheme="minorHAnsi" w:cstheme="minorHAnsi"/>
+          <w:sz w:val="22"/>
+          <w:szCs w:val="22"/>
+        </w:rPr>
+      </w:pPr>
+      <w:r>
+        <w:rPr>
+          <w:rStyle w:val="fontstyle01"/>
+          <w:rFonts w:asciiTheme="minorHAnsi" w:hAnsiTheme="minorHAnsi" w:cstheme="minorHAnsi"/>
+          <w:b/>
+          <w:bCs/>
+          <w:sz w:val="22"/>
+          <w:szCs w:val="22"/>
+        </w:rPr>
+        <w:t>• Bit:</w:t>
+      </w:r>
+      <w:r>
+        <w:rPr>
+          <w:rStyle w:val="fontstyle01"/>
+          <w:rFonts w:asciiTheme="minorHAnsi" w:hAnsiTheme="minorHAnsi" w:cstheme="minorHAnsi"/>
+          <w:sz w:val="22"/>
+          <w:szCs w:val="22"/>
+        </w:rPr>
+        <w:t xml:space="preserve"> A bit is a single binary digit.</w:t>
+      </w:r>
+    </w:p>
+    <w:p>
+      <w:pPr>
+        <w:spacing w:after="0" w:line="240" w:lineRule="auto"/>
+        <w:jc w:val="both"/>
+        <w:rPr>
+          <w:rFonts w:eastAsia="Times New Roman" w:cstheme="minorHAnsi"/>
+          <w:color w:val="000000"/>
+        </w:rPr>
+      </w:pPr>
+      <w:r>
+        <w:rPr>
+          <w:rFonts w:eastAsia="Times New Roman" w:cstheme="minorHAnsi"/>
+          <w:b/>
+          <w:bCs/>
+          <w:color w:val="000000"/>
+        </w:rPr>
+        <w:t>• Word:</w:t>
+      </w:r>
+      <w:r>
+        <w:rPr>
+          <w:rFonts w:eastAsia="Times New Roman" w:cstheme="minorHAnsi"/>
+          <w:color w:val="000000"/>
+        </w:rPr>
+        <w:t xml:space="preserve"> A word refers to the basic data size or bit size that can be</w:t>
+      </w:r>
+      <w:r>
+        <w:rPr>
+          <w:rFonts w:eastAsia="Times New Roman" w:cstheme="minorHAnsi"/>
+          <w:color w:val="000000"/>
+        </w:rPr>
+        <w:t xml:space="preserve"> </w:t>
+      </w:r>
+      <w:r>
+        <w:rPr>
+          <w:rFonts w:eastAsia="Times New Roman" w:cstheme="minorHAnsi"/>
+          <w:color w:val="000000"/>
+        </w:rPr>
+        <w:t xml:space="preserve">processed by the </w:t>
+      </w:r>
+    </w:p>
+    <w:p>
+      <w:pPr>
+        <w:spacing w:after="0" w:line="240" w:lineRule="auto"/>
+        <w:jc w:val="both"/>
+        <w:rPr>
+          <w:rFonts w:eastAsia="Times New Roman" w:cstheme="minorHAnsi"/>
+          <w:color w:val="000000"/>
+        </w:rPr>
+      </w:pPr>
+      <w:r>
+        <w:rPr>
+          <w:rFonts w:eastAsia="Times New Roman" w:cstheme="minorHAnsi"/>
+          <w:color w:val="000000"/>
+        </w:rPr>
+        <w:t xml:space="preserve">arithmetic and logic unit of the processor. A 16-bitbinary number is called a word in a 16-bit </w:t>
+      </w:r>
+    </w:p>
+    <w:p>
+      <w:pPr>
+        <w:spacing w:after="0" w:line="240" w:lineRule="auto"/>
+        <w:jc w:val="both"/>
+        <w:rPr>
+          <w:rStyle w:val="fontstyle01"/>
+          <w:rFonts w:asciiTheme="minorHAnsi" w:eastAsia="Times New Roman" w:hAnsiTheme="minorHAnsi" w:cstheme="minorHAnsi"/>
+          <w:sz w:val="22"/>
+          <w:szCs w:val="22"/>
+        </w:rPr>
+      </w:pPr>
+      <w:r>
+        <w:rPr>
+          <w:rFonts w:eastAsia="Times New Roman" w:cstheme="minorHAnsi"/>
+          <w:color w:val="000000"/>
+        </w:rPr>
+        <w:t>processor.</w:t>
+      </w:r>
+    </w:p>
+    <w:p>
+      <w:pPr>
+        <w:spacing w:after="0"/>
+        <w:jc w:val="both"/>
+        <w:rPr>
+          <w:rStyle w:val="fontstyle01"/>
+          <w:sz w:val="22"/>
+          <w:szCs w:val="22"/>
+        </w:rPr>
+      </w:pPr>
+      <w:r>
+        <w:rPr>
+          <w:rStyle w:val="fontstyle01"/>
+          <w:b/>
+          <w:bCs/>
+          <w:sz w:val="22"/>
+          <w:szCs w:val="22"/>
+        </w:rPr>
+        <w:t>• Bus:</w:t>
+      </w:r>
+      <w:r>
+        <w:rPr>
+          <w:rStyle w:val="fontstyle01"/>
+          <w:sz w:val="22"/>
+          <w:szCs w:val="22"/>
+        </w:rPr>
+        <w:t xml:space="preserve"> A bus is a group of wires/lines that carry similar information.</w:t>
+      </w:r>
+    </w:p>
+    <w:p>
+      <w:pPr>
+        <w:spacing w:after="0" w:line="240" w:lineRule="auto"/>
+        <w:jc w:val="both"/>
+        <w:rPr>
+          <w:rFonts w:ascii="Calibri" w:eastAsia="Times New Roman" w:hAnsi="Calibri" w:cs="Calibri"/>
+          <w:color w:val="000000"/>
+        </w:rPr>
+      </w:pPr>
+      <w:r>
+        <w:rPr>
+          <w:rFonts w:ascii="Calibri" w:eastAsia="Times New Roman" w:hAnsi="Calibri" w:cs="Calibri"/>
+          <w:b/>
+          <w:bCs/>
+          <w:color w:val="000000"/>
+        </w:rPr>
+        <w:t>• System Bus:</w:t>
+      </w:r>
+      <w:r>
+        <w:rPr>
+          <w:rFonts w:ascii="Calibri" w:eastAsia="Times New Roman" w:hAnsi="Calibri" w:cs="Calibri"/>
+          <w:color w:val="000000"/>
+        </w:rPr>
+        <w:t xml:space="preserve"> The system bus is a group of wires/lines used for</w:t>
+      </w:r>
+      <w:r>
+        <w:rPr>
+          <w:rFonts w:ascii="Calibri" w:eastAsia="Times New Roman" w:hAnsi="Calibri" w:cs="Calibri"/>
+          <w:color w:val="000000"/>
+        </w:rPr>
+        <w:t xml:space="preserve"> </w:t>
+      </w:r>
+      <w:r>
+        <w:rPr>
+          <w:rFonts w:ascii="Calibri" w:eastAsia="Times New Roman" w:hAnsi="Calibri" w:cs="Calibri"/>
+          <w:color w:val="000000"/>
+        </w:rPr>
+        <w:t>communication between the microprocessor</w:t>
+      </w:r>
+      <w:r>
+        <w:rPr>
+          <w:rFonts w:ascii="Calibri" w:eastAsia="Times New Roman" w:hAnsi="Calibri" w:cs="Calibri"/>
+          <w:color w:val="000000"/>
+        </w:rPr>
+        <w:t>.</w:t>
+      </w:r>
+    </w:p>
+    <w:p>
+      <w:pPr>
+        <w:jc w:val="both"/>
+        <w:rPr>
+          <w:rFonts w:ascii="Calibri" w:eastAsia="Times New Roman" w:hAnsi="Calibri" w:cs="Calibri"/>
+          <w:color w:val="000000"/>
+        </w:rPr>
+      </w:pPr>
+      <w:r>
+        <w:rPr>
+          <w:rStyle w:val="fontstyle01"/>
+          <w:b/>
+          <w:bCs/>
+          <w:sz w:val="22"/>
+          <w:szCs w:val="22"/>
+        </w:rPr>
+        <w:t>•</w:t>
+      </w:r>
+      <w:r>
+        <w:rPr>
+          <w:b/>
+          <w:bCs/>
+        </w:rPr>
+        <w:t xml:space="preserve"> </w:t>
+      </w:r>
+      <w:r>
+        <w:rPr>
+          <w:rFonts w:ascii="Calibri" w:eastAsia="Times New Roman" w:hAnsi="Calibri" w:cs="Calibri"/>
+          <w:b/>
+          <w:bCs/>
+          <w:color w:val="000000"/>
+        </w:rPr>
+        <w:t>Address Bus:</w:t>
+      </w:r>
+      <w:r>
+        <w:rPr>
+          <w:rFonts w:ascii="Calibri" w:eastAsia="Times New Roman" w:hAnsi="Calibri" w:cs="Calibri"/>
+          <w:color w:val="000000"/>
+        </w:rPr>
+        <w:t xml:space="preserve"> It carries the address, which is a unique binary</w:t>
+      </w:r>
+      <w:r>
+        <w:rPr>
+          <w:rFonts w:ascii="Calibri" w:eastAsia="Times New Roman" w:hAnsi="Calibri" w:cs="Calibri"/>
+          <w:color w:val="000000"/>
+        </w:rPr>
+        <w:t xml:space="preserve"> </w:t>
+      </w:r>
+      <w:r>
+        <w:rPr>
+          <w:rFonts w:ascii="Calibri" w:eastAsia="Times New Roman" w:hAnsi="Calibri" w:cs="Calibri"/>
+          <w:color w:val="000000"/>
+        </w:rPr>
+        <w:t>pattern used to identify a memory location or an I/O port.</w:t>
+      </w:r>
+      <w:r>
+        <w:rPr>
+          <w:rFonts w:ascii="Calibri" w:eastAsia="Times New Roman" w:hAnsi="Calibri" w:cs="Calibri"/>
+          <w:color w:val="000000"/>
+        </w:rPr>
+        <w:t xml:space="preserve"> </w:t>
+      </w:r>
+      <w:r>
+        <w:rPr>
+          <w:rFonts w:ascii="Calibri" w:eastAsia="Times New Roman" w:hAnsi="Calibri" w:cs="Calibri"/>
+          <w:color w:val="000000"/>
+        </w:rPr>
+        <w:t>For</w:t>
+      </w:r>
+      <w:r>
+        <w:rPr>
+          <w:rFonts w:ascii="Calibri" w:eastAsia="Times New Roman" w:hAnsi="Calibri" w:cs="Calibri"/>
+          <w:color w:val="000000"/>
+        </w:rPr>
+        <w:t xml:space="preserve"> </w:t>
+      </w:r>
+      <w:r>
+        <w:rPr>
+          <w:rFonts w:ascii="Calibri" w:eastAsia="Times New Roman" w:hAnsi="Calibri" w:cs="Calibri"/>
+          <w:color w:val="000000"/>
+        </w:rPr>
+        <w:t>example, an eight-bit address bus has eight lines and thus it can</w:t>
+      </w:r>
+      <w:r>
+        <w:rPr>
+          <w:rFonts w:ascii="Calibri" w:eastAsia="Times New Roman" w:hAnsi="Calibri" w:cs="Calibri"/>
+          <w:color w:val="000000"/>
+        </w:rPr>
+        <w:t xml:space="preserve"> </w:t>
+      </w:r>
+      <w:r>
+        <w:rPr>
+          <w:rFonts w:ascii="Calibri" w:eastAsia="Times New Roman" w:hAnsi="Calibri" w:cs="Calibri"/>
+          <w:color w:val="000000"/>
+        </w:rPr>
+        <w:t>address 2^8 = 256 different locations.</w:t>
+      </w:r>
+    </w:p>
+    <w:p>
+      <w:pPr>
+        <w:rPr>
+          <w:rFonts w:ascii="Calibri" w:eastAsia="Times New Roman" w:hAnsi="Calibri" w:cs="Calibri"/>
+          <w:color w:val="000000"/>
+        </w:rPr>
+      </w:pPr>
+      <w:r>
+        <w:rPr>
+          <w:rFonts w:ascii="Calibri" w:eastAsia="Times New Roman" w:hAnsi="Calibri" w:cs="Calibri"/>
+          <w:b/>
+          <w:bCs/>
+          <w:color w:val="000000"/>
+        </w:rPr>
+        <w:t>• Data Bus:</w:t>
+      </w:r>
+      <w:r>
+        <w:rPr>
+          <w:rFonts w:ascii="Calibri" w:eastAsia="Times New Roman" w:hAnsi="Calibri" w:cs="Calibri"/>
+          <w:color w:val="000000"/>
+        </w:rPr>
+        <w:t xml:space="preserve"> The data bus is used to transfer data between</w:t>
+      </w:r>
+      <w:r>
+        <w:rPr>
+          <w:rFonts w:ascii="Calibri" w:eastAsia="Times New Roman" w:hAnsi="Calibri" w:cs="Calibri"/>
+          <w:color w:val="000000"/>
+        </w:rPr>
+        <w:t xml:space="preserve"> </w:t>
+      </w:r>
+      <w:r>
+        <w:rPr>
+          <w:rFonts w:ascii="Calibri" w:eastAsia="Times New Roman" w:hAnsi="Calibri" w:cs="Calibri"/>
+          <w:color w:val="000000"/>
+        </w:rPr>
+        <w:t>memory and processor or between I/O device and processor.</w:t>
+      </w:r>
+      <w:r>
+        <w:rPr>
+          <w:rFonts w:ascii="Calibri" w:eastAsia="Times New Roman" w:hAnsi="Calibri" w:cs="Calibri"/>
+          <w:color w:val="000000"/>
+        </w:rPr>
+        <w:t xml:space="preserve"> </w:t>
+      </w:r>
+      <w:r>
+        <w:rPr>
+          <w:rFonts w:ascii="Calibri" w:eastAsia="Times New Roman" w:hAnsi="Calibri" w:cs="Calibri"/>
+          <w:color w:val="000000"/>
+        </w:rPr>
+        <w:t>For</w:t>
+      </w:r>
+      <w:r>
+        <w:rPr>
+          <w:rFonts w:ascii="Calibri" w:eastAsia="Times New Roman" w:hAnsi="Calibri" w:cs="Calibri"/>
+          <w:color w:val="000000"/>
+        </w:rPr>
+        <w:t xml:space="preserve"> </w:t>
+      </w:r>
+      <w:r>
+        <w:rPr>
+          <w:rFonts w:ascii="Calibri" w:eastAsia="Times New Roman" w:hAnsi="Calibri" w:cs="Calibri"/>
+          <w:color w:val="000000"/>
+        </w:rPr>
+        <w:t>example, an 8-bit processor will generally have an 8-bit data bus</w:t>
+      </w:r>
+      <w:r>
+        <w:rPr>
+          <w:rFonts w:ascii="Calibri" w:eastAsia="Times New Roman" w:hAnsi="Calibri" w:cs="Calibri"/>
+          <w:color w:val="000000"/>
+        </w:rPr>
+        <w:t xml:space="preserve"> </w:t>
+      </w:r>
+      <w:r>
+        <w:rPr>
+          <w:rFonts w:ascii="Calibri" w:eastAsia="Times New Roman" w:hAnsi="Calibri" w:cs="Calibri"/>
+          <w:color w:val="000000"/>
+        </w:rPr>
+        <w:t>and a 16-bit processor will have 16-bit data bus</w:t>
+      </w:r>
+      <w:r>
+        <w:rPr>
+          <w:rFonts w:ascii="Calibri" w:eastAsia="Times New Roman" w:hAnsi="Calibri" w:cs="Calibri"/>
+          <w:color w:val="000000"/>
+        </w:rPr>
+        <w:t>.</w:t>
+      </w:r>
+    </w:p>
+    <w:p>
+      <w:pPr>
+        <w:spacing w:after="0" w:line="240" w:lineRule="auto"/>
+        <w:rPr>
+          <w:rFonts w:ascii="Calibri" w:eastAsia="Times New Roman" w:hAnsi="Calibri" w:cs="Calibri"/>
+          <w:color w:val="000000"/>
+        </w:rPr>
+      </w:pPr>
+      <w:r>
+        <w:rPr>
+          <w:rFonts w:ascii="Calibri" w:eastAsia="Times New Roman" w:hAnsi="Calibri" w:cs="Calibri"/>
+          <w:b/>
+          <w:bCs/>
+          <w:color w:val="000000"/>
+        </w:rPr>
+        <w:t>• Control Bus:</w:t>
+      </w:r>
+      <w:r>
+        <w:rPr>
+          <w:rFonts w:ascii="Calibri" w:eastAsia="Times New Roman" w:hAnsi="Calibri" w:cs="Calibri"/>
+          <w:color w:val="000000"/>
+        </w:rPr>
+        <w:t xml:space="preserve"> The control bus carry control signals, which</w:t>
+      </w:r>
+      <w:r>
+        <w:rPr>
+          <w:rFonts w:ascii="Calibri" w:eastAsia="Times New Roman" w:hAnsi="Calibri" w:cs="Calibri"/>
+          <w:color w:val="000000"/>
+        </w:rPr>
+        <w:t xml:space="preserve"> </w:t>
+      </w:r>
+      <w:r>
+        <w:rPr>
+          <w:rFonts w:ascii="Calibri" w:eastAsia="Times New Roman" w:hAnsi="Calibri" w:cs="Calibri"/>
+          <w:color w:val="000000"/>
+        </w:rPr>
+        <w:t>consists of signals for selection of memory or I/O device from the</w:t>
+      </w:r>
+      <w:r>
+        <w:rPr>
+          <w:rFonts w:ascii="Calibri" w:eastAsia="Times New Roman" w:hAnsi="Calibri" w:cs="Calibri"/>
+          <w:color w:val="000000"/>
+        </w:rPr>
+        <w:t xml:space="preserve"> </w:t>
+      </w:r>
+      <w:r>
+        <w:rPr>
+          <w:rFonts w:ascii="Calibri" w:eastAsia="Times New Roman" w:hAnsi="Calibri" w:cs="Calibri"/>
+          <w:color w:val="000000"/>
+        </w:rPr>
+        <w:t>given address</w:t>
+      </w:r>
+      <w:r>
+        <w:rPr>
+          <w:rFonts w:ascii="Calibri" w:eastAsia="Times New Roman" w:hAnsi="Calibri" w:cs="Calibri"/>
+          <w:color w:val="000000"/>
+        </w:rPr>
+        <w:t>.</w:t>
+      </w:r>
+    </w:p>
+    <w:p>
+      <w:pPr>
+        <w:rPr>
+          <w:rFonts w:ascii="Calibri" w:eastAsia="Times New Roman" w:hAnsi="Calibri" w:cs="Calibri"/>
+          <w:color w:val="000000"/>
+        </w:rPr>
+      </w:pPr>
+    </w:p>
+    <w:p>
+      <w:pPr>
+        <w:jc w:val="both"/>
+        <w:rPr>
+          <w:b/>
+          <w:bCs/>
+          <w:sz w:val="24"/>
+          <w:szCs w:val="24"/>
+        </w:rPr>
+      </w:pPr>
+      <w:r>
+        <w:rPr>
+          <w:b/>
+          <w:bCs/>
+          <w:sz w:val="24"/>
+          <w:szCs w:val="24"/>
+        </w:rPr>
+        <w:t>2. Functions of Control Unit of 8085.</w:t>
+      </w:r>
+    </w:p>
+    <w:p>
+      <w:pPr>
+        <w:jc w:val="both"/>
+        <w:rPr>
+          <w:rStyle w:val="fontstyle01"/>
+          <w:sz w:val="22"/>
+          <w:szCs w:val="22"/>
+        </w:rPr>
+      </w:pPr>
+      <w:r>
+        <w:rPr>
+          <w:b/>
+          <w:bCs/>
+          <w:sz w:val="24"/>
+          <w:szCs w:val="24"/>
+        </w:rPr>
+        <w:t xml:space="preserve">Ans: </w:t>
+      </w:r>
+      <w:r>
+        <w:rPr>
+          <w:rStyle w:val="fontstyle01"/>
+          <w:sz w:val="24"/>
+          <w:szCs w:val="24"/>
+        </w:rPr>
+        <w:t xml:space="preserve">• </w:t>
+      </w:r>
+      <w:r>
+        <w:rPr>
+          <w:rStyle w:val="fontstyle21"/>
+          <w:sz w:val="24"/>
+          <w:szCs w:val="24"/>
+        </w:rPr>
+        <w:t>Data Bus:</w:t>
+      </w:r>
+      <w:r>
+        <w:rPr>
+          <w:rStyle w:val="fontstyle21"/>
+          <w:sz w:val="24"/>
+          <w:szCs w:val="24"/>
+        </w:rPr>
+        <w:t xml:space="preserve"> </w:t>
+      </w:r>
+      <w:r>
+        <w:rPr>
+          <w:rStyle w:val="fontstyle01"/>
+          <w:sz w:val="22"/>
+          <w:szCs w:val="22"/>
+        </w:rPr>
+        <w:t>Data bus carries data in binary form between microprocessor and other external units such as memory.</w:t>
+      </w:r>
+      <w:r>
+        <w:rPr>
+          <w:rStyle w:val="fontstyle01"/>
+          <w:sz w:val="22"/>
+          <w:szCs w:val="22"/>
+        </w:rPr>
+        <w:t xml:space="preserve"> </w:t>
+      </w:r>
+      <w:r>
+        <w:rPr>
+          <w:rStyle w:val="fontstyle01"/>
+          <w:sz w:val="22"/>
+          <w:szCs w:val="22"/>
+        </w:rPr>
+        <w:t xml:space="preserve">Data bus is </w:t>
+      </w:r>
+      <w:r>
+        <w:rPr>
+          <w:rStyle w:val="fontstyle21"/>
+          <w:sz w:val="22"/>
+          <w:szCs w:val="22"/>
+        </w:rPr>
+        <w:t xml:space="preserve">bidirectional </w:t>
+      </w:r>
+      <w:r>
+        <w:rPr>
+          <w:rStyle w:val="fontstyle01"/>
+          <w:sz w:val="22"/>
+          <w:szCs w:val="22"/>
+        </w:rPr>
+        <w:t>in nature.</w:t>
+      </w:r>
+      <w:r>
+        <w:rPr>
+          <w:rStyle w:val="fontstyle01"/>
+          <w:sz w:val="22"/>
+          <w:szCs w:val="22"/>
+        </w:rPr>
+        <w:t xml:space="preserve"> </w:t>
+      </w:r>
+      <w:r>
+        <w:rPr>
+          <w:rStyle w:val="fontstyle01"/>
+          <w:sz w:val="22"/>
+          <w:szCs w:val="22"/>
+        </w:rPr>
+        <w:t>The data bus width of 8085 microprocessor is 8-bit</w:t>
+      </w:r>
+      <w:r>
+        <w:rPr>
+          <w:rStyle w:val="fontstyle01"/>
+          <w:sz w:val="22"/>
+          <w:szCs w:val="22"/>
+        </w:rPr>
+        <w:t xml:space="preserve">. </w:t>
+      </w:r>
+      <w:r>
+        <w:rPr>
+          <w:rStyle w:val="fontstyle01"/>
+          <w:sz w:val="22"/>
+          <w:szCs w:val="22"/>
+        </w:rPr>
+        <w:t>2^8 combination of binary digits and are typically identified as D0 – D7.</w:t>
+      </w:r>
+    </w:p>
+    <w:p>
+      <w:pPr>
+        <w:rPr>
+          <w:rFonts w:ascii="Calibri" w:eastAsia="Times New Roman" w:hAnsi="Calibri" w:cs="Calibri"/>
+          <w:color w:val="000000"/>
+        </w:rPr>
+      </w:pPr>
+      <w:r>
+        <w:rPr>
+          <w:rStyle w:val="fontstyle01"/>
+          <w:sz w:val="24"/>
+          <w:szCs w:val="24"/>
+        </w:rPr>
+        <w:t xml:space="preserve">• </w:t>
+      </w:r>
+      <w:r>
+        <w:rPr>
+          <w:rStyle w:val="fontstyle21"/>
+          <w:sz w:val="24"/>
+          <w:szCs w:val="24"/>
+        </w:rPr>
+        <w:t>Address Bus:</w:t>
+      </w:r>
+      <w:r>
+        <w:rPr>
+          <w:rStyle w:val="fontstyle21"/>
+          <w:sz w:val="24"/>
+          <w:szCs w:val="24"/>
+        </w:rPr>
+        <w:t xml:space="preserve"> </w:t>
+      </w:r>
+      <w:r>
+        <w:rPr>
+          <w:rFonts w:ascii="Calibri" w:eastAsia="Times New Roman" w:hAnsi="Calibri" w:cs="Calibri"/>
+          <w:color w:val="000000"/>
+        </w:rPr>
+        <w:t>The address bus carries addresses and is one-way</w:t>
+      </w:r>
+      <w:r>
+        <w:rPr>
+          <w:rFonts w:ascii="Calibri" w:eastAsia="Times New Roman" w:hAnsi="Calibri" w:cs="Calibri"/>
+          <w:color w:val="000000"/>
+        </w:rPr>
+        <w:t xml:space="preserve"> </w:t>
+      </w:r>
+      <w:r>
+        <w:rPr>
+          <w:rFonts w:ascii="Calibri" w:eastAsia="Times New Roman" w:hAnsi="Calibri" w:cs="Calibri"/>
+          <w:color w:val="000000"/>
+        </w:rPr>
+        <w:t>bus from microprocessor to the memory or other devices. 8085</w:t>
+      </w:r>
+      <w:r>
+        <w:rPr>
+          <w:rFonts w:ascii="Calibri" w:eastAsia="Times New Roman" w:hAnsi="Calibri" w:cs="Calibri"/>
+          <w:color w:val="000000"/>
+        </w:rPr>
+        <w:t xml:space="preserve"> </w:t>
+      </w:r>
+      <w:r>
+        <w:rPr>
+          <w:rFonts w:ascii="Calibri" w:eastAsia="Times New Roman" w:hAnsi="Calibri" w:cs="Calibri"/>
+          <w:color w:val="000000"/>
+        </w:rPr>
+        <w:t>microprocessors contain 16-bit address bus and are generally</w:t>
+      </w:r>
+      <w:r>
+        <w:rPr>
+          <w:rFonts w:ascii="Calibri" w:eastAsia="Times New Roman" w:hAnsi="Calibri" w:cs="Calibri"/>
+          <w:color w:val="000000"/>
+        </w:rPr>
+        <w:t xml:space="preserve"> </w:t>
+      </w:r>
+      <w:r>
+        <w:rPr>
+          <w:rFonts w:ascii="Calibri" w:eastAsia="Times New Roman" w:hAnsi="Calibri" w:cs="Calibri"/>
+          <w:color w:val="000000"/>
+        </w:rPr>
+        <w:t>identified as A0 - A15.</w:t>
+      </w:r>
+      <w:r>
+        <w:rPr>
+          <w:rFonts w:ascii="Calibri" w:eastAsia="Times New Roman" w:hAnsi="Calibri" w:cs="Calibri"/>
+          <w:color w:val="000000"/>
+        </w:rPr>
+        <w:t xml:space="preserve"> </w:t>
+      </w:r>
+      <w:r>
+        <w:rPr>
+          <w:rFonts w:ascii="Calibri" w:eastAsia="Times New Roman" w:hAnsi="Calibri" w:cs="Calibri"/>
+          <w:color w:val="000000"/>
+        </w:rPr>
+        <w:t>the eight data bits (D0 – D7) and</w:t>
+      </w:r>
+      <w:r>
+        <w:rPr>
+          <w:rFonts w:ascii="Calibri" w:eastAsia="Times New Roman" w:hAnsi="Calibri" w:cs="Calibri"/>
+          <w:color w:val="000000"/>
+        </w:rPr>
+        <w:t xml:space="preserve"> </w:t>
+      </w:r>
+      <w:r>
+        <w:rPr>
+          <w:rFonts w:ascii="Calibri" w:eastAsia="Times New Roman" w:hAnsi="Calibri" w:cs="Calibri"/>
+          <w:color w:val="000000"/>
+        </w:rPr>
+        <w:t>hence, they are bidirectional.</w:t>
+      </w:r>
+    </w:p>
+    <w:p>
+      <w:pPr>
+        <w:rPr>
+          <w:rFonts w:ascii="Calibri" w:eastAsia="Times New Roman" w:hAnsi="Calibri" w:cs="Calibri"/>
+          <w:color w:val="000000"/>
+        </w:rPr>
+      </w:pPr>
+      <w:r>
+        <w:rPr>
+          <w:noProof/>
+        </w:rPr>
+        <w:drawing>
+          <wp:anchor distT="0" distB="0" distL="114300" distR="114300" simplePos="0" relativeHeight="251667456" behindDoc="0" locked="0" layoutInCell="1" allowOverlap="1" wp14:anchorId="1CA00FC9" wp14:editId="44794052">
+            <wp:simplePos x="0" y="0"/>
+            <wp:positionH relativeFrom="margin">
+              <wp:posOffset>2191385</wp:posOffset>
+            </wp:positionH>
+            <wp:positionV relativeFrom="paragraph">
+              <wp:posOffset>394335</wp:posOffset>
+            </wp:positionV>
+            <wp:extent cx="2628900" cy="285750"/>
+            <wp:effectExtent l="0" t="0" r="0" b="0"/>
+            <wp:wrapNone/>
+            <wp:docPr id="10" name="Picture 10"/>
+            <wp:cNvGraphicFramePr>
+              <a:graphicFrameLocks xmlns:a="http://schemas.openxmlformats.org/drawingml/2006/main" noChangeAspect="1"/>
+            </wp:cNvGraphicFramePr>
+            <a:graphic xmlns:a="http://schemas.openxmlformats.org/drawingml/2006/main">
+              <a:graphicData uri="http://schemas.openxmlformats.org/drawingml/2006/picture">
+                <pic:pic xmlns:pic="http://schemas.openxmlformats.org/drawingml/2006/picture">
+                  <pic:nvPicPr>
+                    <pic:cNvPr id="1" name=""/>
+                    <pic:cNvPicPr/>
+                  </pic:nvPicPr>
+                  <pic:blipFill>
+                    <a:blip r:embed="rId17" cstate="print">
+                      <a:extLst>
+                        <a:ext uri="{28A0092B-C50C-407E-A947-70E740481C1C}">
+                          <a14:useLocalDpi xmlns:a14="http://schemas.microsoft.com/office/drawing/2010/main" val="0"/>
+                        </a:ext>
+                      </a:extLst>
+                    </a:blip>
+                    <a:stretch>
+                      <a:fillRect/>
+                    </a:stretch>
+                  </pic:blipFill>
+                  <pic:spPr>
+                    <a:xfrm>
+                      <a:off x="0" y="0"/>
+                      <a:ext cx="2628900" cy="285750"/>
+                    </a:xfrm>
+                    <a:prstGeom prst="rect">
+                      <a:avLst/>
+                    </a:prstGeom>
+                  </pic:spPr>
+                </pic:pic>
+              </a:graphicData>
+            </a:graphic>
+            <wp14:sizeRelH relativeFrom="margin">
+              <wp14:pctWidth>0</wp14:pctWidth>
+            </wp14:sizeRelH>
+            <wp14:sizeRelV relativeFrom="margin">
+              <wp14:pctHeight>0</wp14:pctHeight>
+            </wp14:sizeRelV>
+          </wp:anchor>
+        </w:drawing>
+      </w:r>
+      <w:r>
+        <w:rPr>
+          <w:rFonts w:ascii="Calibri" w:eastAsia="Times New Roman" w:hAnsi="Calibri" w:cs="Calibri"/>
+          <w:color w:val="000000"/>
+          <w:sz w:val="24"/>
+          <w:szCs w:val="24"/>
+        </w:rPr>
+        <w:t xml:space="preserve">• </w:t>
+      </w:r>
+      <w:r>
+        <w:rPr>
+          <w:rFonts w:ascii="Calibri-Bold" w:eastAsia="Times New Roman" w:hAnsi="Calibri-Bold" w:cs="Times New Roman"/>
+          <w:b/>
+          <w:bCs/>
+          <w:color w:val="000000"/>
+          <w:sz w:val="24"/>
+          <w:szCs w:val="24"/>
+        </w:rPr>
+        <w:t xml:space="preserve">Control Bus: </w:t>
+      </w:r>
+      <w:r>
+        <w:rPr>
+          <w:rFonts w:ascii="Calibri" w:eastAsia="Times New Roman" w:hAnsi="Calibri" w:cs="Calibri"/>
+          <w:color w:val="000000"/>
+        </w:rPr>
+        <w:t>The control bus carries control signals partly</w:t>
+      </w:r>
+      <w:r>
+        <w:rPr>
+          <w:rFonts w:ascii="Calibri" w:eastAsia="Times New Roman" w:hAnsi="Calibri" w:cs="Calibri"/>
+          <w:color w:val="000000"/>
+        </w:rPr>
+        <w:t xml:space="preserve"> </w:t>
+      </w:r>
+      <w:r>
+        <w:rPr>
+          <w:rFonts w:ascii="Calibri" w:eastAsia="Times New Roman" w:hAnsi="Calibri" w:cs="Calibri"/>
+          <w:color w:val="000000"/>
+        </w:rPr>
+        <w:t>unidirectional and partly bidirectional.</w:t>
+      </w:r>
+      <w:r>
+        <w:rPr>
+          <w:rFonts w:ascii="Calibri" w:eastAsia="Times New Roman" w:hAnsi="Calibri" w:cs="Calibri"/>
+          <w:color w:val="000000"/>
+        </w:rPr>
+        <w:t xml:space="preserve"> </w:t>
+      </w:r>
+      <w:r>
+        <w:rPr>
+          <w:rFonts w:ascii="Calibri" w:eastAsia="Times New Roman" w:hAnsi="Calibri" w:cs="Calibri"/>
+          <w:color w:val="000000"/>
+        </w:rPr>
+        <w:t>The following control and</w:t>
+      </w:r>
+      <w:r>
+        <w:rPr>
+          <w:rFonts w:ascii="Calibri" w:eastAsia="Times New Roman" w:hAnsi="Calibri" w:cs="Calibri"/>
+          <w:color w:val="000000"/>
+        </w:rPr>
+        <w:t xml:space="preserve"> </w:t>
+      </w:r>
+      <w:r>
+        <w:rPr>
+          <w:rFonts w:ascii="Calibri" w:eastAsia="Times New Roman" w:hAnsi="Calibri" w:cs="Calibri"/>
+          <w:color w:val="000000"/>
+        </w:rPr>
+        <w:t>status signals are used by 8085 processor:</w:t>
+      </w:r>
+    </w:p>
+    <w:p>
+      <w:pPr>
+        <w:spacing w:after="0" w:line="240" w:lineRule="auto"/>
+        <w:rPr>
+          <w:rFonts w:ascii="Calibri" w:eastAsia="Times New Roman" w:hAnsi="Calibri" w:cs="Calibri"/>
+          <w:color w:val="000000"/>
+        </w:rPr>
+      </w:pPr>
+      <w:r>
+        <w:rPr>
+          <w:rFonts w:ascii="Calibri" w:eastAsia="Times New Roman" w:hAnsi="Calibri" w:cs="Calibri"/>
+          <w:color w:val="000000"/>
+        </w:rPr>
+        <w:t>I. ALE (Address Latch Enable):</w:t>
+      </w:r>
+    </w:p>
+    <w:p>
+      <w:pPr>
+        <w:spacing w:after="0" w:line="240" w:lineRule="auto"/>
+        <w:rPr>
+          <w:rFonts w:ascii="Calibri" w:eastAsia="Times New Roman" w:hAnsi="Calibri" w:cs="Calibri"/>
+          <w:color w:val="000000"/>
+        </w:rPr>
+      </w:pPr>
+      <w:r>
+        <w:rPr>
+          <w:rFonts w:ascii="Calibri" w:eastAsia="Times New Roman" w:hAnsi="Calibri" w:cs="Calibri"/>
+          <w:color w:val="000000"/>
+        </w:rPr>
+        <w:t>II. RD (active low output): when the RD = 0, it will do read</w:t>
+      </w:r>
+      <w:r>
+        <w:rPr>
+          <w:rFonts w:ascii="Calibri" w:eastAsia="Times New Roman" w:hAnsi="Calibri" w:cs="Calibri"/>
+          <w:color w:val="000000"/>
+        </w:rPr>
+        <w:t xml:space="preserve"> </w:t>
+      </w:r>
+      <w:r>
+        <w:rPr>
+          <w:rFonts w:ascii="Calibri" w:eastAsia="Times New Roman" w:hAnsi="Calibri" w:cs="Calibri"/>
+          <w:color w:val="000000"/>
+        </w:rPr>
+        <w:t>operation.</w:t>
+      </w:r>
+    </w:p>
+    <w:p>
+      <w:pPr>
+        <w:spacing w:after="0" w:line="240" w:lineRule="auto"/>
+        <w:rPr>
+          <w:rFonts w:ascii="Calibri" w:eastAsia="Times New Roman" w:hAnsi="Calibri" w:cs="Calibri"/>
+          <w:color w:val="000000"/>
+        </w:rPr>
+      </w:pPr>
+      <w:r>
+        <w:rPr>
+          <w:noProof/>
+        </w:rPr>
+        <w:drawing>
+          <wp:anchor distT="0" distB="0" distL="114300" distR="114300" simplePos="0" relativeHeight="251668480" behindDoc="0" locked="0" layoutInCell="1" allowOverlap="1" wp14:anchorId="048BBF49" wp14:editId="3B8C9BE1">
+            <wp:simplePos x="0" y="0"/>
+            <wp:positionH relativeFrom="margin">
+              <wp:posOffset>4935220</wp:posOffset>
+            </wp:positionH>
+            <wp:positionV relativeFrom="paragraph">
+              <wp:posOffset>4445</wp:posOffset>
+            </wp:positionV>
+            <wp:extent cx="2219325" cy="765885"/>
+            <wp:effectExtent l="0" t="0" r="0" b="0"/>
+            <wp:wrapNone/>
+            <wp:docPr id="13" name="Picture 13"/>
+            <wp:cNvGraphicFramePr>
+              <a:graphicFrameLocks xmlns:a="http://schemas.openxmlformats.org/drawingml/2006/main" noChangeAspect="1"/>
+            </wp:cNvGraphicFramePr>
+            <a:graphic xmlns:a="http://schemas.openxmlformats.org/drawingml/2006/main">
+              <a:graphicData uri="http://schemas.openxmlformats.org/drawingml/2006/picture">
+                <pic:pic xmlns:pic="http://schemas.openxmlformats.org/drawingml/2006/picture">
+                  <pic:nvPicPr>
+                    <pic:cNvPr id="1" name=""/>
+                    <pic:cNvPicPr/>
+                  </pic:nvPicPr>
+                  <pic:blipFill>
+                    <a:blip r:embed="rId18">
+                      <a:extLst>
+                        <a:ext uri="{28A0092B-C50C-407E-A947-70E740481C1C}">
+                          <a14:useLocalDpi xmlns:a14="http://schemas.microsoft.com/office/drawing/2010/main" val="0"/>
+                        </a:ext>
+                      </a:extLst>
+                    </a:blip>
+                    <a:stretch>
+                      <a:fillRect/>
+                    </a:stretch>
+                  </pic:blipFill>
+                  <pic:spPr>
+                    <a:xfrm>
+                      <a:off x="0" y="0"/>
+                      <a:ext cx="2219325" cy="765885"/>
+                    </a:xfrm>
+                    <a:prstGeom prst="rect">
+                      <a:avLst/>
+                    </a:prstGeom>
+                  </pic:spPr>
+                </pic:pic>
+              </a:graphicData>
+            </a:graphic>
+            <wp14:sizeRelH relativeFrom="margin">
+              <wp14:pctWidth>0</wp14:pctWidth>
+            </wp14:sizeRelH>
+            <wp14:sizeRelV relativeFrom="margin">
+              <wp14:pctHeight>0</wp14:pctHeight>
+            </wp14:sizeRelV>
+          </wp:anchor>
+        </w:drawing>
+      </w:r>
+      <w:r>
+        <w:rPr>
+          <w:rFonts w:ascii="Calibri" w:eastAsia="Times New Roman" w:hAnsi="Calibri" w:cs="Calibri"/>
+          <w:color w:val="000000"/>
+        </w:rPr>
+        <w:t>III. WR (active low output): when the WR = 0, it will do write</w:t>
+      </w:r>
+      <w:r>
+        <w:rPr>
+          <w:rFonts w:ascii="Calibri" w:eastAsia="Times New Roman" w:hAnsi="Calibri" w:cs="Calibri"/>
+          <w:color w:val="000000"/>
+        </w:rPr>
+        <w:t xml:space="preserve"> </w:t>
+      </w:r>
+      <w:r>
+        <w:rPr>
+          <w:rFonts w:ascii="Calibri" w:eastAsia="Times New Roman" w:hAnsi="Calibri" w:cs="Calibri"/>
+          <w:color w:val="000000"/>
+        </w:rPr>
+        <w:t>operation.</w:t>
+      </w:r>
+    </w:p>
+    <w:p>
+      <w:pPr>
+        <w:spacing w:after="0" w:line="240" w:lineRule="auto"/>
+        <w:rPr>
+          <w:rFonts w:ascii="Calibri" w:eastAsia="Times New Roman" w:hAnsi="Calibri" w:cs="Calibri"/>
+          <w:color w:val="000000"/>
+        </w:rPr>
+      </w:pPr>
+      <w:r>
+        <w:rPr>
+          <w:rFonts w:ascii="Calibri" w:eastAsia="Times New Roman" w:hAnsi="Calibri" w:cs="Calibri"/>
+          <w:color w:val="000000"/>
+        </w:rPr>
+        <w:t>IV. IO/</w:t>
+      </w:r>
+      <w:proofErr w:type="gramStart"/>
+      <w:r>
+        <w:rPr>
+          <w:rFonts w:ascii="Calibri" w:eastAsia="Times New Roman" w:hAnsi="Calibri" w:cs="Calibri"/>
+          <w:color w:val="000000"/>
+        </w:rPr>
+        <w:t>M :</w:t>
+      </w:r>
+      <w:proofErr w:type="gramEnd"/>
+      <w:r>
+        <w:rPr>
+          <w:rFonts w:ascii="Calibri" w:eastAsia="Times New Roman" w:hAnsi="Calibri" w:cs="Calibri"/>
+          <w:color w:val="000000"/>
+        </w:rPr>
+        <w:t xml:space="preserve"> It is a signal that distinguishes between a memory</w:t>
+      </w:r>
+      <w:r>
+        <w:rPr>
+          <w:rFonts w:ascii="Calibri" w:eastAsia="Times New Roman" w:hAnsi="Calibri" w:cs="Calibri"/>
+          <w:color w:val="000000"/>
+        </w:rPr>
+        <w:t xml:space="preserve"> </w:t>
+      </w:r>
+      <w:r>
+        <w:rPr>
+          <w:rFonts w:ascii="Calibri" w:eastAsia="Times New Roman" w:hAnsi="Calibri" w:cs="Calibri"/>
+          <w:color w:val="000000"/>
+        </w:rPr>
+        <w:t xml:space="preserve">operation and an I/O </w:t>
+      </w:r>
+    </w:p>
+    <w:p>
+      <w:pPr>
+        <w:spacing w:after="0" w:line="240" w:lineRule="auto"/>
+        <w:rPr>
+          <w:rFonts w:ascii="Calibri" w:eastAsia="Times New Roman" w:hAnsi="Calibri" w:cs="Calibri"/>
+          <w:color w:val="000000"/>
+        </w:rPr>
+      </w:pPr>
+      <w:r>
+        <w:rPr>
+          <w:rFonts w:ascii="Calibri" w:eastAsia="Times New Roman" w:hAnsi="Calibri" w:cs="Calibri"/>
+          <w:color w:val="000000"/>
+        </w:rPr>
+        <w:t>operation.</w:t>
+      </w:r>
+    </w:p>
+    <w:p>
+      <w:pPr>
+        <w:spacing w:after="0" w:line="240" w:lineRule="auto"/>
+        <w:rPr>
+          <w:rFonts w:ascii="Calibri" w:eastAsia="Times New Roman" w:hAnsi="Calibri" w:cs="Calibri"/>
+          <w:color w:val="000000"/>
+        </w:rPr>
+      </w:pPr>
+      <w:r>
+        <w:rPr>
+          <w:rFonts w:ascii="Calibri" w:eastAsia="Times New Roman" w:hAnsi="Calibri" w:cs="Calibri"/>
+          <w:color w:val="000000"/>
+        </w:rPr>
+        <w:t>V. S1 and S0: These are status signals used to specify the type of</w:t>
+      </w:r>
+      <w:r>
+        <w:rPr>
+          <w:rFonts w:ascii="Calibri" w:eastAsia="Times New Roman" w:hAnsi="Calibri" w:cs="Calibri"/>
+          <w:color w:val="000000"/>
+        </w:rPr>
+        <w:t xml:space="preserve"> </w:t>
+      </w:r>
+      <w:r>
+        <w:rPr>
+          <w:rFonts w:ascii="Calibri" w:eastAsia="Times New Roman" w:hAnsi="Calibri" w:cs="Calibri"/>
+          <w:color w:val="000000"/>
+        </w:rPr>
+        <w:t>operation being</w:t>
+      </w:r>
+    </w:p>
+    <w:p>
+      <w:pPr>
+        <w:spacing w:after="0" w:line="240" w:lineRule="auto"/>
+        <w:rPr>
+          <w:rFonts w:ascii="Calibri" w:eastAsia="Times New Roman" w:hAnsi="Calibri" w:cs="Calibri"/>
+          <w:color w:val="000000"/>
+        </w:rPr>
+      </w:pPr>
+      <w:r>
+        <w:rPr>
+          <w:rFonts w:ascii="Calibri" w:eastAsia="Times New Roman" w:hAnsi="Calibri" w:cs="Calibri"/>
+          <w:color w:val="000000"/>
+        </w:rPr>
+        <w:t xml:space="preserve"> performed; they are listed in Table 1.</w:t>
+      </w:r>
+    </w:p>
+    <w:p>
+      <w:pPr>
+        <w:jc w:val="both"/>
+      </w:pPr>
+    </w:p>
+    <w:p>
+      <w:pPr>
+        <w:jc w:val="center"/>
+        <w:rPr>
+          <w:b/>
+          <w:bCs/>
+          <w:sz w:val="28"/>
+          <w:szCs w:val="28"/>
+        </w:rPr>
+      </w:pPr>
+      <w:r>
+        <w:rPr>
+          <w:b/>
+          <w:bCs/>
+          <w:sz w:val="28"/>
+          <w:szCs w:val="28"/>
+        </w:rPr>
+        <w:t>Pdf – 4</w:t>
+      </w:r>
+    </w:p>
+    <w:p>
+      <w:pPr>
+        <w:jc w:val="both"/>
+        <w:rPr>
+          <w:b/>
+          <w:bCs/>
+          <w:sz w:val="24"/>
+          <w:szCs w:val="24"/>
+        </w:rPr>
+      </w:pPr>
+      <w:r>
+        <w:rPr>
+          <w:b/>
+          <w:bCs/>
+          <w:sz w:val="24"/>
+          <w:szCs w:val="24"/>
+        </w:rPr>
+        <w:t>1. Function of control Unit of 8086.</w:t>
+      </w:r>
+    </w:p>
+    <w:p>
+      <w:pPr>
+        <w:jc w:val="both"/>
+        <w:rPr>
+          <w:rFonts w:ascii="Calibri" w:hAnsi="Calibri" w:cs="Calibri"/>
+          <w:color w:val="000000"/>
+        </w:rPr>
+      </w:pPr>
+      <w:r>
+        <w:rPr>
+          <w:rFonts w:ascii="Arial" w:hAnsi="Arial" w:cs="Arial"/>
+          <w:color w:val="2DA2BF"/>
+          <w:sz w:val="24"/>
+          <w:szCs w:val="24"/>
+        </w:rPr>
+        <w:t xml:space="preserve">• </w:t>
+      </w:r>
+      <w:r>
+        <w:rPr>
+          <w:rFonts w:ascii="Calibri" w:hAnsi="Calibri" w:cs="Calibri"/>
+          <w:b/>
+          <w:bCs/>
+          <w:color w:val="000000"/>
+          <w:sz w:val="24"/>
+          <w:szCs w:val="24"/>
+        </w:rPr>
+        <w:t>Data bus:</w:t>
+      </w:r>
+      <w:r>
+        <w:rPr>
+          <w:rFonts w:ascii="Calibri" w:hAnsi="Calibri" w:cs="Calibri"/>
+          <w:b/>
+          <w:bCs/>
+          <w:color w:val="000000"/>
+          <w:sz w:val="24"/>
+          <w:szCs w:val="24"/>
+        </w:rPr>
+        <w:t xml:space="preserve"> </w:t>
+      </w:r>
+      <w:r>
+        <w:rPr>
+          <w:rFonts w:ascii="Calibri" w:hAnsi="Calibri" w:cs="Calibri"/>
+          <w:color w:val="000000"/>
+        </w:rPr>
+        <w:t>Carries data in binary form between microprocessor and other external units and vise-versa.</w:t>
+      </w:r>
+      <w:r>
+        <w:t xml:space="preserve"> </w:t>
+      </w:r>
+      <w:r>
+        <w:rPr>
+          <w:rFonts w:ascii="Calibri" w:hAnsi="Calibri" w:cs="Calibri"/>
+          <w:b/>
+          <w:bCs/>
+          <w:color w:val="000000"/>
+        </w:rPr>
+        <w:t xml:space="preserve"> </w:t>
+      </w:r>
+      <w:r>
+        <w:rPr>
+          <w:rFonts w:ascii="Calibri" w:hAnsi="Calibri" w:cs="Calibri"/>
+          <w:color w:val="000000"/>
+        </w:rPr>
+        <w:t>The data bus width of 8086 microprocessor is 16-bit</w:t>
+      </w:r>
+      <w:r>
+        <w:rPr>
+          <w:rFonts w:ascii="Calibri" w:hAnsi="Calibri" w:cs="Calibri"/>
+          <w:color w:val="000000"/>
+        </w:rPr>
+        <w:t xml:space="preserve">. </w:t>
+      </w:r>
+      <w:r>
+        <w:rPr>
+          <w:rFonts w:ascii="Calibri" w:hAnsi="Calibri" w:cs="Calibri"/>
+          <w:color w:val="000000"/>
+        </w:rPr>
+        <w:t>2^16 combination of binary digits and are typically identified as D0 – D15.</w:t>
+      </w:r>
+    </w:p>
+    <w:p>
+      <w:pPr>
+        <w:rPr>
+          <w:rFonts w:ascii="Calibri" w:eastAsia="Times New Roman" w:hAnsi="Calibri" w:cs="Calibri"/>
+          <w:color w:val="000000"/>
+        </w:rPr>
+      </w:pPr>
+      <w:r>
+        <w:rPr>
+          <w:rFonts w:ascii="Arial" w:hAnsi="Arial" w:cs="Arial"/>
+          <w:color w:val="2DA2BF"/>
+          <w:sz w:val="24"/>
+          <w:szCs w:val="24"/>
+        </w:rPr>
+        <w:t xml:space="preserve">• </w:t>
+      </w:r>
+      <w:r>
+        <w:rPr>
+          <w:rFonts w:ascii="Calibri" w:hAnsi="Calibri" w:cs="Calibri"/>
+          <w:b/>
+          <w:bCs/>
+          <w:color w:val="000000"/>
+          <w:sz w:val="24"/>
+          <w:szCs w:val="24"/>
+        </w:rPr>
+        <w:t>Address Bus:</w:t>
+      </w:r>
+      <w:r>
+        <w:rPr>
+          <w:rFonts w:ascii="Calibri" w:hAnsi="Calibri" w:cs="Calibri"/>
+          <w:b/>
+          <w:bCs/>
+          <w:color w:val="000000"/>
+          <w:sz w:val="24"/>
+          <w:szCs w:val="24"/>
+        </w:rPr>
+        <w:t xml:space="preserve"> </w:t>
+      </w:r>
+      <w:r>
+        <w:rPr>
+          <w:rFonts w:ascii="Calibri" w:eastAsia="Times New Roman" w:hAnsi="Calibri" w:cs="Calibri"/>
+          <w:color w:val="000000"/>
+        </w:rPr>
+        <w:t xml:space="preserve">It contain </w:t>
+      </w:r>
+      <w:proofErr w:type="gramStart"/>
+      <w:r>
+        <w:rPr>
+          <w:rFonts w:ascii="Calibri" w:eastAsia="Times New Roman" w:hAnsi="Calibri" w:cs="Calibri"/>
+          <w:color w:val="000000"/>
+        </w:rPr>
+        <w:t>20 bit</w:t>
+      </w:r>
+      <w:proofErr w:type="gramEnd"/>
+      <w:r>
+        <w:rPr>
+          <w:rFonts w:ascii="Calibri" w:eastAsia="Times New Roman" w:hAnsi="Calibri" w:cs="Calibri"/>
+          <w:color w:val="000000"/>
+        </w:rPr>
+        <w:t xml:space="preserve"> address bus and identified as A0-A19.</w:t>
+      </w:r>
+    </w:p>
+    <w:p>
+      <w:pPr>
+        <w:spacing w:after="0" w:line="240" w:lineRule="auto"/>
+        <w:rPr>
+          <w:rFonts w:ascii="Calibri" w:eastAsia="Times New Roman" w:hAnsi="Calibri" w:cs="Calibri"/>
+          <w:color w:val="000000"/>
+        </w:rPr>
+      </w:pPr>
+      <w:r>
+        <w:rPr>
+          <w:rFonts w:ascii="Courier New" w:eastAsia="Times New Roman" w:hAnsi="Courier New" w:cs="Courier New"/>
+          <w:color w:val="2DA2BF"/>
+        </w:rPr>
+        <w:t xml:space="preserve">o </w:t>
+      </w:r>
+      <w:r>
+        <w:rPr>
+          <w:rFonts w:ascii="Calibri" w:eastAsia="Times New Roman" w:hAnsi="Calibri" w:cs="Calibri"/>
+          <w:b/>
+          <w:bCs/>
+          <w:color w:val="000000"/>
+        </w:rPr>
+        <w:t xml:space="preserve">(AD0 –AD15) [Address/data bus]: </w:t>
+      </w:r>
+      <w:r>
+        <w:rPr>
+          <w:rFonts w:ascii="Calibri" w:eastAsia="Times New Roman" w:hAnsi="Calibri" w:cs="Calibri"/>
+          <w:color w:val="000000"/>
+        </w:rPr>
+        <w:t xml:space="preserve">address bus </w:t>
+      </w:r>
+      <w:proofErr w:type="gramStart"/>
+      <w:r>
+        <w:rPr>
+          <w:rFonts w:ascii="Calibri" w:eastAsia="Times New Roman" w:hAnsi="Calibri" w:cs="Calibri"/>
+          <w:color w:val="000000"/>
+        </w:rPr>
+        <w:t>are</w:t>
+      </w:r>
+      <w:proofErr w:type="gramEnd"/>
+      <w:r>
+        <w:rPr>
+          <w:rFonts w:ascii="Calibri" w:eastAsia="Times New Roman" w:hAnsi="Calibri" w:cs="Calibri"/>
+          <w:color w:val="000000"/>
+        </w:rPr>
+        <w:t xml:space="preserve"> multiplexed with (D0-D15) data bus.</w:t>
+      </w:r>
+    </w:p>
+    <w:p>
+      <w:pPr>
+        <w:jc w:val="both"/>
+        <w:rPr>
+          <w:b/>
+          <w:bCs/>
+        </w:rPr>
+      </w:pPr>
+      <w:r>
+        <w:rPr>
+          <w:rFonts w:ascii="Courier New" w:eastAsia="Times New Roman" w:hAnsi="Courier New" w:cs="Courier New"/>
+          <w:color w:val="2DA2BF"/>
+        </w:rPr>
+        <w:t xml:space="preserve">o </w:t>
+      </w:r>
+      <w:r>
+        <w:rPr>
+          <w:rFonts w:ascii="Calibri" w:eastAsia="Times New Roman" w:hAnsi="Calibri" w:cs="Calibri"/>
+          <w:b/>
+          <w:bCs/>
+          <w:color w:val="000000"/>
+        </w:rPr>
+        <w:t xml:space="preserve">(A16/S3 –A19/S6) [Address/status bus]: </w:t>
+      </w:r>
+      <w:r>
+        <w:rPr>
+          <w:rFonts w:ascii="Calibri" w:eastAsia="Times New Roman" w:hAnsi="Calibri" w:cs="Calibri"/>
+          <w:color w:val="000000"/>
+        </w:rPr>
+        <w:t>there are 4 address/status bus.</w:t>
+      </w:r>
+    </w:p>
+    <w:p>
+      <w:pPr>
+        <w:jc w:val="both"/>
+        <w:rPr>
+          <w:rFonts w:ascii="Calibri" w:hAnsi="Calibri" w:cs="Calibri"/>
+          <w:color w:val="000000"/>
+        </w:rPr>
+      </w:pPr>
+      <w:r>
+        <w:rPr>
+          <w:rFonts w:ascii="Arial" w:hAnsi="Arial" w:cs="Arial"/>
+          <w:color w:val="2DA2BF"/>
+          <w:sz w:val="24"/>
+          <w:szCs w:val="24"/>
+        </w:rPr>
+        <w:t xml:space="preserve">• </w:t>
+      </w:r>
+      <w:r>
+        <w:rPr>
+          <w:rFonts w:ascii="Calibri" w:hAnsi="Calibri" w:cs="Calibri"/>
+          <w:b/>
+          <w:bCs/>
+          <w:color w:val="000000"/>
+          <w:sz w:val="24"/>
+          <w:szCs w:val="24"/>
+        </w:rPr>
+        <w:t>Control bus:</w:t>
+      </w:r>
+      <w:r>
+        <w:rPr>
+          <w:rFonts w:ascii="Calibri" w:hAnsi="Calibri" w:cs="Calibri"/>
+          <w:b/>
+          <w:bCs/>
+          <w:color w:val="000000"/>
+          <w:sz w:val="24"/>
+          <w:szCs w:val="24"/>
+        </w:rPr>
+        <w:t xml:space="preserve"> </w:t>
+      </w:r>
+      <w:r>
+        <w:rPr>
+          <w:rFonts w:ascii="Calibri" w:hAnsi="Calibri" w:cs="Calibri"/>
+          <w:color w:val="000000"/>
+        </w:rPr>
+        <w:t xml:space="preserve">Carries control signals. The following control and status signals used in 8086 </w:t>
+      </w:r>
+      <w:proofErr w:type="gramStart"/>
+      <w:r>
+        <w:rPr>
+          <w:rFonts w:ascii="Calibri" w:hAnsi="Calibri" w:cs="Calibri"/>
+          <w:color w:val="000000"/>
+        </w:rPr>
+        <w:t>microprocessor</w:t>
+      </w:r>
+      <w:proofErr w:type="gramEnd"/>
+      <w:r>
+        <w:rPr>
+          <w:rFonts w:ascii="Calibri" w:hAnsi="Calibri" w:cs="Calibri"/>
+          <w:color w:val="000000"/>
+        </w:rPr>
+        <w:t>.</w:t>
+      </w:r>
+    </w:p>
+    <w:p>
+      <w:pPr>
+        <w:jc w:val="both"/>
+        <w:rPr>
+          <w:rFonts w:ascii="Calibri" w:hAnsi="Calibri" w:cs="Calibri"/>
+          <w:b/>
+          <w:bCs/>
+          <w:color w:val="000000"/>
+          <w:sz w:val="24"/>
+          <w:szCs w:val="24"/>
+        </w:rPr>
+      </w:pPr>
+      <w:r>
+        <w:rPr>
+          <w:rFonts w:ascii="Calibri" w:hAnsi="Calibri" w:cs="Calibri"/>
+          <w:b/>
+          <w:bCs/>
+          <w:color w:val="000000"/>
+          <w:sz w:val="24"/>
+          <w:szCs w:val="24"/>
+        </w:rPr>
+        <w:t>Pin in max mode</w:t>
+      </w:r>
+      <w:r>
+        <w:rPr>
+          <w:rFonts w:ascii="Calibri" w:hAnsi="Calibri" w:cs="Calibri"/>
+          <w:b/>
+          <w:bCs/>
+          <w:color w:val="000000"/>
+          <w:sz w:val="24"/>
+          <w:szCs w:val="24"/>
+        </w:rPr>
+        <w:t xml:space="preserve">- </w:t>
+      </w:r>
+    </w:p>
+    <w:p>
+      <w:pPr>
+        <w:spacing w:after="0" w:line="240" w:lineRule="auto"/>
+        <w:rPr>
+          <w:rFonts w:ascii="Calibri" w:eastAsia="Times New Roman" w:hAnsi="Calibri" w:cs="Calibri"/>
+          <w:color w:val="000000"/>
+        </w:rPr>
+      </w:pPr>
+      <w:r>
+        <w:rPr>
+          <w:noProof/>
+        </w:rPr>
+        <w:drawing>
+          <wp:anchor distT="0" distB="0" distL="114300" distR="114300" simplePos="0" relativeHeight="251669504" behindDoc="0" locked="0" layoutInCell="1" allowOverlap="1" wp14:anchorId="0A5E2766" wp14:editId="5163A4D3">
+            <wp:simplePos x="0" y="0"/>
+            <wp:positionH relativeFrom="column">
+              <wp:posOffset>4878705</wp:posOffset>
+            </wp:positionH>
+            <wp:positionV relativeFrom="paragraph">
+              <wp:posOffset>46990</wp:posOffset>
+            </wp:positionV>
+            <wp:extent cx="1930230" cy="438150"/>
+            <wp:effectExtent l="0" t="0" r="0" b="0"/>
+            <wp:wrapNone/>
+            <wp:docPr id="14" name="Picture 14"/>
+            <wp:cNvGraphicFramePr>
+              <a:graphicFrameLocks xmlns:a="http://schemas.openxmlformats.org/drawingml/2006/main" noChangeAspect="1"/>
+            </wp:cNvGraphicFramePr>
+            <a:graphic xmlns:a="http://schemas.openxmlformats.org/drawingml/2006/main">
+              <a:graphicData uri="http://schemas.openxmlformats.org/drawingml/2006/picture">
+                <pic:pic xmlns:pic="http://schemas.openxmlformats.org/drawingml/2006/picture">
+                  <pic:nvPicPr>
+                    <pic:cNvPr id="1" name=""/>
+                    <pic:cNvPicPr/>
+                  </pic:nvPicPr>
+                  <pic:blipFill>
+                    <a:blip r:embed="rId19" cstate="print">
+                      <a:extLst>
+                        <a:ext uri="{28A0092B-C50C-407E-A947-70E740481C1C}">
+                          <a14:useLocalDpi xmlns:a14="http://schemas.microsoft.com/office/drawing/2010/main" val="0"/>
+                        </a:ext>
+                      </a:extLst>
+                    </a:blip>
+                    <a:stretch>
+                      <a:fillRect/>
+                    </a:stretch>
+                  </pic:blipFill>
+                  <pic:spPr>
+                    <a:xfrm>
+                      <a:off x="0" y="0"/>
+                      <a:ext cx="1930230" cy="438150"/>
+                    </a:xfrm>
+                    <a:prstGeom prst="rect">
+                      <a:avLst/>
+                    </a:prstGeom>
+                  </pic:spPr>
+                </pic:pic>
+              </a:graphicData>
+            </a:graphic>
+            <wp14:sizeRelH relativeFrom="margin">
+              <wp14:pctWidth>0</wp14:pctWidth>
+            </wp14:sizeRelH>
+            <wp14:sizeRelV relativeFrom="margin">
+              <wp14:pctHeight>0</wp14:pctHeight>
+            </wp14:sizeRelV>
+          </wp:anchor>
+        </w:drawing>
+      </w:r>
+      <w:r>
+        <w:rPr>
+          <w:rFonts w:ascii="Courier New" w:eastAsia="Times New Roman" w:hAnsi="Courier New" w:cs="Courier New"/>
+          <w:color w:val="2DA2BF"/>
+        </w:rPr>
+        <w:t xml:space="preserve">o </w:t>
+      </w:r>
+      <w:r>
+        <w:rPr>
+          <w:rFonts w:ascii="Calibri" w:eastAsia="Times New Roman" w:hAnsi="Calibri" w:cs="Calibri"/>
+          <w:color w:val="000000"/>
+        </w:rPr>
+        <w:t>BHE/S7- bus high enable is an active low signal, so it active when BHE= 0.</w:t>
+      </w:r>
+    </w:p>
+    <w:p>
+      <w:pPr>
+        <w:jc w:val="both"/>
+        <w:rPr>
+          <w:rFonts w:ascii="Calibri" w:eastAsia="Times New Roman" w:hAnsi="Calibri" w:cs="Calibri"/>
+          <w:color w:val="000000"/>
+        </w:rPr>
+      </w:pPr>
+      <w:r>
+        <w:rPr>
+          <w:rFonts w:ascii="Courier New" w:eastAsia="Times New Roman" w:hAnsi="Courier New" w:cs="Courier New"/>
+          <w:color w:val="2DA2BF"/>
+        </w:rPr>
+        <w:t xml:space="preserve">o </w:t>
+      </w:r>
+      <w:r>
+        <w:rPr>
+          <w:rFonts w:ascii="Calibri" w:eastAsia="Times New Roman" w:hAnsi="Calibri" w:cs="Calibri"/>
+          <w:color w:val="000000"/>
+        </w:rPr>
+        <w:t>RD- this is used for read operation when RD = 0.</w:t>
+      </w:r>
+      <w:r>
+        <w:rPr>
+          <w:noProof/>
+        </w:rPr>
+        <w:t xml:space="preserve"> </w:t>
+      </w:r>
+    </w:p>
+    <w:p>
+      <w:pPr>
+        <w:jc w:val="both"/>
+        <w:rPr>
+          <w:rFonts w:ascii="Calibri" w:hAnsi="Calibri" w:cs="Calibri"/>
+          <w:b/>
+          <w:bCs/>
+          <w:color w:val="000000"/>
+          <w:sz w:val="24"/>
+          <w:szCs w:val="24"/>
+        </w:rPr>
+      </w:pPr>
+      <w:r>
+        <w:rPr>
+          <w:rFonts w:ascii="Calibri" w:hAnsi="Calibri" w:cs="Calibri"/>
+          <w:b/>
+          <w:bCs/>
+          <w:color w:val="000000"/>
+          <w:sz w:val="24"/>
+          <w:szCs w:val="24"/>
+        </w:rPr>
+        <w:lastRenderedPageBreak/>
+        <w:t>Pin in min mode</w:t>
+      </w:r>
+      <w:r>
+        <w:rPr>
+          <w:rFonts w:ascii="Calibri" w:hAnsi="Calibri" w:cs="Calibri"/>
+          <w:b/>
+          <w:bCs/>
+          <w:color w:val="000000"/>
+          <w:sz w:val="24"/>
+          <w:szCs w:val="24"/>
+        </w:rPr>
+        <w:t xml:space="preserve">- </w:t>
+      </w:r>
+    </w:p>
+    <w:p>
+      <w:pPr>
+        <w:spacing w:after="0"/>
+        <w:jc w:val="both"/>
+        <w:rPr>
+          <w:rFonts w:ascii="Calibri" w:hAnsi="Calibri" w:cs="Calibri"/>
+          <w:color w:val="000000"/>
+        </w:rPr>
+      </w:pPr>
+      <w:r>
+        <w:rPr>
+          <w:noProof/>
+        </w:rPr>
+        <w:drawing>
+          <wp:anchor distT="0" distB="0" distL="114300" distR="114300" simplePos="0" relativeHeight="251670528" behindDoc="0" locked="0" layoutInCell="1" allowOverlap="1" wp14:anchorId="3788917E" wp14:editId="70FE003A">
+            <wp:simplePos x="0" y="0"/>
+            <wp:positionH relativeFrom="column">
+              <wp:posOffset>3011805</wp:posOffset>
+            </wp:positionH>
+            <wp:positionV relativeFrom="paragraph">
+              <wp:posOffset>113030</wp:posOffset>
+            </wp:positionV>
+            <wp:extent cx="1647644" cy="390525"/>
+            <wp:effectExtent l="0" t="0" r="0" b="0"/>
+            <wp:wrapNone/>
+            <wp:docPr id="15" name="Picture 15"/>
+            <wp:cNvGraphicFramePr>
+              <a:graphicFrameLocks xmlns:a="http://schemas.openxmlformats.org/drawingml/2006/main" noChangeAspect="1"/>
+            </wp:cNvGraphicFramePr>
+            <a:graphic xmlns:a="http://schemas.openxmlformats.org/drawingml/2006/main">
+              <a:graphicData uri="http://schemas.openxmlformats.org/drawingml/2006/picture">
+                <pic:pic xmlns:pic="http://schemas.openxmlformats.org/drawingml/2006/picture">
+                  <pic:nvPicPr>
+                    <pic:cNvPr id="1" name=""/>
+                    <pic:cNvPicPr/>
+                  </pic:nvPicPr>
+                  <pic:blipFill>
+                    <a:blip r:embed="rId20" cstate="print">
+                      <a:extLst>
+                        <a:ext uri="{28A0092B-C50C-407E-A947-70E740481C1C}">
+                          <a14:useLocalDpi xmlns:a14="http://schemas.microsoft.com/office/drawing/2010/main" val="0"/>
+                        </a:ext>
+                      </a:extLst>
+                    </a:blip>
+                    <a:stretch>
+                      <a:fillRect/>
+                    </a:stretch>
+                  </pic:blipFill>
+                  <pic:spPr>
+                    <a:xfrm>
+                      <a:off x="0" y="0"/>
+                      <a:ext cx="1647644" cy="390525"/>
+                    </a:xfrm>
+                    <a:prstGeom prst="rect">
+                      <a:avLst/>
+                    </a:prstGeom>
+                  </pic:spPr>
+                </pic:pic>
+              </a:graphicData>
+            </a:graphic>
+            <wp14:sizeRelH relativeFrom="margin">
+              <wp14:pctWidth>0</wp14:pctWidth>
+            </wp14:sizeRelH>
+            <wp14:sizeRelV relativeFrom="margin">
+              <wp14:pctHeight>0</wp14:pctHeight>
+            </wp14:sizeRelV>
+          </wp:anchor>
+        </w:drawing>
+      </w:r>
+      <w:r>
+        <w:rPr>
+          <w:rFonts w:ascii="Courier New" w:hAnsi="Courier New" w:cs="Courier New"/>
+          <w:color w:val="2DA2BF"/>
+        </w:rPr>
+        <w:t xml:space="preserve">o </w:t>
+      </w:r>
+      <w:r>
+        <w:rPr>
+          <w:rFonts w:ascii="Calibri" w:hAnsi="Calibri" w:cs="Calibri"/>
+          <w:b/>
+          <w:bCs/>
+          <w:color w:val="000000"/>
+        </w:rPr>
+        <w:t xml:space="preserve">WR- </w:t>
+      </w:r>
+      <w:r>
+        <w:rPr>
+          <w:rFonts w:ascii="Calibri" w:hAnsi="Calibri" w:cs="Calibri"/>
+          <w:color w:val="000000"/>
+        </w:rPr>
+        <w:t>0, then write operation active.</w:t>
+      </w:r>
+    </w:p>
+    <w:p>
+      <w:pPr>
+        <w:spacing w:after="0"/>
+        <w:jc w:val="both"/>
+      </w:pPr>
+      <w:r>
+        <w:rPr>
+          <w:rFonts w:ascii="Courier New" w:hAnsi="Courier New" w:cs="Courier New"/>
+          <w:color w:val="2DA2BF"/>
+        </w:rPr>
+        <w:t xml:space="preserve">o </w:t>
+      </w:r>
+      <w:r>
+        <w:rPr>
+          <w:rFonts w:ascii="Calibri" w:hAnsi="Calibri" w:cs="Calibri"/>
+          <w:b/>
+          <w:bCs/>
+          <w:color w:val="000000"/>
+        </w:rPr>
+        <w:t xml:space="preserve">ALE- </w:t>
+      </w:r>
+      <w:r>
+        <w:rPr>
+          <w:rFonts w:ascii="Calibri" w:hAnsi="Calibri" w:cs="Calibri"/>
+          <w:color w:val="000000"/>
+        </w:rPr>
+        <w:t>address appears on (AD0-AD15).</w:t>
+      </w:r>
+      <w:r>
+        <w:rPr>
+          <w:noProof/>
+        </w:rPr>
+        <w:t xml:space="preserve"> </w:t>
+      </w:r>
     </w:p>
     <w:sectPr>
       <w:pgSz w:w="11906" w:h="16838" w:code="9"/>
@@ -6416,6 +8113,51 @@
       </w:tblBorders>
     </w:tblPr>
   </w:style>
+  <w:style w:type="character" w:customStyle="1" w:styleId="fontstyle01">
+    <w:name w:val="fontstyle01"/>
+    <w:basedOn w:val="DefaultParagraphFont"/>
+    <w:rsid w:val="005B499D"/>
+    <w:rPr>
+      <w:rFonts w:ascii="Calibri" w:hAnsi="Calibri" w:cs="Calibri" w:hint="default"/>
+      <w:b w:val="0"/>
+      <w:bCs w:val="0"/>
+      <w:i w:val="0"/>
+      <w:iCs w:val="0"/>
+      <w:color w:val="000000"/>
+      <w:sz w:val="48"/>
+      <w:szCs w:val="48"/>
+    </w:rPr>
+  </w:style>
+  <w:style w:type="character" w:customStyle="1" w:styleId="fontstyle21">
+    <w:name w:val="fontstyle21"/>
+    <w:basedOn w:val="DefaultParagraphFont"/>
+    <w:rsid w:val="00397835"/>
+    <w:rPr>
+      <w:rFonts w:ascii="Calibri-Bold" w:hAnsi="Calibri-Bold" w:hint="default"/>
+      <w:b/>
+      <w:bCs/>
+      <w:i w:val="0"/>
+      <w:iCs w:val="0"/>
+      <w:color w:val="000000"/>
+      <w:sz w:val="48"/>
+      <w:szCs w:val="48"/>
+    </w:rPr>
+  </w:style>
+  <w:style w:type="character" w:customStyle="1" w:styleId="fontstyle31">
+    <w:name w:val="fontstyle31"/>
+    <w:basedOn w:val="DefaultParagraphFont"/>
+    <w:rsid w:val="0053773A"/>
+    <w:rPr>
+      <w:rFonts w:ascii="Calibri" w:hAnsi="Calibri" w:cs="Calibri" w:hint="default"/>
+      <w:b/>
+      <w:bCs/>
+      <w:i w:val="0"/>
+      <w:iCs w:val="0"/>
+      <w:color w:val="000000"/>
+      <w:sz w:val="56"/>
+      <w:szCs w:val="56"/>
+    </w:rPr>
+  </w:style>
 </w:styles>
 </file>
 

--- a/4th Semester/Microprocessor and Assembly Language/01 MId/4th Microprocessor Mid tearm.docx
+++ b/4th Semester/Microprocessor and Assembly Language/01 MId/4th Microprocessor Mid tearm.docx
@@ -4571,129 +4571,23 @@
     </w:p>
     <w:p>
       <w:pPr>
-        <w:rPr>
-          <w:sz w:val="24"/>
-          <w:szCs w:val="24"/>
-        </w:rPr>
-      </w:pPr>
-    </w:p>
-    <w:p>
-      <w:pPr>
         <w:jc w:val="center"/>
         <w:rPr>
           <w:b/>
           <w:bCs/>
           <w:sz w:val="28"/>
           <w:szCs w:val="28"/>
-        </w:rPr>
-      </w:pPr>
-    </w:p>
-    <w:p>
-      <w:pPr>
-        <w:jc w:val="center"/>
+          <w:u w:val="single"/>
+        </w:rPr>
+      </w:pPr>
+      <w:r>
         <w:rPr>
           <w:b/>
           <w:bCs/>
           <w:sz w:val="28"/>
           <w:szCs w:val="28"/>
-        </w:rPr>
-      </w:pPr>
-    </w:p>
-    <w:p>
-      <w:pPr>
-        <w:jc w:val="center"/>
-        <w:rPr>
-          <w:b/>
-          <w:bCs/>
-          <w:sz w:val="28"/>
-          <w:szCs w:val="28"/>
-        </w:rPr>
-      </w:pPr>
-    </w:p>
-    <w:p>
-      <w:pPr>
-        <w:jc w:val="center"/>
-        <w:rPr>
-          <w:b/>
-          <w:bCs/>
-          <w:sz w:val="28"/>
-          <w:szCs w:val="28"/>
-        </w:rPr>
-      </w:pPr>
-    </w:p>
-    <w:p>
-      <w:pPr>
-        <w:jc w:val="center"/>
-        <w:rPr>
-          <w:b/>
-          <w:bCs/>
-          <w:sz w:val="28"/>
-          <w:szCs w:val="28"/>
-        </w:rPr>
-      </w:pPr>
-    </w:p>
-    <w:p>
-      <w:pPr>
-        <w:jc w:val="center"/>
-        <w:rPr>
-          <w:b/>
-          <w:bCs/>
-          <w:sz w:val="28"/>
-          <w:szCs w:val="28"/>
-        </w:rPr>
-      </w:pPr>
-    </w:p>
-    <w:p>
-      <w:pPr>
-        <w:jc w:val="center"/>
-        <w:rPr>
-          <w:b/>
-          <w:bCs/>
-          <w:sz w:val="28"/>
-          <w:szCs w:val="28"/>
-        </w:rPr>
-      </w:pPr>
-    </w:p>
-    <w:p>
-      <w:pPr>
-        <w:jc w:val="center"/>
-        <w:rPr>
-          <w:b/>
-          <w:bCs/>
-          <w:sz w:val="28"/>
-          <w:szCs w:val="28"/>
-        </w:rPr>
-      </w:pPr>
-    </w:p>
-    <w:p>
-      <w:pPr>
-        <w:jc w:val="center"/>
-        <w:rPr>
-          <w:b/>
-          <w:bCs/>
-          <w:sz w:val="28"/>
-          <w:szCs w:val="28"/>
-        </w:rPr>
-      </w:pPr>
-    </w:p>
-    <w:p>
-      <w:pPr>
-        <w:jc w:val="center"/>
-        <w:rPr>
-          <w:b/>
-          <w:bCs/>
-          <w:sz w:val="28"/>
-          <w:szCs w:val="28"/>
-        </w:rPr>
-      </w:pPr>
-      <w:r>
-        <w:rPr>
-          <w:b/>
-          <w:bCs/>
-          <w:sz w:val="28"/>
-          <w:szCs w:val="28"/>
-        </w:rPr>
-        <w:lastRenderedPageBreak/>
+          <w:u w:val="single"/>
+        </w:rPr>
         <w:t>Pdf – 3</w:t>
       </w:r>
     </w:p>
@@ -5232,14 +5126,6 @@
     </w:p>
     <w:p>
       <w:pPr>
-        <w:rPr>
-          <w:rFonts w:ascii="Calibri" w:eastAsia="Times New Roman" w:hAnsi="Calibri" w:cs="Calibri"/>
-          <w:color w:val="000000"/>
-        </w:rPr>
-      </w:pPr>
-    </w:p>
-    <w:p>
-      <w:pPr>
         <w:jc w:val="both"/>
         <w:rPr>
           <w:b/>
@@ -5255,6 +5141,7 @@
           <w:sz w:val="24"/>
           <w:szCs w:val="24"/>
         </w:rPr>
+        <w:lastRenderedPageBreak/>
         <w:t>2. Functions of Control Unit of 8085.</w:t>
       </w:r>
     </w:p>
@@ -5338,39 +5225,7 @@
           <w:sz w:val="22"/>
           <w:szCs w:val="22"/>
         </w:rPr>
-        <w:t>in nature.</w:t>
-      </w:r>
-      <w:r>
-        <w:rPr>
-          <w:rStyle w:val="fontstyle01"/>
-          <w:sz w:val="22"/>
-          <w:szCs w:val="22"/>
-        </w:rPr>
-        <w:t xml:space="preserve"> </w:t>
-      </w:r>
-      <w:r>
-        <w:rPr>
-          <w:rStyle w:val="fontstyle01"/>
-          <w:sz w:val="22"/>
-          <w:szCs w:val="22"/>
-        </w:rPr>
-        <w:t>The data bus width of 8085 microprocessor is 8-bit</w:t>
-      </w:r>
-      <w:r>
-        <w:rPr>
-          <w:rStyle w:val="fontstyle01"/>
-          <w:sz w:val="22"/>
-          <w:szCs w:val="22"/>
-        </w:rPr>
-        <w:t xml:space="preserve">. </w:t>
-      </w:r>
-      <w:r>
-        <w:rPr>
-          <w:rStyle w:val="fontstyle01"/>
-          <w:sz w:val="22"/>
-          <w:szCs w:val="22"/>
-        </w:rPr>
-        <w:t>2^8 combination of binary digits and are typically identified as D0 – D7.</w:t>
+        <w:t>in nature. The data bus width of 8085 microprocessor is 8-bit. 2^8 combination of binary digits and are typically identified as D0 – D7.</w:t>
       </w:r>
     </w:p>
     <w:p>
@@ -5876,6 +5731,7 @@
           <w:bCs/>
           <w:sz w:val="28"/>
           <w:szCs w:val="28"/>
+          <w:u w:val="single"/>
         </w:rPr>
       </w:pPr>
       <w:r>
@@ -5884,6 +5740,7 @@
           <w:bCs/>
           <w:sz w:val="28"/>
           <w:szCs w:val="28"/>
+          <w:u w:val="single"/>
         </w:rPr>
         <w:t>Pdf – 4</w:t>
       </w:r>
@@ -5971,21 +5828,7 @@
           <w:rFonts w:ascii="Calibri" w:hAnsi="Calibri" w:cs="Calibri"/>
           <w:color w:val="000000"/>
         </w:rPr>
-        <w:t>The data bus width of 8086 microprocessor is 16-bit</w:t>
-      </w:r>
-      <w:r>
-        <w:rPr>
-          <w:rFonts w:ascii="Calibri" w:hAnsi="Calibri" w:cs="Calibri"/>
-          <w:color w:val="000000"/>
-        </w:rPr>
-        <w:t xml:space="preserve">. </w:t>
-      </w:r>
-      <w:r>
-        <w:rPr>
-          <w:rFonts w:ascii="Calibri" w:hAnsi="Calibri" w:cs="Calibri"/>
-          <w:color w:val="000000"/>
-        </w:rPr>
-        <w:t>2^16 combination of binary digits and are typically identified as D0 – D15.</w:t>
+        <w:t>The data bus width of 8086 microprocessor is 16-bit. 2^16 combination of binary digits and are typically identified as D0 – D15.</w:t>
       </w:r>
     </w:p>
     <w:p>
@@ -6361,7 +6204,6 @@
           <w:sz w:val="24"/>
           <w:szCs w:val="24"/>
         </w:rPr>
-        <w:lastRenderedPageBreak/>
         <w:t>Pin in min mode</w:t>
       </w:r>
       <w:r>
@@ -6390,16 +6232,16 @@
           <w:noProof/>
         </w:rPr>
         <w:drawing>
-          <wp:anchor distT="0" distB="0" distL="114300" distR="114300" simplePos="0" relativeHeight="251670528" behindDoc="0" locked="0" layoutInCell="1" allowOverlap="1" wp14:anchorId="3788917E" wp14:editId="70FE003A">
+          <wp:anchor distT="0" distB="0" distL="114300" distR="114300" simplePos="0" relativeHeight="251670528" behindDoc="0" locked="0" layoutInCell="1" allowOverlap="1" wp14:anchorId="3788917E" wp14:editId="23A21F06">
             <wp:simplePos x="0" y="0"/>
             <wp:positionH relativeFrom="column">
-              <wp:posOffset>3011805</wp:posOffset>
+              <wp:posOffset>3011804</wp:posOffset>
             </wp:positionH>
             <wp:positionV relativeFrom="paragraph">
-              <wp:posOffset>113030</wp:posOffset>
+              <wp:posOffset>84456</wp:posOffset>
             </wp:positionV>
-            <wp:extent cx="1647644" cy="390525"/>
-            <wp:effectExtent l="0" t="0" r="0" b="0"/>
+            <wp:extent cx="1767749" cy="418992"/>
+            <wp:effectExtent l="0" t="0" r="4445" b="635"/>
             <wp:wrapNone/>
             <wp:docPr id="15" name="Picture 15"/>
             <wp:cNvGraphicFramePr>
@@ -6427,7 +6269,7 @@
                   <pic:spPr>
                     <a:xfrm>
                       <a:off x="0" y="0"/>
-                      <a:ext cx="1647644" cy="390525"/>
+                      <a:ext cx="1813436" cy="429821"/>
                     </a:xfrm>
                     <a:prstGeom prst="rect">
                       <a:avLst/>
@@ -6473,12 +6315,16 @@
       <w:pPr>
         <w:spacing w:after="0"/>
         <w:jc w:val="both"/>
-      </w:pPr>
-      <w:r>
         <w:rPr>
           <w:rFonts w:ascii="Courier New" w:hAnsi="Courier New" w:cs="Courier New"/>
           <w:color w:val="2DA2BF"/>
         </w:rPr>
+      </w:pPr>
+      <w:r>
+        <w:rPr>
+          <w:rFonts w:ascii="Courier New" w:hAnsi="Courier New" w:cs="Courier New"/>
+          <w:color w:val="2DA2BF"/>
+        </w:rPr>
         <w:t xml:space="preserve">o </w:t>
       </w:r>
       <w:r>
@@ -6503,6 +6349,1720 @@
         </w:rPr>
         <w:t xml:space="preserve"> </w:t>
       </w:r>
+    </w:p>
+    <w:p>
+      <w:pPr>
+        <w:rPr>
+          <w:rFonts w:ascii="Courier New" w:hAnsi="Courier New" w:cs="Courier New"/>
+          <w:color w:val="2DA2BF"/>
+        </w:rPr>
+      </w:pPr>
+    </w:p>
+    <w:p>
+      <w:pPr>
+        <w:jc w:val="center"/>
+        <w:rPr>
+          <w:b/>
+          <w:bCs/>
+          <w:sz w:val="28"/>
+          <w:szCs w:val="28"/>
+          <w:u w:val="single"/>
+        </w:rPr>
+      </w:pPr>
+      <w:r>
+        <w:rPr>
+          <w:b/>
+          <w:bCs/>
+          <w:sz w:val="28"/>
+          <w:szCs w:val="28"/>
+          <w:u w:val="single"/>
+        </w:rPr>
+        <w:t>Pdf- 5</w:t>
+      </w:r>
+    </w:p>
+    <w:p>
+      <w:pPr>
+        <w:rPr>
+          <w:b/>
+          <w:bCs/>
+          <w:sz w:val="24"/>
+          <w:szCs w:val="24"/>
+        </w:rPr>
+      </w:pPr>
+      <w:r>
+        <w:rPr>
+          <w:b/>
+          <w:bCs/>
+          <w:sz w:val="24"/>
+          <w:szCs w:val="24"/>
+        </w:rPr>
+        <w:t>1. What is Addressing Modes?</w:t>
+      </w:r>
+    </w:p>
+    <w:p>
+      <w:pPr>
+        <w:rPr>
+          <w:rFonts w:cstheme="minorHAnsi"/>
+          <w:color w:val="000000"/>
+        </w:rPr>
+      </w:pPr>
+      <w:r>
+        <w:rPr>
+          <w:b/>
+          <w:bCs/>
+          <w:sz w:val="24"/>
+          <w:szCs w:val="24"/>
+        </w:rPr>
+        <w:t xml:space="preserve">Ans:  </w:t>
+      </w:r>
+      <w:r>
+        <w:rPr>
+          <w:rFonts w:cstheme="minorHAnsi"/>
+          <w:color w:val="000000"/>
+        </w:rPr>
+        <w:t>The various formats of specifying the operands are called addressing modes.</w:t>
+      </w:r>
+    </w:p>
+    <w:p>
+      <w:pPr>
+        <w:rPr>
+          <w:rFonts w:cstheme="minorHAnsi"/>
+          <w:b/>
+          <w:bCs/>
+          <w:color w:val="000000"/>
+          <w:sz w:val="24"/>
+          <w:szCs w:val="24"/>
+        </w:rPr>
+      </w:pPr>
+      <w:r>
+        <w:rPr>
+          <w:rFonts w:cstheme="minorHAnsi"/>
+          <w:b/>
+          <w:bCs/>
+          <w:color w:val="000000"/>
+          <w:sz w:val="24"/>
+          <w:szCs w:val="24"/>
+        </w:rPr>
+        <w:t>2. Memory Addressing Modes.</w:t>
+      </w:r>
+    </w:p>
+    <w:p>
+      <w:pPr>
+        <w:rPr>
+          <w:rFonts w:cstheme="minorHAnsi"/>
+          <w:b/>
+          <w:bCs/>
+          <w:color w:val="000000"/>
+          <w:sz w:val="20"/>
+          <w:szCs w:val="20"/>
+        </w:rPr>
+      </w:pPr>
+      <w:r>
+        <w:rPr>
+          <w:rFonts w:cstheme="minorHAnsi"/>
+          <w:color w:val="000000"/>
+        </w:rPr>
+        <w:t>In this addressing mode, one operand (source or destination) of an instruction must be an address of a memory location, which will be calculated by PA.</w:t>
+      </w:r>
+    </w:p>
+    <w:p>
+      <w:pPr>
+        <w:rPr>
+          <w:rFonts w:ascii="Times New Roman" w:hAnsi="Times New Roman" w:cs="Times New Roman"/>
+          <w:b/>
+          <w:bCs/>
+          <w:color w:val="000000"/>
+        </w:rPr>
+      </w:pPr>
+      <w:r>
+        <w:rPr>
+          <w:rFonts w:ascii="Times New Roman" w:hAnsi="Times New Roman" w:cs="Times New Roman"/>
+          <w:b/>
+          <w:bCs/>
+          <w:color w:val="000000"/>
+        </w:rPr>
+        <w:t>PA= [Segment] x 10H + Offset</w:t>
+      </w:r>
+    </w:p>
+    <w:p>
+      <w:pPr>
+        <w:rPr>
+          <w:rFonts w:ascii="Times New Roman" w:hAnsi="Times New Roman" w:cs="Times New Roman"/>
+          <w:color w:val="000000"/>
+        </w:rPr>
+      </w:pPr>
+      <w:r>
+        <w:rPr>
+          <w:rFonts w:ascii="Times New Roman" w:hAnsi="Times New Roman" w:cs="Times New Roman"/>
+          <w:b/>
+          <w:bCs/>
+          <w:color w:val="000000"/>
+        </w:rPr>
+        <w:t xml:space="preserve">Example: </w:t>
+      </w:r>
+      <w:r>
+        <w:rPr>
+          <w:rFonts w:ascii="Times New Roman" w:hAnsi="Times New Roman" w:cs="Times New Roman"/>
+          <w:color w:val="000000"/>
+        </w:rPr>
+        <w:t>Offset or EA= [ARRAY] + [BX] + [SI] = 2AH + 5000H + 2000H = 702AH</w:t>
+      </w:r>
+    </w:p>
+    <w:p>
+      <w:pPr>
+        <w:rPr>
+          <w:rFonts w:ascii="Times New Roman" w:hAnsi="Times New Roman" w:cs="Times New Roman"/>
+          <w:color w:val="000000"/>
+        </w:rPr>
+      </w:pPr>
+    </w:p>
+    <w:p>
+      <w:pPr>
+        <w:rPr>
+          <w:rFonts w:cstheme="minorHAnsi"/>
+          <w:b/>
+          <w:bCs/>
+          <w:color w:val="000000"/>
+          <w:sz w:val="24"/>
+          <w:szCs w:val="24"/>
+        </w:rPr>
+      </w:pPr>
+      <w:r>
+        <w:rPr>
+          <w:rFonts w:cstheme="minorHAnsi"/>
+          <w:b/>
+          <w:bCs/>
+          <w:color w:val="000000"/>
+        </w:rPr>
+        <w:lastRenderedPageBreak/>
+        <w:t>3.</w:t>
+      </w:r>
+      <w:r>
+        <w:rPr>
+          <w:rFonts w:ascii="Times New Roman" w:hAnsi="Times New Roman" w:cs="Times New Roman"/>
+          <w:color w:val="000000"/>
+        </w:rPr>
+        <w:t xml:space="preserve"> </w:t>
+      </w:r>
+      <w:r>
+        <w:rPr>
+          <w:rFonts w:cstheme="minorHAnsi"/>
+          <w:b/>
+          <w:bCs/>
+          <w:color w:val="000000"/>
+          <w:sz w:val="24"/>
+          <w:szCs w:val="24"/>
+        </w:rPr>
+        <w:t>Explain Six types of memory addressing mode.</w:t>
+      </w:r>
+    </w:p>
+    <w:p>
+      <w:pPr>
+        <w:rPr>
+          <w:rFonts w:cstheme="minorHAnsi"/>
+          <w:color w:val="000000"/>
+        </w:rPr>
+      </w:pPr>
+      <w:proofErr w:type="spellStart"/>
+      <w:r>
+        <w:rPr>
+          <w:rFonts w:cstheme="minorHAnsi"/>
+          <w:b/>
+          <w:bCs/>
+          <w:color w:val="000000"/>
+          <w:sz w:val="24"/>
+          <w:szCs w:val="24"/>
+        </w:rPr>
+        <w:t>i</w:t>
+      </w:r>
+      <w:proofErr w:type="spellEnd"/>
+      <w:r>
+        <w:rPr>
+          <w:rFonts w:cstheme="minorHAnsi"/>
+          <w:b/>
+          <w:bCs/>
+          <w:color w:val="000000"/>
+          <w:sz w:val="24"/>
+          <w:szCs w:val="24"/>
+        </w:rPr>
+        <w:t xml:space="preserve">. Direct or Displacement Addressing mode: </w:t>
+      </w:r>
+      <w:r>
+        <w:rPr>
+          <w:rFonts w:cstheme="minorHAnsi"/>
+          <w:color w:val="000000"/>
+        </w:rPr>
+        <w:t>In this mode, the EA is directly given in the instruction.</w:t>
+      </w:r>
+      <w:r>
+        <w:rPr>
+          <w:rFonts w:cstheme="minorHAnsi"/>
+          <w:color w:val="000000"/>
+        </w:rPr>
+        <w:t xml:space="preserve"> </w:t>
+      </w:r>
+    </w:p>
+    <w:p>
+      <w:pPr>
+        <w:rPr>
+          <w:rFonts w:cstheme="minorHAnsi"/>
+          <w:color w:val="000000"/>
+        </w:rPr>
+      </w:pPr>
+      <w:r>
+        <w:rPr>
+          <w:rFonts w:cstheme="minorHAnsi"/>
+          <w:b/>
+          <w:bCs/>
+          <w:color w:val="000000"/>
+        </w:rPr>
+        <w:t xml:space="preserve">Example: </w:t>
+      </w:r>
+      <w:r>
+        <w:rPr>
+          <w:rFonts w:cstheme="minorHAnsi"/>
+          <w:color w:val="000000"/>
+        </w:rPr>
+        <w:t>MOV AX,</w:t>
+      </w:r>
+      <w:r>
+        <w:rPr>
+          <w:rFonts w:cstheme="minorHAnsi"/>
+          <w:color w:val="000000"/>
+        </w:rPr>
+        <w:t xml:space="preserve"> </w:t>
+      </w:r>
+      <w:r>
+        <w:rPr>
+          <w:rFonts w:cstheme="minorHAnsi"/>
+          <w:color w:val="000000"/>
+        </w:rPr>
+        <w:t>[0500]; EA=0500H, AX will get data from 0500H address.</w:t>
+      </w:r>
+    </w:p>
+    <w:p>
+      <w:pPr>
+        <w:rPr>
+          <w:rFonts w:cstheme="minorHAnsi"/>
+          <w:color w:val="000000"/>
+        </w:rPr>
+      </w:pPr>
+      <w:r>
+        <w:rPr>
+          <w:rFonts w:cstheme="minorHAnsi"/>
+          <w:b/>
+          <w:bCs/>
+          <w:color w:val="000000"/>
+          <w:sz w:val="24"/>
+          <w:szCs w:val="24"/>
+        </w:rPr>
+        <w:t xml:space="preserve">ii. Register Indirect Addressing mode: </w:t>
+      </w:r>
+      <w:r>
+        <w:rPr>
+          <w:rFonts w:cstheme="minorHAnsi"/>
+          <w:color w:val="000000"/>
+        </w:rPr>
+        <w:t>In this mode, the EA is in SI, DI or BX, which is calculated by PA</w:t>
+      </w:r>
+      <w:r>
+        <w:rPr>
+          <w:rFonts w:cstheme="minorHAnsi"/>
+          <w:color w:val="000000"/>
+        </w:rPr>
+        <w:t xml:space="preserve">. </w:t>
+      </w:r>
+      <w:r>
+        <w:rPr>
+          <w:rFonts w:cstheme="minorHAnsi"/>
+          <w:color w:val="000000"/>
+        </w:rPr>
+        <w:t xml:space="preserve"> </w:t>
+      </w:r>
+    </w:p>
+    <w:p>
+      <w:pPr>
+        <w:rPr>
+          <w:rFonts w:cstheme="minorHAnsi"/>
+          <w:b/>
+          <w:bCs/>
+          <w:color w:val="000000"/>
+          <w:sz w:val="18"/>
+          <w:szCs w:val="18"/>
+        </w:rPr>
+      </w:pPr>
+      <w:r>
+        <w:rPr>
+          <w:rFonts w:cstheme="minorHAnsi"/>
+          <w:b/>
+          <w:bCs/>
+          <w:color w:val="000000"/>
+        </w:rPr>
+        <w:t>PA= [DS] x 10H+EA</w:t>
+      </w:r>
+    </w:p>
+    <w:p>
+      <w:pPr>
+        <w:rPr>
+          <w:rFonts w:cstheme="minorHAnsi"/>
+          <w:color w:val="000000"/>
+        </w:rPr>
+      </w:pPr>
+      <w:r>
+        <w:rPr>
+          <w:rFonts w:cstheme="minorHAnsi"/>
+          <w:b/>
+          <w:bCs/>
+          <w:color w:val="000000"/>
+        </w:rPr>
+        <w:t xml:space="preserve">Example: </w:t>
+      </w:r>
+      <w:r>
+        <w:rPr>
+          <w:rFonts w:cstheme="minorHAnsi"/>
+          <w:color w:val="000000"/>
+        </w:rPr>
+        <w:t>MOV AL,</w:t>
+      </w:r>
+      <w:r>
+        <w:rPr>
+          <w:rFonts w:cstheme="minorHAnsi"/>
+          <w:color w:val="000000"/>
+        </w:rPr>
+        <w:t xml:space="preserve"> </w:t>
+      </w:r>
+      <w:r>
+        <w:rPr>
+          <w:rFonts w:cstheme="minorHAnsi"/>
+          <w:color w:val="000000"/>
+        </w:rPr>
+        <w:t>[SI]; Calculated PA=21200H is the address of memory location</w:t>
+      </w:r>
+      <w:r>
+        <w:rPr>
+          <w:rFonts w:cstheme="minorHAnsi"/>
+          <w:color w:val="000000"/>
+        </w:rPr>
+        <w:t>.</w:t>
+      </w:r>
+    </w:p>
+    <w:p>
+      <w:pPr>
+        <w:spacing w:after="0" w:line="240" w:lineRule="auto"/>
+        <w:rPr>
+          <w:rFonts w:eastAsia="Times New Roman" w:cstheme="minorHAnsi"/>
+          <w:color w:val="000000"/>
+        </w:rPr>
+      </w:pPr>
+      <w:r>
+        <w:rPr>
+          <w:rFonts w:eastAsia="Times New Roman" w:cstheme="minorHAnsi"/>
+          <w:b/>
+          <w:bCs/>
+          <w:color w:val="000000"/>
+          <w:sz w:val="24"/>
+          <w:szCs w:val="24"/>
+        </w:rPr>
+        <w:t xml:space="preserve">iii. Based Addressing mode: </w:t>
+      </w:r>
+      <w:r>
+        <w:rPr>
+          <w:rFonts w:eastAsia="Times New Roman" w:cstheme="minorHAnsi"/>
+          <w:color w:val="000000"/>
+        </w:rPr>
+        <w:t>In this mode, the EA is calculated by adding the contents of BX or BP and a displacement (variable).</w:t>
+      </w:r>
+    </w:p>
+    <w:p>
+      <w:pPr>
+        <w:rPr>
+          <w:rFonts w:eastAsia="Times New Roman" w:cstheme="minorHAnsi"/>
+          <w:b/>
+          <w:bCs/>
+          <w:color w:val="000000"/>
+        </w:rPr>
+      </w:pPr>
+      <w:r>
+        <w:rPr>
+          <w:rFonts w:eastAsia="Times New Roman" w:cstheme="minorHAnsi"/>
+          <w:b/>
+          <w:bCs/>
+          <w:color w:val="000000"/>
+        </w:rPr>
+        <w:t>So, PA= [DS]x10H+EA</w:t>
+      </w:r>
+    </w:p>
+    <w:p>
+      <w:pPr>
+        <w:rPr>
+          <w:rFonts w:cstheme="minorHAnsi"/>
+          <w:color w:val="000000"/>
+        </w:rPr>
+      </w:pPr>
+      <w:r>
+        <w:rPr>
+          <w:rFonts w:cstheme="minorHAnsi"/>
+          <w:b/>
+          <w:bCs/>
+          <w:color w:val="000000"/>
+        </w:rPr>
+        <w:t xml:space="preserve">Example: </w:t>
+      </w:r>
+      <w:r>
+        <w:rPr>
+          <w:rFonts w:cstheme="minorHAnsi"/>
+          <w:color w:val="000000"/>
+        </w:rPr>
+        <w:t xml:space="preserve">MOV </w:t>
+      </w:r>
+      <w:proofErr w:type="gramStart"/>
+      <w:r>
+        <w:rPr>
+          <w:rFonts w:cstheme="minorHAnsi"/>
+          <w:color w:val="000000"/>
+        </w:rPr>
+        <w:t>BL,ARRAY</w:t>
+      </w:r>
+      <w:proofErr w:type="gramEnd"/>
+      <w:r>
+        <w:rPr>
+          <w:rFonts w:cstheme="minorHAnsi"/>
+          <w:color w:val="000000"/>
+        </w:rPr>
+        <w:t>[BX]; Calculated PA=32105H is the address of memory location</w:t>
+      </w:r>
+    </w:p>
+    <w:p>
+      <w:pPr>
+        <w:spacing w:after="0" w:line="240" w:lineRule="auto"/>
+        <w:rPr>
+          <w:rFonts w:eastAsia="Times New Roman" w:cstheme="minorHAnsi"/>
+          <w:color w:val="000000"/>
+        </w:rPr>
+      </w:pPr>
+      <w:r>
+        <w:rPr>
+          <w:rFonts w:eastAsia="Times New Roman" w:cstheme="minorHAnsi"/>
+          <w:b/>
+          <w:bCs/>
+          <w:color w:val="000000"/>
+          <w:sz w:val="24"/>
+          <w:szCs w:val="24"/>
+        </w:rPr>
+        <w:t xml:space="preserve">iv. Indexed Addressing mode: </w:t>
+      </w:r>
+      <w:r>
+        <w:rPr>
+          <w:rFonts w:eastAsia="Times New Roman" w:cstheme="minorHAnsi"/>
+          <w:color w:val="000000"/>
+        </w:rPr>
+        <w:t>In this mode, the EA is calculated by adding the contents of SI or DI and a displacement (variable).</w:t>
+      </w:r>
+    </w:p>
+    <w:p>
+      <w:pPr>
+        <w:rPr>
+          <w:rFonts w:eastAsia="Times New Roman" w:cstheme="minorHAnsi"/>
+          <w:b/>
+          <w:bCs/>
+          <w:color w:val="000000"/>
+        </w:rPr>
+      </w:pPr>
+      <w:r>
+        <w:rPr>
+          <w:rFonts w:eastAsia="Times New Roman" w:cstheme="minorHAnsi"/>
+          <w:b/>
+          <w:bCs/>
+          <w:color w:val="000000"/>
+        </w:rPr>
+        <w:t>So, PA= [DS]x10H+EA</w:t>
+      </w:r>
+    </w:p>
+    <w:p>
+      <w:pPr>
+        <w:rPr>
+          <w:rFonts w:cstheme="minorHAnsi"/>
+          <w:color w:val="000000"/>
+        </w:rPr>
+      </w:pPr>
+      <w:r>
+        <w:rPr>
+          <w:rFonts w:cstheme="minorHAnsi"/>
+          <w:b/>
+          <w:bCs/>
+          <w:color w:val="000000"/>
+        </w:rPr>
+        <w:t xml:space="preserve">Example: </w:t>
+      </w:r>
+      <w:r>
+        <w:rPr>
+          <w:rFonts w:cstheme="minorHAnsi"/>
+          <w:color w:val="000000"/>
+        </w:rPr>
+        <w:t xml:space="preserve">MOV </w:t>
+      </w:r>
+      <w:proofErr w:type="gramStart"/>
+      <w:r>
+        <w:rPr>
+          <w:rFonts w:cstheme="minorHAnsi"/>
+          <w:color w:val="000000"/>
+        </w:rPr>
+        <w:t>AL,START</w:t>
+      </w:r>
+      <w:proofErr w:type="gramEnd"/>
+      <w:r>
+        <w:rPr>
+          <w:rFonts w:cstheme="minorHAnsi"/>
+          <w:color w:val="000000"/>
+        </w:rPr>
+        <w:t>[SI]; Calculated PA=12403H is the address of memory location</w:t>
+      </w:r>
+    </w:p>
+    <w:p>
+      <w:pPr>
+        <w:spacing w:after="0" w:line="240" w:lineRule="auto"/>
+        <w:rPr>
+          <w:rFonts w:eastAsia="Times New Roman" w:cstheme="minorHAnsi"/>
+          <w:color w:val="000000"/>
+        </w:rPr>
+      </w:pPr>
+      <w:r>
+        <w:rPr>
+          <w:rFonts w:eastAsia="Times New Roman" w:cstheme="minorHAnsi"/>
+          <w:b/>
+          <w:bCs/>
+          <w:color w:val="000000"/>
+          <w:sz w:val="24"/>
+          <w:szCs w:val="24"/>
+        </w:rPr>
+        <w:t xml:space="preserve">v. Based Indexed Addressing mode: </w:t>
+      </w:r>
+      <w:r>
+        <w:rPr>
+          <w:rFonts w:eastAsia="Times New Roman" w:cstheme="minorHAnsi"/>
+          <w:color w:val="000000"/>
+        </w:rPr>
+        <w:t>In this mode, the EA is calculated by</w:t>
+      </w:r>
+      <w:r>
+        <w:rPr>
+          <w:rFonts w:eastAsia="Times New Roman" w:cstheme="minorHAnsi"/>
+          <w:color w:val="000000"/>
+        </w:rPr>
+        <w:t xml:space="preserve"> </w:t>
+      </w:r>
+      <w:r>
+        <w:rPr>
+          <w:rFonts w:eastAsia="Times New Roman" w:cstheme="minorHAnsi"/>
+          <w:color w:val="000000"/>
+        </w:rPr>
+        <w:t>adding the contents of BX or BP, SI or DI and a displacement (variable).</w:t>
+      </w:r>
+    </w:p>
+    <w:p>
+      <w:pPr>
+        <w:rPr>
+          <w:rFonts w:eastAsia="Times New Roman" w:cstheme="minorHAnsi"/>
+          <w:b/>
+          <w:bCs/>
+          <w:color w:val="000000"/>
+        </w:rPr>
+      </w:pPr>
+      <w:r>
+        <w:rPr>
+          <w:rFonts w:eastAsia="Times New Roman" w:cstheme="minorHAnsi"/>
+          <w:b/>
+          <w:bCs/>
+          <w:color w:val="000000"/>
+        </w:rPr>
+        <w:t>So, PA= [DS]x10H+EA</w:t>
+      </w:r>
+    </w:p>
+    <w:p>
+      <w:pPr>
+        <w:rPr>
+          <w:rFonts w:cstheme="minorHAnsi"/>
+          <w:color w:val="000000"/>
+        </w:rPr>
+      </w:pPr>
+      <w:r>
+        <w:rPr>
+          <w:rFonts w:cstheme="minorHAnsi"/>
+          <w:b/>
+          <w:bCs/>
+          <w:color w:val="000000"/>
+        </w:rPr>
+        <w:t>Example:</w:t>
+      </w:r>
+      <w:r>
+        <w:rPr>
+          <w:rFonts w:cstheme="minorHAnsi"/>
+          <w:color w:val="000000"/>
+        </w:rPr>
+        <w:t xml:space="preserve"> MOV CL, DISPLACEMENT[BX][SI]; Calculated PA=81A07H is the address of memory location</w:t>
+      </w:r>
+    </w:p>
+    <w:p>
+      <w:pPr>
+        <w:spacing w:after="0" w:line="240" w:lineRule="auto"/>
+        <w:rPr>
+          <w:rFonts w:eastAsia="Times New Roman" w:cstheme="minorHAnsi"/>
+          <w:color w:val="000000"/>
+        </w:rPr>
+      </w:pPr>
+      <w:r>
+        <w:rPr>
+          <w:rFonts w:eastAsia="Times New Roman" w:cstheme="minorHAnsi"/>
+          <w:b/>
+          <w:bCs/>
+          <w:color w:val="000000"/>
+          <w:sz w:val="24"/>
+          <w:szCs w:val="24"/>
+        </w:rPr>
+        <w:t xml:space="preserve">vi. String Addressing mode: </w:t>
+      </w:r>
+      <w:r>
+        <w:rPr>
+          <w:rFonts w:eastAsia="Times New Roman" w:cstheme="minorHAnsi"/>
+          <w:color w:val="000000"/>
+        </w:rPr>
+        <w:t>This addressing mode is related to string</w:t>
+      </w:r>
+      <w:r>
+        <w:rPr>
+          <w:rFonts w:eastAsia="Times New Roman" w:cstheme="minorHAnsi"/>
+          <w:sz w:val="20"/>
+          <w:szCs w:val="20"/>
+        </w:rPr>
+        <w:t xml:space="preserve"> </w:t>
+      </w:r>
+      <w:r>
+        <w:rPr>
+          <w:rFonts w:eastAsia="Times New Roman" w:cstheme="minorHAnsi"/>
+          <w:color w:val="000000"/>
+        </w:rPr>
+        <w:t>instructions.</w:t>
+      </w:r>
+    </w:p>
+    <w:p>
+      <w:pPr>
+        <w:spacing w:after="0" w:line="240" w:lineRule="auto"/>
+        <w:rPr>
+          <w:rFonts w:cstheme="minorHAnsi"/>
+          <w:color w:val="000000"/>
+        </w:rPr>
+      </w:pPr>
+      <w:r>
+        <w:rPr>
+          <w:rFonts w:cstheme="minorHAnsi"/>
+          <w:b/>
+          <w:bCs/>
+          <w:color w:val="000000"/>
+          <w:sz w:val="24"/>
+          <w:szCs w:val="24"/>
+        </w:rPr>
+        <w:t xml:space="preserve">Example: </w:t>
+      </w:r>
+      <w:r>
+        <w:rPr>
+          <w:rFonts w:cstheme="minorHAnsi"/>
+          <w:color w:val="000000"/>
+        </w:rPr>
+        <w:t xml:space="preserve">MOVS </w:t>
+      </w:r>
+      <w:proofErr w:type="gramStart"/>
+      <w:r>
+        <w:rPr>
+          <w:rFonts w:cstheme="minorHAnsi"/>
+          <w:color w:val="000000"/>
+        </w:rPr>
+        <w:t>B ;</w:t>
+      </w:r>
+      <w:proofErr w:type="gramEnd"/>
+      <w:r>
+        <w:rPr>
+          <w:rFonts w:cstheme="minorHAnsi"/>
+          <w:color w:val="000000"/>
+        </w:rPr>
+        <w:t xml:space="preserve"> MOVS Move the string, B Byte </w:t>
+      </w:r>
+    </w:p>
+    <w:p>
+      <w:pPr>
+        <w:spacing w:after="0" w:line="240" w:lineRule="auto"/>
+        <w:rPr>
+          <w:rFonts w:cstheme="minorHAnsi"/>
+          <w:color w:val="000000"/>
+        </w:rPr>
+      </w:pPr>
+      <w:r>
+        <w:rPr>
+          <w:rFonts w:cstheme="minorHAnsi"/>
+          <w:color w:val="000000"/>
+        </w:rPr>
+        <w:t xml:space="preserve">                  </w:t>
+      </w:r>
+      <w:r>
+        <w:rPr>
+          <w:rFonts w:cstheme="minorHAnsi"/>
+          <w:color w:val="000000"/>
+        </w:rPr>
+        <w:t xml:space="preserve">  </w:t>
+      </w:r>
+      <w:r>
+        <w:rPr>
+          <w:rFonts w:cstheme="minorHAnsi"/>
+          <w:color w:val="000000"/>
+        </w:rPr>
+        <w:t xml:space="preserve">MOVS </w:t>
+      </w:r>
+      <w:proofErr w:type="gramStart"/>
+      <w:r>
+        <w:rPr>
+          <w:rFonts w:cstheme="minorHAnsi"/>
+          <w:color w:val="000000"/>
+        </w:rPr>
+        <w:t>W ;</w:t>
+      </w:r>
+      <w:proofErr w:type="gramEnd"/>
+      <w:r>
+        <w:rPr>
+          <w:rFonts w:cstheme="minorHAnsi"/>
+          <w:color w:val="000000"/>
+        </w:rPr>
+        <w:t xml:space="preserve"> MOVS Move the string, W Word</w:t>
+      </w:r>
+    </w:p>
+    <w:p>
+      <w:pPr>
+        <w:spacing w:after="0" w:line="240" w:lineRule="auto"/>
+        <w:rPr>
+          <w:rFonts w:cstheme="minorHAnsi"/>
+          <w:color w:val="000000"/>
+        </w:rPr>
+      </w:pPr>
+    </w:p>
+    <w:p>
+      <w:pPr>
+        <w:spacing w:after="0" w:line="240" w:lineRule="auto"/>
+        <w:rPr>
+          <w:rFonts w:cstheme="minorHAnsi"/>
+          <w:b/>
+          <w:bCs/>
+          <w:color w:val="000000"/>
+          <w:sz w:val="24"/>
+          <w:szCs w:val="24"/>
+        </w:rPr>
+      </w:pPr>
+      <w:r>
+        <w:rPr>
+          <w:rFonts w:cstheme="minorHAnsi"/>
+          <w:b/>
+          <w:bCs/>
+          <w:color w:val="000000"/>
+          <w:sz w:val="24"/>
+          <w:szCs w:val="24"/>
+        </w:rPr>
+        <w:t>4. Math.</w:t>
+      </w:r>
+    </w:p>
+    <w:p>
+      <w:pPr>
+        <w:spacing w:after="0" w:line="240" w:lineRule="auto"/>
+        <w:rPr>
+          <w:rFonts w:cstheme="minorHAnsi"/>
+          <w:b/>
+          <w:bCs/>
+          <w:color w:val="000000"/>
+          <w:sz w:val="24"/>
+          <w:szCs w:val="24"/>
+        </w:rPr>
+      </w:pPr>
+    </w:p>
+    <w:p>
+      <w:pPr>
+        <w:spacing w:after="0" w:line="240" w:lineRule="auto"/>
+        <w:jc w:val="center"/>
+        <w:rPr>
+          <w:rFonts w:cstheme="minorHAnsi"/>
+          <w:b/>
+          <w:bCs/>
+          <w:color w:val="000000"/>
+          <w:sz w:val="28"/>
+          <w:szCs w:val="28"/>
+        </w:rPr>
+      </w:pPr>
+      <w:r>
+        <w:rPr>
+          <w:rFonts w:cstheme="minorHAnsi"/>
+          <w:b/>
+          <w:bCs/>
+          <w:color w:val="000000"/>
+          <w:sz w:val="28"/>
+          <w:szCs w:val="28"/>
+        </w:rPr>
+        <w:t>Lab Pdf</w:t>
+      </w:r>
+    </w:p>
+    <w:p>
+      <w:pPr>
+        <w:spacing w:after="0" w:line="240" w:lineRule="auto"/>
+        <w:jc w:val="both"/>
+        <w:rPr>
+          <w:rFonts w:cstheme="minorHAnsi"/>
+          <w:b/>
+          <w:bCs/>
+          <w:color w:val="000000"/>
+          <w:sz w:val="24"/>
+          <w:szCs w:val="24"/>
+        </w:rPr>
+      </w:pPr>
+      <w:r>
+        <w:rPr>
+          <w:rFonts w:cstheme="minorHAnsi"/>
+          <w:b/>
+          <w:bCs/>
+          <w:color w:val="000000"/>
+          <w:sz w:val="24"/>
+          <w:szCs w:val="24"/>
+        </w:rPr>
+        <w:t>1. What is Assembly Language?</w:t>
+      </w:r>
+    </w:p>
+    <w:p>
+      <w:pPr>
+        <w:spacing w:after="0" w:line="240" w:lineRule="auto"/>
+        <w:rPr>
+          <w:rFonts w:cstheme="minorHAnsi"/>
+          <w:color w:val="262626"/>
+        </w:rPr>
+      </w:pPr>
+      <w:r>
+        <w:rPr>
+          <w:rFonts w:eastAsia="Times New Roman" w:cstheme="minorHAnsi"/>
+          <w:b/>
+          <w:bCs/>
+        </w:rPr>
+        <w:t xml:space="preserve">Assembly language </w:t>
+      </w:r>
+      <w:r>
+        <w:rPr>
+          <w:rFonts w:eastAsia="Times New Roman" w:cstheme="minorHAnsi"/>
+        </w:rPr>
+        <w:t>is a low-level language that helps to communicate</w:t>
+      </w:r>
+      <w:r>
+        <w:rPr>
+          <w:rFonts w:eastAsia="Times New Roman" w:cstheme="minorHAnsi"/>
+        </w:rPr>
+        <w:t xml:space="preserve"> </w:t>
+      </w:r>
+      <w:r>
+        <w:rPr>
+          <w:rFonts w:eastAsia="Times New Roman" w:cstheme="minorHAnsi"/>
+        </w:rPr>
+        <w:t>directly with computer hardware</w:t>
+      </w:r>
+      <w:r>
+        <w:rPr>
+          <w:rFonts w:eastAsia="Times New Roman" w:cstheme="minorHAnsi"/>
+        </w:rPr>
+        <w:t xml:space="preserve">. </w:t>
+      </w:r>
+      <w:r>
+        <w:rPr>
+          <w:rFonts w:cstheme="minorHAnsi"/>
+          <w:color w:val="262626"/>
+        </w:rPr>
+        <w:t>An assembler is used to convert assembly code into machine language.</w:t>
+      </w:r>
+    </w:p>
+    <w:p>
+      <w:pPr>
+        <w:spacing w:after="0" w:line="240" w:lineRule="auto"/>
+        <w:rPr>
+          <w:rFonts w:cstheme="minorHAnsi"/>
+          <w:color w:val="262626"/>
+        </w:rPr>
+      </w:pPr>
+    </w:p>
+    <w:p>
+      <w:pPr>
+        <w:spacing w:after="0" w:line="240" w:lineRule="auto"/>
+        <w:rPr>
+          <w:rFonts w:cstheme="minorHAnsi"/>
+          <w:b/>
+          <w:bCs/>
+          <w:color w:val="262626"/>
+          <w:sz w:val="24"/>
+          <w:szCs w:val="24"/>
+        </w:rPr>
+      </w:pPr>
+      <w:r>
+        <w:rPr>
+          <w:rFonts w:cstheme="minorHAnsi"/>
+          <w:b/>
+          <w:bCs/>
+          <w:color w:val="262626"/>
+          <w:sz w:val="24"/>
+          <w:szCs w:val="24"/>
+        </w:rPr>
+        <w:t>2. Syntax of Assembly Language.</w:t>
+      </w:r>
+    </w:p>
+    <w:p>
+      <w:pPr>
+        <w:spacing w:after="0" w:line="240" w:lineRule="auto"/>
+        <w:rPr>
+          <w:rFonts w:cstheme="minorHAnsi"/>
+          <w:b/>
+          <w:bCs/>
+        </w:rPr>
+      </w:pPr>
+      <w:r>
+        <w:rPr>
+          <w:rFonts w:cstheme="minorHAnsi"/>
+        </w:rPr>
+        <w:t xml:space="preserve">Assembly language code is generally </w:t>
+      </w:r>
+      <w:r>
+        <w:rPr>
+          <w:rFonts w:cstheme="minorHAnsi"/>
+          <w:b/>
+          <w:bCs/>
+        </w:rPr>
+        <w:t>not case sensitive</w:t>
+      </w:r>
+      <w:r>
+        <w:rPr>
+          <w:rFonts w:cstheme="minorHAnsi"/>
+          <w:b/>
+          <w:bCs/>
+        </w:rPr>
+        <w:t>.</w:t>
+      </w:r>
+    </w:p>
+    <w:p>
+      <w:pPr>
+        <w:spacing w:after="0" w:line="240" w:lineRule="auto"/>
+        <w:rPr>
+          <w:rFonts w:cstheme="minorHAnsi"/>
+          <w:b/>
+          <w:bCs/>
+        </w:rPr>
+      </w:pPr>
+      <w:r>
+        <w:rPr>
+          <w:rFonts w:cstheme="minorHAnsi"/>
+          <w:b/>
+          <w:bCs/>
+        </w:rPr>
+        <w:t xml:space="preserve">Statements: </w:t>
+      </w:r>
+    </w:p>
+    <w:tbl>
+      <w:tblPr>
+        <w:tblpPr w:leftFromText="180" w:rightFromText="180" w:vertAnchor="page" w:horzAnchor="page" w:tblpX="1" w:tblpY="1516"/>
+        <w:tblW w:w="16425" w:type="dxa"/>
+        <w:tblBorders>
+          <w:top w:val="single" w:sz="6" w:space="0" w:color="auto"/>
+          <w:left w:val="single" w:sz="6" w:space="0" w:color="auto"/>
+          <w:bottom w:val="single" w:sz="6" w:space="0" w:color="auto"/>
+          <w:right w:val="single" w:sz="6" w:space="0" w:color="auto"/>
+          <w:insideH w:val="single" w:sz="6" w:space="0" w:color="auto"/>
+          <w:insideV w:val="single" w:sz="6" w:space="0" w:color="auto"/>
+        </w:tblBorders>
+        <w:tblLayout w:type="fixed"/>
+        <w:tblLook w:val="04A0" w:firstRow="1" w:lastRow="0" w:firstColumn="1" w:lastColumn="0" w:noHBand="0" w:noVBand="1"/>
+      </w:tblPr>
+      <w:tblGrid>
+        <w:gridCol w:w="2820"/>
+        <w:gridCol w:w="5355"/>
+        <w:gridCol w:w="8250"/>
+      </w:tblGrid>
+      <w:tr>
+        <w:tc>
+          <w:tcPr>
+            <w:tcW w:w="2820" w:type="dxa"/>
+            <w:tcBorders>
+              <w:top w:val="nil"/>
+              <w:left w:val="nil"/>
+              <w:bottom w:val="nil"/>
+              <w:right w:val="nil"/>
+            </w:tcBorders>
+            <w:vAlign w:val="center"/>
+            <w:hideMark/>
+          </w:tcPr>
+          <w:p>
+            <w:pPr>
+              <w:spacing w:after="0" w:line="240" w:lineRule="auto"/>
+              <w:rPr>
+                <w:rFonts w:eastAsia="Times New Roman" w:cstheme="minorHAnsi"/>
+                <w:sz w:val="24"/>
+                <w:szCs w:val="24"/>
+              </w:rPr>
+            </w:pPr>
+            <w:r>
+              <w:rPr>
+                <w:rFonts w:eastAsia="Times New Roman" w:cstheme="minorHAnsi"/>
+                <w:b/>
+                <w:bCs/>
+                <w:color w:val="00243A"/>
+                <w:sz w:val="24"/>
+                <w:szCs w:val="24"/>
+              </w:rPr>
+              <w:t xml:space="preserve">            </w:t>
+            </w:r>
+            <w:r>
+              <w:rPr>
+                <w:rFonts w:eastAsia="Times New Roman" w:cstheme="minorHAnsi"/>
+                <w:b/>
+                <w:bCs/>
+                <w:color w:val="00243A"/>
+                <w:sz w:val="24"/>
+                <w:szCs w:val="24"/>
+              </w:rPr>
+              <w:t xml:space="preserve">name </w:t>
+            </w:r>
+          </w:p>
+        </w:tc>
+        <w:tc>
+          <w:tcPr>
+            <w:tcW w:w="5355" w:type="dxa"/>
+            <w:tcBorders>
+              <w:top w:val="nil"/>
+              <w:left w:val="nil"/>
+              <w:bottom w:val="nil"/>
+              <w:right w:val="nil"/>
+            </w:tcBorders>
+            <w:vAlign w:val="center"/>
+            <w:hideMark/>
+          </w:tcPr>
+          <w:p>
+            <w:pPr>
+              <w:spacing w:after="0" w:line="240" w:lineRule="auto"/>
+              <w:rPr>
+                <w:rFonts w:eastAsia="Times New Roman" w:cstheme="minorHAnsi"/>
+                <w:sz w:val="24"/>
+                <w:szCs w:val="24"/>
+              </w:rPr>
+            </w:pPr>
+            <w:r>
+              <w:rPr>
+                <w:rFonts w:eastAsia="Times New Roman" w:cstheme="minorHAnsi"/>
+                <w:b/>
+                <w:bCs/>
+                <w:color w:val="002060"/>
+                <w:sz w:val="24"/>
+                <w:szCs w:val="24"/>
+              </w:rPr>
+              <w:t xml:space="preserve">operation </w:t>
+            </w:r>
+          </w:p>
+        </w:tc>
+        <w:tc>
+          <w:tcPr>
+            <w:tcW w:w="8250" w:type="dxa"/>
+            <w:tcBorders>
+              <w:top w:val="nil"/>
+              <w:left w:val="nil"/>
+              <w:bottom w:val="nil"/>
+              <w:right w:val="nil"/>
+            </w:tcBorders>
+            <w:vAlign w:val="center"/>
+            <w:hideMark/>
+          </w:tcPr>
+          <w:p>
+            <w:pPr>
+              <w:spacing w:after="0" w:line="240" w:lineRule="auto"/>
+              <w:rPr>
+                <w:rFonts w:eastAsia="Times New Roman" w:cstheme="minorHAnsi"/>
+                <w:sz w:val="24"/>
+                <w:szCs w:val="24"/>
+              </w:rPr>
+            </w:pPr>
+            <w:r>
+              <w:rPr>
+                <w:rFonts w:eastAsia="Times New Roman" w:cstheme="minorHAnsi"/>
+                <w:b/>
+                <w:bCs/>
+                <w:color w:val="7030A0"/>
+                <w:sz w:val="24"/>
+                <w:szCs w:val="24"/>
+              </w:rPr>
+              <w:t xml:space="preserve">operand(s) </w:t>
+            </w:r>
+            <w:r>
+              <w:rPr>
+                <w:rFonts w:eastAsia="Times New Roman" w:cstheme="minorHAnsi"/>
+                <w:b/>
+                <w:bCs/>
+                <w:color w:val="00B050"/>
+                <w:sz w:val="24"/>
+                <w:szCs w:val="24"/>
+              </w:rPr>
+              <w:t>comment</w:t>
+            </w:r>
+          </w:p>
+        </w:tc>
+      </w:tr>
+    </w:tbl>
+    <w:p>
+      <w:pPr>
+        <w:spacing w:after="0" w:line="240" w:lineRule="auto"/>
+        <w:rPr>
+          <w:rFonts w:eastAsia="Times New Roman" w:cstheme="minorHAnsi"/>
+          <w:color w:val="000000"/>
+          <w:sz w:val="24"/>
+          <w:szCs w:val="24"/>
+        </w:rPr>
+      </w:pPr>
+      <w:r>
+        <w:rPr>
+          <w:rFonts w:eastAsia="Times New Roman" w:cstheme="minorHAnsi"/>
+          <w:color w:val="000000"/>
+          <w:sz w:val="24"/>
+          <w:szCs w:val="24"/>
+        </w:rPr>
+        <w:sym w:font="Wingdings" w:char="F076"/>
+      </w:r>
+      <w:r>
+        <w:rPr>
+          <w:rFonts w:eastAsia="Times New Roman" w:cstheme="minorHAnsi"/>
+          <w:color w:val="000000"/>
+          <w:sz w:val="24"/>
+          <w:szCs w:val="24"/>
+        </w:rPr>
+        <w:t xml:space="preserve"> </w:t>
+      </w:r>
+      <w:r>
+        <w:rPr>
+          <w:rFonts w:eastAsia="Times New Roman" w:cstheme="minorHAnsi"/>
+          <w:color w:val="FFFFFF"/>
+          <w:sz w:val="24"/>
+          <w:szCs w:val="24"/>
+        </w:rPr>
+        <w:t xml:space="preserve">. </w:t>
+      </w:r>
+      <w:r>
+        <w:rPr>
+          <w:rFonts w:eastAsia="Times New Roman" w:cstheme="minorHAnsi"/>
+          <w:color w:val="000000"/>
+          <w:sz w:val="24"/>
+          <w:szCs w:val="24"/>
+        </w:rPr>
+        <w:t xml:space="preserve">An example of an instruction </w:t>
+      </w:r>
+      <w:proofErr w:type="gramStart"/>
+      <w:r>
+        <w:rPr>
+          <w:rFonts w:eastAsia="Times New Roman" w:cstheme="minorHAnsi"/>
+          <w:color w:val="000000"/>
+          <w:sz w:val="24"/>
+          <w:szCs w:val="24"/>
+        </w:rPr>
+        <w:t>is :</w:t>
+      </w:r>
+      <w:proofErr w:type="gramEnd"/>
+    </w:p>
+    <w:p>
+      <w:pPr>
+        <w:spacing w:after="0" w:line="240" w:lineRule="auto"/>
+        <w:rPr>
+          <w:rFonts w:eastAsia="Times New Roman" w:cstheme="minorHAnsi"/>
+          <w:color w:val="002060"/>
+          <w:sz w:val="24"/>
+          <w:szCs w:val="24"/>
+        </w:rPr>
+      </w:pPr>
+      <w:r>
+        <w:rPr>
+          <w:rFonts w:eastAsia="Times New Roman" w:cstheme="minorHAnsi"/>
+          <w:color w:val="002060"/>
+          <w:sz w:val="24"/>
+          <w:szCs w:val="24"/>
+        </w:rPr>
+        <w:t xml:space="preserve">                   </w:t>
+      </w:r>
+      <w:r>
+        <w:rPr>
+          <w:rFonts w:eastAsia="Times New Roman" w:cstheme="minorHAnsi"/>
+          <w:color w:val="002060"/>
+          <w:sz w:val="24"/>
+          <w:szCs w:val="24"/>
+        </w:rPr>
+        <w:t xml:space="preserve">START: </w:t>
+      </w:r>
+      <w:r>
+        <w:rPr>
+          <w:rFonts w:eastAsia="Times New Roman" w:cstheme="minorHAnsi"/>
+          <w:color w:val="002060"/>
+          <w:sz w:val="24"/>
+          <w:szCs w:val="24"/>
+        </w:rPr>
+        <w:t xml:space="preserve">                   </w:t>
+      </w:r>
+      <w:r>
+        <w:rPr>
+          <w:rFonts w:eastAsia="Times New Roman" w:cstheme="minorHAnsi"/>
+          <w:color w:val="002060"/>
+          <w:sz w:val="24"/>
+          <w:szCs w:val="24"/>
+        </w:rPr>
+        <w:t xml:space="preserve">MOV CX,5 </w:t>
+      </w:r>
+      <w:r>
+        <w:rPr>
+          <w:rFonts w:eastAsia="Times New Roman" w:cstheme="minorHAnsi"/>
+          <w:color w:val="002060"/>
+          <w:sz w:val="24"/>
+          <w:szCs w:val="24"/>
+        </w:rPr>
+        <w:t xml:space="preserve">          </w:t>
+      </w:r>
+      <w:proofErr w:type="gramStart"/>
+      <w:r>
+        <w:rPr>
+          <w:rFonts w:eastAsia="Times New Roman" w:cstheme="minorHAnsi"/>
+          <w:color w:val="002060"/>
+          <w:sz w:val="24"/>
+          <w:szCs w:val="24"/>
+        </w:rPr>
+        <w:t xml:space="preserve">  </w:t>
+      </w:r>
+      <w:r>
+        <w:rPr>
+          <w:rFonts w:eastAsia="Times New Roman" w:cstheme="minorHAnsi"/>
+          <w:color w:val="002060"/>
+          <w:sz w:val="24"/>
+          <w:szCs w:val="24"/>
+        </w:rPr>
+        <w:t>;initialize</w:t>
+      </w:r>
+      <w:proofErr w:type="gramEnd"/>
+      <w:r>
+        <w:rPr>
+          <w:rFonts w:eastAsia="Times New Roman" w:cstheme="minorHAnsi"/>
+          <w:color w:val="002060"/>
+          <w:sz w:val="24"/>
+          <w:szCs w:val="24"/>
+        </w:rPr>
+        <w:t xml:space="preserve"> counter</w:t>
+      </w:r>
+    </w:p>
+    <w:p>
+      <w:pPr>
+        <w:spacing w:after="0" w:line="240" w:lineRule="auto"/>
+        <w:rPr>
+          <w:rFonts w:eastAsia="Times New Roman" w:cstheme="minorHAnsi"/>
+          <w:color w:val="002060"/>
+          <w:sz w:val="24"/>
+          <w:szCs w:val="24"/>
+        </w:rPr>
+      </w:pPr>
+    </w:p>
+    <w:p>
+      <w:pPr>
+        <w:spacing w:after="0" w:line="240" w:lineRule="auto"/>
+        <w:rPr>
+          <w:rFonts w:cstheme="minorHAnsi"/>
+          <w:color w:val="000000"/>
+        </w:rPr>
+      </w:pPr>
+      <w:r>
+        <w:rPr>
+          <w:rFonts w:cstheme="minorHAnsi"/>
+          <w:color w:val="000000"/>
+        </w:rPr>
+        <w:t xml:space="preserve">Here, the </w:t>
+      </w:r>
+      <w:r>
+        <w:rPr>
+          <w:rFonts w:cstheme="minorHAnsi"/>
+          <w:color w:val="9F5B72"/>
+        </w:rPr>
+        <w:t xml:space="preserve">name field </w:t>
+      </w:r>
+      <w:r>
+        <w:rPr>
+          <w:rFonts w:cstheme="minorHAnsi"/>
+          <w:color w:val="000000"/>
+        </w:rPr>
+        <w:t xml:space="preserve">consists of the </w:t>
+      </w:r>
+      <w:r>
+        <w:rPr>
+          <w:rFonts w:cstheme="minorHAnsi"/>
+          <w:color w:val="9F5B72"/>
+        </w:rPr>
+        <w:t xml:space="preserve">label START: </w:t>
+      </w:r>
+      <w:r>
+        <w:rPr>
+          <w:rFonts w:cstheme="minorHAnsi"/>
+          <w:color w:val="000000"/>
+        </w:rPr>
+        <w:t xml:space="preserve">The </w:t>
+      </w:r>
+      <w:r>
+        <w:rPr>
+          <w:rFonts w:cstheme="minorHAnsi"/>
+          <w:color w:val="C13545"/>
+        </w:rPr>
+        <w:t xml:space="preserve">operation </w:t>
+      </w:r>
+      <w:r>
+        <w:rPr>
+          <w:rFonts w:cstheme="minorHAnsi"/>
+          <w:color w:val="000000"/>
+        </w:rPr>
+        <w:t xml:space="preserve">is </w:t>
+      </w:r>
+      <w:r>
+        <w:rPr>
+          <w:rFonts w:cstheme="minorHAnsi"/>
+          <w:color w:val="00B050"/>
+        </w:rPr>
+        <w:t>MOV</w:t>
+      </w:r>
+      <w:r>
+        <w:rPr>
+          <w:rFonts w:cstheme="minorHAnsi"/>
+          <w:color w:val="000000"/>
+        </w:rPr>
+        <w:t xml:space="preserve">, the </w:t>
+      </w:r>
+      <w:r>
+        <w:rPr>
+          <w:rFonts w:cstheme="minorHAnsi"/>
+          <w:color w:val="FCB305"/>
+        </w:rPr>
+        <w:t xml:space="preserve">operands </w:t>
+      </w:r>
+      <w:r>
+        <w:rPr>
+          <w:rFonts w:cstheme="minorHAnsi"/>
+          <w:color w:val="000000"/>
+        </w:rPr>
+        <w:t xml:space="preserve">are </w:t>
+      </w:r>
+      <w:r>
+        <w:rPr>
+          <w:rFonts w:cstheme="minorHAnsi"/>
+          <w:color w:val="0070C0"/>
+        </w:rPr>
+        <w:t>CX and 5</w:t>
+      </w:r>
+      <w:r>
+        <w:rPr>
+          <w:rFonts w:cstheme="minorHAnsi"/>
+          <w:color w:val="000000"/>
+        </w:rPr>
+        <w:t xml:space="preserve">, and the comment </w:t>
+      </w:r>
+      <w:proofErr w:type="gramStart"/>
+      <w:r>
+        <w:rPr>
+          <w:rFonts w:cstheme="minorHAnsi"/>
+          <w:color w:val="000000"/>
+        </w:rPr>
+        <w:t>is ;</w:t>
+      </w:r>
+      <w:proofErr w:type="gramEnd"/>
+      <w:r>
+        <w:rPr>
+          <w:rFonts w:cstheme="minorHAnsi"/>
+          <w:color w:val="000000"/>
+        </w:rPr>
+        <w:t xml:space="preserve"> </w:t>
+      </w:r>
+      <w:r>
+        <w:rPr>
+          <w:rFonts w:cstheme="minorHAnsi"/>
+          <w:color w:val="000000"/>
+        </w:rPr>
+        <w:t>initialize counter.</w:t>
+      </w:r>
+    </w:p>
+    <w:p>
+      <w:pPr>
+        <w:spacing w:after="0" w:line="240" w:lineRule="auto"/>
+        <w:rPr>
+          <w:rFonts w:cstheme="minorHAnsi"/>
+          <w:color w:val="000000"/>
+        </w:rPr>
+      </w:pPr>
+    </w:p>
+    <w:p>
+      <w:pPr>
+        <w:spacing w:after="0" w:line="240" w:lineRule="auto"/>
+        <w:rPr>
+          <w:rFonts w:eastAsia="Times New Roman" w:cstheme="minorHAnsi"/>
+          <w:b/>
+          <w:bCs/>
+          <w:sz w:val="24"/>
+          <w:szCs w:val="24"/>
+        </w:rPr>
+      </w:pPr>
+      <w:r>
+        <w:rPr>
+          <w:rFonts w:eastAsia="Times New Roman" w:cstheme="minorHAnsi"/>
+          <w:b/>
+          <w:bCs/>
+          <w:sz w:val="24"/>
+          <w:szCs w:val="24"/>
+        </w:rPr>
+        <w:t>3. Name Field.</w:t>
+      </w:r>
+    </w:p>
+    <w:p>
+      <w:pPr>
+        <w:spacing w:after="0" w:line="240" w:lineRule="auto"/>
+        <w:rPr>
+          <w:rFonts w:eastAsia="Times New Roman" w:cstheme="minorHAnsi"/>
+        </w:rPr>
+      </w:pPr>
+      <w:r>
+        <w:rPr>
+          <w:rFonts w:eastAsia="Times New Roman" w:cstheme="minorHAnsi"/>
+          <w:b/>
+          <w:bCs/>
+        </w:rPr>
+        <w:t>Ans:</w:t>
+      </w:r>
+      <w:r>
+        <w:rPr>
+          <w:rFonts w:eastAsia="Times New Roman" w:cstheme="minorHAnsi"/>
+        </w:rPr>
+        <w:t xml:space="preserve"> </w:t>
+      </w:r>
+      <w:proofErr w:type="spellStart"/>
+      <w:r>
+        <w:rPr>
+          <w:rFonts w:eastAsia="Times New Roman" w:cstheme="minorHAnsi"/>
+        </w:rPr>
+        <w:t>i</w:t>
+      </w:r>
+      <w:proofErr w:type="spellEnd"/>
+      <w:r>
+        <w:rPr>
+          <w:rFonts w:eastAsia="Times New Roman" w:cstheme="minorHAnsi"/>
+        </w:rPr>
+        <w:t xml:space="preserve">. </w:t>
+      </w:r>
+      <w:r>
+        <w:rPr>
+          <w:rFonts w:eastAsia="Times New Roman" w:cstheme="minorHAnsi"/>
+        </w:rPr>
+        <w:t>The name field is used for instruction labels, procedure names,</w:t>
+      </w:r>
+      <w:r>
+        <w:rPr>
+          <w:rFonts w:eastAsia="Times New Roman" w:cstheme="minorHAnsi"/>
+        </w:rPr>
+        <w:t xml:space="preserve"> </w:t>
+      </w:r>
+      <w:r>
+        <w:rPr>
+          <w:rFonts w:eastAsia="Times New Roman" w:cstheme="minorHAnsi"/>
+        </w:rPr>
+        <w:t>and variable names.</w:t>
+      </w:r>
+      <w:r>
+        <w:rPr>
+          <w:rFonts w:eastAsia="Times New Roman" w:cstheme="minorHAnsi"/>
+        </w:rPr>
+        <w:t xml:space="preserve"> </w:t>
+      </w:r>
+    </w:p>
+    <w:p>
+      <w:pPr>
+        <w:rPr>
+          <w:rFonts w:eastAsia="Times New Roman" w:cstheme="minorHAnsi"/>
+        </w:rPr>
+      </w:pPr>
+      <w:r>
+        <w:rPr>
+          <w:rFonts w:eastAsia="Times New Roman" w:cstheme="minorHAnsi"/>
+        </w:rPr>
+        <w:t xml:space="preserve">ii. </w:t>
+      </w:r>
+      <w:r>
+        <w:rPr>
+          <w:rFonts w:eastAsia="Times New Roman" w:cstheme="minorHAnsi"/>
+        </w:rPr>
+        <w:t>Names can be from 1 to 31 characters long, and may consist of</w:t>
+      </w:r>
+      <w:r>
+        <w:rPr>
+          <w:rFonts w:eastAsia="Times New Roman" w:cstheme="minorHAnsi"/>
+        </w:rPr>
+        <w:t xml:space="preserve"> </w:t>
+      </w:r>
+      <w:r>
+        <w:rPr>
+          <w:rFonts w:eastAsia="Times New Roman" w:cstheme="minorHAnsi"/>
+        </w:rPr>
+        <w:t xml:space="preserve">letters, digits, and special characters </w:t>
+      </w:r>
+      <w:proofErr w:type="gramStart"/>
+      <w:r>
+        <w:rPr>
+          <w:rFonts w:eastAsia="Times New Roman" w:cstheme="minorHAnsi"/>
+        </w:rPr>
+        <w:t>like ?</w:t>
+      </w:r>
+      <w:proofErr w:type="gramEnd"/>
+      <w:r>
+        <w:rPr>
+          <w:rFonts w:eastAsia="Times New Roman" w:cstheme="minorHAnsi"/>
+        </w:rPr>
+        <w:t>, @, _, $, %</w:t>
+      </w:r>
+      <w:r>
+        <w:rPr>
+          <w:rFonts w:eastAsia="Times New Roman" w:cstheme="minorHAnsi"/>
+        </w:rPr>
+        <w:t xml:space="preserve"> </w:t>
+      </w:r>
+      <w:r>
+        <w:rPr>
+          <w:rFonts w:eastAsia="Times New Roman" w:cstheme="minorHAnsi"/>
+          <w:i/>
+          <w:iCs/>
+        </w:rPr>
+        <w:t>.</w:t>
+      </w:r>
+    </w:p>
+    <w:p>
+      <w:pPr>
+        <w:rPr>
+          <w:rFonts w:eastAsia="Times New Roman" w:cstheme="minorHAnsi"/>
+        </w:rPr>
+      </w:pPr>
+      <w:r>
+        <w:rPr>
+          <w:rFonts w:eastAsia="Times New Roman" w:cstheme="minorHAnsi"/>
+        </w:rPr>
+        <w:t xml:space="preserve">iii. </w:t>
+      </w:r>
+      <w:r>
+        <w:rPr>
+          <w:rFonts w:eastAsia="Times New Roman" w:cstheme="minorHAnsi"/>
+        </w:rPr>
+        <w:t xml:space="preserve">Some Example of legal </w:t>
+      </w:r>
+      <w:proofErr w:type="gramStart"/>
+      <w:r>
+        <w:rPr>
+          <w:rFonts w:eastAsia="Times New Roman" w:cstheme="minorHAnsi"/>
+        </w:rPr>
+        <w:t>names :</w:t>
+      </w:r>
+      <w:proofErr w:type="gramEnd"/>
+      <w:r>
+        <w:rPr>
+          <w:rFonts w:eastAsia="Times New Roman" w:cstheme="minorHAnsi"/>
+        </w:rPr>
+        <w:t xml:space="preserve">  </w:t>
+      </w:r>
+      <w:r>
+        <w:rPr>
+          <w:rFonts w:eastAsia="Times New Roman" w:cstheme="minorHAnsi"/>
+        </w:rPr>
+        <w:t>diu_25</w:t>
+      </w:r>
+      <w:r>
+        <w:rPr>
+          <w:rFonts w:eastAsia="Times New Roman" w:cstheme="minorHAnsi"/>
+        </w:rPr>
+        <w:t xml:space="preserve">, </w:t>
+      </w:r>
+      <w:r>
+        <w:rPr>
+          <w:rFonts w:eastAsia="Times New Roman" w:cstheme="minorHAnsi"/>
+        </w:rPr>
+        <w:t xml:space="preserve"> </w:t>
+      </w:r>
+      <w:proofErr w:type="spellStart"/>
+      <w:r>
+        <w:rPr>
+          <w:rFonts w:eastAsia="Times New Roman" w:cstheme="minorHAnsi"/>
+        </w:rPr>
+        <w:t>diu@cse</w:t>
+      </w:r>
+      <w:proofErr w:type="spellEnd"/>
+      <w:r>
+        <w:rPr>
+          <w:rFonts w:eastAsia="Times New Roman" w:cstheme="minorHAnsi"/>
+        </w:rPr>
+        <w:t xml:space="preserve">,  </w:t>
+      </w:r>
+      <w:r>
+        <w:rPr>
+          <w:rFonts w:eastAsia="Times New Roman" w:cstheme="minorHAnsi"/>
+        </w:rPr>
+        <w:t>.Test</w:t>
+      </w:r>
+      <w:r>
+        <w:rPr>
+          <w:rFonts w:eastAsia="Times New Roman" w:cstheme="minorHAnsi"/>
+        </w:rPr>
+        <w:t xml:space="preserve">, </w:t>
+      </w:r>
+      <w:r>
+        <w:rPr>
+          <w:rFonts w:eastAsia="Times New Roman" w:cstheme="minorHAnsi"/>
+        </w:rPr>
+        <w:t xml:space="preserve"> Done?</w:t>
+      </w:r>
+    </w:p>
+    <w:p>
+      <w:pPr>
+        <w:rPr>
+          <w:rFonts w:cstheme="minorHAnsi"/>
+        </w:rPr>
+      </w:pPr>
+      <w:r>
+        <w:rPr>
+          <w:rFonts w:eastAsia="Times New Roman" w:cstheme="minorHAnsi"/>
+        </w:rPr>
+        <w:t>iv.</w:t>
+      </w:r>
+      <w:r>
+        <w:rPr>
+          <w:rFonts w:eastAsia="Times New Roman" w:cstheme="minorHAnsi"/>
+        </w:rPr>
+        <w:t xml:space="preserve"> </w:t>
+      </w:r>
+      <w:r>
+        <w:rPr>
+          <w:rFonts w:cstheme="minorHAnsi"/>
+        </w:rPr>
+        <w:t xml:space="preserve">Some Example of illegal </w:t>
+      </w:r>
+      <w:proofErr w:type="gramStart"/>
+      <w:r>
+        <w:rPr>
+          <w:rFonts w:cstheme="minorHAnsi"/>
+        </w:rPr>
+        <w:t>names :</w:t>
+      </w:r>
+      <w:proofErr w:type="gramEnd"/>
+      <w:r>
+        <w:rPr>
+          <w:rFonts w:cstheme="minorHAnsi"/>
+        </w:rPr>
+        <w:t xml:space="preserve"> TWO WORDS, 2abc, A45.28, </w:t>
+      </w:r>
+      <w:proofErr w:type="spellStart"/>
+      <w:r>
+        <w:rPr>
+          <w:rFonts w:cstheme="minorHAnsi"/>
+        </w:rPr>
+        <w:t>You&amp;ME</w:t>
+      </w:r>
+      <w:proofErr w:type="spellEnd"/>
     </w:p>
     <w:sectPr>
       <w:pgSz w:w="11906" w:h="16838" w:code="9"/>
@@ -6793,13 +8353,13 @@
     </w:lvl>
   </w:abstractNum>
   <w:abstractNum w:abstractNumId="2" w15:restartNumberingAfterBreak="0">
-    <w:nsid w:val="3BDE6C6E"/>
+    <w:nsid w:val="19E87C9D"/>
     <w:multiLevelType w:val="hybridMultilevel"/>
-    <w:tmpl w:val="19E83BEC"/>
-    <w:lvl w:ilvl="0" w:tplc="0409000D">
+    <w:tmpl w:val="DD54A354"/>
+    <w:lvl w:ilvl="0" w:tplc="0409000B">
       <w:start w:val="1"/>
       <w:numFmt w:val="bullet"/>
-      <w:lvlText w:val=""/>
+      <w:lvlText w:val=""/>
       <w:lvlJc w:val="left"/>
       <w:pPr>
         <w:ind w:left="720" w:hanging="360"/>
@@ -6906,13 +8466,13 @@
     </w:lvl>
   </w:abstractNum>
   <w:abstractNum w:abstractNumId="3" w15:restartNumberingAfterBreak="0">
-    <w:nsid w:val="45B1670C"/>
+    <w:nsid w:val="3BDE6C6E"/>
     <w:multiLevelType w:val="hybridMultilevel"/>
-    <w:tmpl w:val="FB56B10A"/>
-    <w:lvl w:ilvl="0" w:tplc="0409000B">
+    <w:tmpl w:val="19E83BEC"/>
+    <w:lvl w:ilvl="0" w:tplc="0409000D">
       <w:start w:val="1"/>
       <w:numFmt w:val="bullet"/>
-      <w:lvlText w:val=""/>
+      <w:lvlText w:val=""/>
       <w:lvlJc w:val="left"/>
       <w:pPr>
         <w:ind w:left="720" w:hanging="360"/>
@@ -7019,9 +8579,9 @@
     </w:lvl>
   </w:abstractNum>
   <w:abstractNum w:abstractNumId="4" w15:restartNumberingAfterBreak="0">
-    <w:nsid w:val="45EE7718"/>
+    <w:nsid w:val="45B1670C"/>
     <w:multiLevelType w:val="hybridMultilevel"/>
-    <w:tmpl w:val="5D46A998"/>
+    <w:tmpl w:val="FB56B10A"/>
     <w:lvl w:ilvl="0" w:tplc="0409000B">
       <w:start w:val="1"/>
       <w:numFmt w:val="bullet"/>
@@ -7132,9 +8692,9 @@
     </w:lvl>
   </w:abstractNum>
   <w:abstractNum w:abstractNumId="5" w15:restartNumberingAfterBreak="0">
-    <w:nsid w:val="4CC263A2"/>
+    <w:nsid w:val="45EE7718"/>
     <w:multiLevelType w:val="hybridMultilevel"/>
-    <w:tmpl w:val="054443FA"/>
+    <w:tmpl w:val="5D46A998"/>
     <w:lvl w:ilvl="0" w:tplc="0409000B">
       <w:start w:val="1"/>
       <w:numFmt w:val="bullet"/>
@@ -7245,6 +8805,119 @@
     </w:lvl>
   </w:abstractNum>
   <w:abstractNum w:abstractNumId="6" w15:restartNumberingAfterBreak="0">
+    <w:nsid w:val="4CC263A2"/>
+    <w:multiLevelType w:val="hybridMultilevel"/>
+    <w:tmpl w:val="054443FA"/>
+    <w:lvl w:ilvl="0" w:tplc="0409000B">
+      <w:start w:val="1"/>
+      <w:numFmt w:val="bullet"/>
+      <w:lvlText w:val=""/>
+      <w:lvlJc w:val="left"/>
+      <w:pPr>
+        <w:ind w:left="720" w:hanging="360"/>
+      </w:pPr>
+      <w:rPr>
+        <w:rFonts w:ascii="Wingdings" w:hAnsi="Wingdings" w:hint="default"/>
+      </w:rPr>
+    </w:lvl>
+    <w:lvl w:ilvl="1" w:tplc="04090003" w:tentative="1">
+      <w:start w:val="1"/>
+      <w:numFmt w:val="bullet"/>
+      <w:lvlText w:val="o"/>
+      <w:lvlJc w:val="left"/>
+      <w:pPr>
+        <w:ind w:left="1440" w:hanging="360"/>
+      </w:pPr>
+      <w:rPr>
+        <w:rFonts w:ascii="Courier New" w:hAnsi="Courier New" w:cs="Courier New" w:hint="default"/>
+      </w:rPr>
+    </w:lvl>
+    <w:lvl w:ilvl="2" w:tplc="04090005" w:tentative="1">
+      <w:start w:val="1"/>
+      <w:numFmt w:val="bullet"/>
+      <w:lvlText w:val=""/>
+      <w:lvlJc w:val="left"/>
+      <w:pPr>
+        <w:ind w:left="2160" w:hanging="360"/>
+      </w:pPr>
+      <w:rPr>
+        <w:rFonts w:ascii="Wingdings" w:hAnsi="Wingdings" w:hint="default"/>
+      </w:rPr>
+    </w:lvl>
+    <w:lvl w:ilvl="3" w:tplc="04090001" w:tentative="1">
+      <w:start w:val="1"/>
+      <w:numFmt w:val="bullet"/>
+      <w:lvlText w:val=""/>
+      <w:lvlJc w:val="left"/>
+      <w:pPr>
+        <w:ind w:left="2880" w:hanging="360"/>
+      </w:pPr>
+      <w:rPr>
+        <w:rFonts w:ascii="Symbol" w:hAnsi="Symbol" w:hint="default"/>
+      </w:rPr>
+    </w:lvl>
+    <w:lvl w:ilvl="4" w:tplc="04090003" w:tentative="1">
+      <w:start w:val="1"/>
+      <w:numFmt w:val="bullet"/>
+      <w:lvlText w:val="o"/>
+      <w:lvlJc w:val="left"/>
+      <w:pPr>
+        <w:ind w:left="3600" w:hanging="360"/>
+      </w:pPr>
+      <w:rPr>
+        <w:rFonts w:ascii="Courier New" w:hAnsi="Courier New" w:cs="Courier New" w:hint="default"/>
+      </w:rPr>
+    </w:lvl>
+    <w:lvl w:ilvl="5" w:tplc="04090005" w:tentative="1">
+      <w:start w:val="1"/>
+      <w:numFmt w:val="bullet"/>
+      <w:lvlText w:val=""/>
+      <w:lvlJc w:val="left"/>
+      <w:pPr>
+        <w:ind w:left="4320" w:hanging="360"/>
+      </w:pPr>
+      <w:rPr>
+        <w:rFonts w:ascii="Wingdings" w:hAnsi="Wingdings" w:hint="default"/>
+      </w:rPr>
+    </w:lvl>
+    <w:lvl w:ilvl="6" w:tplc="04090001" w:tentative="1">
+      <w:start w:val="1"/>
+      <w:numFmt w:val="bullet"/>
+      <w:lvlText w:val=""/>
+      <w:lvlJc w:val="left"/>
+      <w:pPr>
+        <w:ind w:left="5040" w:hanging="360"/>
+      </w:pPr>
+      <w:rPr>
+        <w:rFonts w:ascii="Symbol" w:hAnsi="Symbol" w:hint="default"/>
+      </w:rPr>
+    </w:lvl>
+    <w:lvl w:ilvl="7" w:tplc="04090003" w:tentative="1">
+      <w:start w:val="1"/>
+      <w:numFmt w:val="bullet"/>
+      <w:lvlText w:val="o"/>
+      <w:lvlJc w:val="left"/>
+      <w:pPr>
+        <w:ind w:left="5760" w:hanging="360"/>
+      </w:pPr>
+      <w:rPr>
+        <w:rFonts w:ascii="Courier New" w:hAnsi="Courier New" w:cs="Courier New" w:hint="default"/>
+      </w:rPr>
+    </w:lvl>
+    <w:lvl w:ilvl="8" w:tplc="04090005" w:tentative="1">
+      <w:start w:val="1"/>
+      <w:numFmt w:val="bullet"/>
+      <w:lvlText w:val=""/>
+      <w:lvlJc w:val="left"/>
+      <w:pPr>
+        <w:ind w:left="6480" w:hanging="360"/>
+      </w:pPr>
+      <w:rPr>
+        <w:rFonts w:ascii="Wingdings" w:hAnsi="Wingdings" w:hint="default"/>
+      </w:rPr>
+    </w:lvl>
+  </w:abstractNum>
+  <w:abstractNum w:abstractNumId="7" w15:restartNumberingAfterBreak="0">
     <w:nsid w:val="633D6469"/>
     <w:multiLevelType w:val="hybridMultilevel"/>
     <w:tmpl w:val="9F7247E2"/>
@@ -7357,7 +9030,7 @@
       </w:rPr>
     </w:lvl>
   </w:abstractNum>
-  <w:abstractNum w:abstractNumId="7" w15:restartNumberingAfterBreak="0">
+  <w:abstractNum w:abstractNumId="8" w15:restartNumberingAfterBreak="0">
     <w:nsid w:val="70B2344F"/>
     <w:multiLevelType w:val="hybridMultilevel"/>
     <w:tmpl w:val="DD06B4C4"/>
@@ -7470,7 +9143,7 @@
       </w:rPr>
     </w:lvl>
   </w:abstractNum>
-  <w:abstractNum w:abstractNumId="8" w15:restartNumberingAfterBreak="0">
+  <w:abstractNum w:abstractNumId="9" w15:restartNumberingAfterBreak="0">
     <w:nsid w:val="766A164B"/>
     <w:multiLevelType w:val="hybridMultilevel"/>
     <w:tmpl w:val="EF5406B0"/>
@@ -7584,31 +9257,34 @@
     </w:lvl>
   </w:abstractNum>
   <w:num w:numId="1">
-    <w:abstractNumId w:val="6"/>
+    <w:abstractNumId w:val="7"/>
   </w:num>
   <w:num w:numId="2">
     <w:abstractNumId w:val="1"/>
   </w:num>
   <w:num w:numId="3">
-    <w:abstractNumId w:val="5"/>
+    <w:abstractNumId w:val="6"/>
   </w:num>
   <w:num w:numId="4">
-    <w:abstractNumId w:val="2"/>
+    <w:abstractNumId w:val="3"/>
   </w:num>
   <w:num w:numId="5">
     <w:abstractNumId w:val="0"/>
   </w:num>
   <w:num w:numId="6">
+    <w:abstractNumId w:val="9"/>
+  </w:num>
+  <w:num w:numId="7">
     <w:abstractNumId w:val="8"/>
   </w:num>
-  <w:num w:numId="7">
-    <w:abstractNumId w:val="7"/>
-  </w:num>
   <w:num w:numId="8">
-    <w:abstractNumId w:val="3"/>
+    <w:abstractNumId w:val="4"/>
   </w:num>
   <w:num w:numId="9">
-    <w:abstractNumId w:val="4"/>
+    <w:abstractNumId w:val="5"/>
+  </w:num>
+  <w:num w:numId="10">
+    <w:abstractNumId w:val="2"/>
   </w:num>
 </w:numbering>
 </file>

--- a/4th Semester/Microprocessor and Assembly Language/01 MId/4th Microprocessor Mid tearm.docx
+++ b/4th Semester/Microprocessor and Assembly Language/01 MId/4th Microprocessor Mid tearm.docx
@@ -2751,27 +2751,7 @@
           <w:sz w:val="24"/>
           <w:szCs w:val="24"/>
         </w:rPr>
-        <w:t xml:space="preserve">1. Explain </w:t>
-      </w:r>
-      <w:proofErr w:type="gramStart"/>
-      <w:r>
-        <w:rPr>
-          <w:b/>
-          <w:bCs/>
-          <w:sz w:val="24"/>
-          <w:szCs w:val="24"/>
-        </w:rPr>
-        <w:t>the  8086</w:t>
-      </w:r>
-      <w:proofErr w:type="gramEnd"/>
-      <w:r>
-        <w:rPr>
-          <w:b/>
-          <w:bCs/>
-          <w:sz w:val="24"/>
-          <w:szCs w:val="24"/>
-        </w:rPr>
-        <w:t xml:space="preserve"> Microprocessor</w:t>
+        <w:t>1. Explain the 8086 Microprocessor</w:t>
       </w:r>
     </w:p>
     <w:p>
@@ -7178,6 +7158,438 @@
           <w:szCs w:val="24"/>
         </w:rPr>
       </w:pPr>
+      <w:r>
+        <w:rPr>
+          <w:noProof/>
+        </w:rPr>
+        <w:drawing>
+          <wp:anchor distT="0" distB="0" distL="114300" distR="114300" simplePos="0" relativeHeight="251671552" behindDoc="0" locked="0" layoutInCell="1" allowOverlap="1" wp14:anchorId="719B90C5" wp14:editId="7B47060E">
+            <wp:simplePos x="0" y="0"/>
+            <wp:positionH relativeFrom="page">
+              <wp:posOffset>238125</wp:posOffset>
+            </wp:positionH>
+            <wp:positionV relativeFrom="paragraph">
+              <wp:posOffset>102870</wp:posOffset>
+            </wp:positionV>
+            <wp:extent cx="4425315" cy="4229100"/>
+            <wp:effectExtent l="0" t="0" r="0" b="0"/>
+            <wp:wrapNone/>
+            <wp:docPr id="11" name="Picture 11"/>
+            <wp:cNvGraphicFramePr>
+              <a:graphicFrameLocks xmlns:a="http://schemas.openxmlformats.org/drawingml/2006/main" noChangeAspect="1"/>
+            </wp:cNvGraphicFramePr>
+            <a:graphic xmlns:a="http://schemas.openxmlformats.org/drawingml/2006/main">
+              <a:graphicData uri="http://schemas.openxmlformats.org/drawingml/2006/picture">
+                <pic:pic xmlns:pic="http://schemas.openxmlformats.org/drawingml/2006/picture">
+                  <pic:nvPicPr>
+                    <pic:cNvPr id="1" name=""/>
+                    <pic:cNvPicPr/>
+                  </pic:nvPicPr>
+                  <pic:blipFill>
+                    <a:blip r:embed="rId21">
+                      <a:extLst>
+                        <a:ext uri="{28A0092B-C50C-407E-A947-70E740481C1C}">
+                          <a14:useLocalDpi xmlns:a14="http://schemas.microsoft.com/office/drawing/2010/main" val="0"/>
+                        </a:ext>
+                      </a:extLst>
+                    </a:blip>
+                    <a:stretch>
+                      <a:fillRect/>
+                    </a:stretch>
+                  </pic:blipFill>
+                  <pic:spPr>
+                    <a:xfrm>
+                      <a:off x="0" y="0"/>
+                      <a:ext cx="4430240" cy="4233807"/>
+                    </a:xfrm>
+                    <a:prstGeom prst="rect">
+                      <a:avLst/>
+                    </a:prstGeom>
+                  </pic:spPr>
+                </pic:pic>
+              </a:graphicData>
+            </a:graphic>
+            <wp14:sizeRelH relativeFrom="margin">
+              <wp14:pctWidth>0</wp14:pctWidth>
+            </wp14:sizeRelH>
+            <wp14:sizeRelV relativeFrom="margin">
+              <wp14:pctHeight>0</wp14:pctHeight>
+            </wp14:sizeRelV>
+          </wp:anchor>
+        </w:drawing>
+      </w:r>
+    </w:p>
+    <w:p>
+      <w:pPr>
+        <w:spacing w:after="0" w:line="240" w:lineRule="auto"/>
+        <w:rPr>
+          <w:rFonts w:cstheme="minorHAnsi"/>
+          <w:b/>
+          <w:bCs/>
+          <w:color w:val="000000"/>
+          <w:sz w:val="24"/>
+          <w:szCs w:val="24"/>
+        </w:rPr>
+      </w:pPr>
+    </w:p>
+    <w:p>
+      <w:pPr>
+        <w:spacing w:after="0" w:line="240" w:lineRule="auto"/>
+        <w:rPr>
+          <w:rFonts w:cstheme="minorHAnsi"/>
+          <w:b/>
+          <w:bCs/>
+          <w:color w:val="000000"/>
+          <w:sz w:val="24"/>
+          <w:szCs w:val="24"/>
+        </w:rPr>
+      </w:pPr>
+    </w:p>
+    <w:p>
+      <w:pPr>
+        <w:spacing w:after="0" w:line="240" w:lineRule="auto"/>
+        <w:rPr>
+          <w:rFonts w:cstheme="minorHAnsi"/>
+          <w:b/>
+          <w:bCs/>
+          <w:color w:val="000000"/>
+          <w:sz w:val="24"/>
+          <w:szCs w:val="24"/>
+        </w:rPr>
+      </w:pPr>
+    </w:p>
+    <w:p>
+      <w:pPr>
+        <w:spacing w:after="0" w:line="240" w:lineRule="auto"/>
+        <w:rPr>
+          <w:rFonts w:cstheme="minorHAnsi"/>
+          <w:b/>
+          <w:bCs/>
+          <w:color w:val="000000"/>
+          <w:sz w:val="24"/>
+          <w:szCs w:val="24"/>
+        </w:rPr>
+      </w:pPr>
+    </w:p>
+    <w:p>
+      <w:pPr>
+        <w:spacing w:after="0" w:line="240" w:lineRule="auto"/>
+        <w:rPr>
+          <w:rFonts w:cstheme="minorHAnsi"/>
+          <w:b/>
+          <w:bCs/>
+          <w:color w:val="000000"/>
+          <w:sz w:val="24"/>
+          <w:szCs w:val="24"/>
+        </w:rPr>
+      </w:pPr>
+    </w:p>
+    <w:p>
+      <w:pPr>
+        <w:spacing w:after="0" w:line="240" w:lineRule="auto"/>
+        <w:rPr>
+          <w:rFonts w:cstheme="minorHAnsi"/>
+          <w:b/>
+          <w:bCs/>
+          <w:color w:val="000000"/>
+          <w:sz w:val="24"/>
+          <w:szCs w:val="24"/>
+        </w:rPr>
+      </w:pPr>
+    </w:p>
+    <w:p>
+      <w:pPr>
+        <w:spacing w:after="0" w:line="240" w:lineRule="auto"/>
+        <w:rPr>
+          <w:rFonts w:cstheme="minorHAnsi"/>
+          <w:b/>
+          <w:bCs/>
+          <w:color w:val="000000"/>
+          <w:sz w:val="24"/>
+          <w:szCs w:val="24"/>
+        </w:rPr>
+      </w:pPr>
+    </w:p>
+    <w:p>
+      <w:pPr>
+        <w:spacing w:after="0" w:line="240" w:lineRule="auto"/>
+        <w:rPr>
+          <w:rFonts w:cstheme="minorHAnsi"/>
+          <w:b/>
+          <w:bCs/>
+          <w:color w:val="000000"/>
+          <w:sz w:val="24"/>
+          <w:szCs w:val="24"/>
+        </w:rPr>
+      </w:pPr>
+    </w:p>
+    <w:p>
+      <w:pPr>
+        <w:spacing w:after="0" w:line="240" w:lineRule="auto"/>
+        <w:rPr>
+          <w:rFonts w:cstheme="minorHAnsi"/>
+          <w:b/>
+          <w:bCs/>
+          <w:color w:val="000000"/>
+          <w:sz w:val="24"/>
+          <w:szCs w:val="24"/>
+        </w:rPr>
+      </w:pPr>
+    </w:p>
+    <w:p>
+      <w:pPr>
+        <w:spacing w:after="0" w:line="240" w:lineRule="auto"/>
+        <w:rPr>
+          <w:rFonts w:cstheme="minorHAnsi"/>
+          <w:b/>
+          <w:bCs/>
+          <w:color w:val="000000"/>
+          <w:sz w:val="24"/>
+          <w:szCs w:val="24"/>
+        </w:rPr>
+      </w:pPr>
+      <w:r>
+        <w:rPr>
+          <w:noProof/>
+        </w:rPr>
+        <w:drawing>
+          <wp:anchor distT="0" distB="0" distL="114300" distR="114300" simplePos="0" relativeHeight="251672576" behindDoc="0" locked="0" layoutInCell="1" allowOverlap="1" wp14:anchorId="4502E50E" wp14:editId="19D01801">
+            <wp:simplePos x="0" y="0"/>
+            <wp:positionH relativeFrom="margin">
+              <wp:align>right</wp:align>
+            </wp:positionH>
+            <wp:positionV relativeFrom="paragraph">
+              <wp:posOffset>184785</wp:posOffset>
+            </wp:positionV>
+            <wp:extent cx="4429125" cy="2820087"/>
+            <wp:effectExtent l="0" t="0" r="0" b="0"/>
+            <wp:wrapNone/>
+            <wp:docPr id="12" name="Picture 12"/>
+            <wp:cNvGraphicFramePr>
+              <a:graphicFrameLocks xmlns:a="http://schemas.openxmlformats.org/drawingml/2006/main" noChangeAspect="1"/>
+            </wp:cNvGraphicFramePr>
+            <a:graphic xmlns:a="http://schemas.openxmlformats.org/drawingml/2006/main">
+              <a:graphicData uri="http://schemas.openxmlformats.org/drawingml/2006/picture">
+                <pic:pic xmlns:pic="http://schemas.openxmlformats.org/drawingml/2006/picture">
+                  <pic:nvPicPr>
+                    <pic:cNvPr id="1" name=""/>
+                    <pic:cNvPicPr/>
+                  </pic:nvPicPr>
+                  <pic:blipFill>
+                    <a:blip r:embed="rId22">
+                      <a:extLst>
+                        <a:ext uri="{28A0092B-C50C-407E-A947-70E740481C1C}">
+                          <a14:useLocalDpi xmlns:a14="http://schemas.microsoft.com/office/drawing/2010/main" val="0"/>
+                        </a:ext>
+                      </a:extLst>
+                    </a:blip>
+                    <a:stretch>
+                      <a:fillRect/>
+                    </a:stretch>
+                  </pic:blipFill>
+                  <pic:spPr>
+                    <a:xfrm>
+                      <a:off x="0" y="0"/>
+                      <a:ext cx="4429125" cy="2820087"/>
+                    </a:xfrm>
+                    <a:prstGeom prst="rect">
+                      <a:avLst/>
+                    </a:prstGeom>
+                  </pic:spPr>
+                </pic:pic>
+              </a:graphicData>
+            </a:graphic>
+            <wp14:sizeRelH relativeFrom="margin">
+              <wp14:pctWidth>0</wp14:pctWidth>
+            </wp14:sizeRelH>
+            <wp14:sizeRelV relativeFrom="margin">
+              <wp14:pctHeight>0</wp14:pctHeight>
+            </wp14:sizeRelV>
+          </wp:anchor>
+        </w:drawing>
+      </w:r>
+    </w:p>
+    <w:p>
+      <w:pPr>
+        <w:spacing w:after="0" w:line="240" w:lineRule="auto"/>
+        <w:rPr>
+          <w:rFonts w:cstheme="minorHAnsi"/>
+          <w:b/>
+          <w:bCs/>
+          <w:color w:val="000000"/>
+          <w:sz w:val="24"/>
+          <w:szCs w:val="24"/>
+        </w:rPr>
+      </w:pPr>
+    </w:p>
+    <w:p>
+      <w:pPr>
+        <w:spacing w:after="0" w:line="240" w:lineRule="auto"/>
+        <w:rPr>
+          <w:rFonts w:cstheme="minorHAnsi"/>
+          <w:b/>
+          <w:bCs/>
+          <w:color w:val="000000"/>
+          <w:sz w:val="24"/>
+          <w:szCs w:val="24"/>
+        </w:rPr>
+      </w:pPr>
+    </w:p>
+    <w:p>
+      <w:pPr>
+        <w:spacing w:after="0" w:line="240" w:lineRule="auto"/>
+        <w:rPr>
+          <w:rFonts w:cstheme="minorHAnsi"/>
+          <w:b/>
+          <w:bCs/>
+          <w:color w:val="000000"/>
+          <w:sz w:val="24"/>
+          <w:szCs w:val="24"/>
+        </w:rPr>
+      </w:pPr>
+    </w:p>
+    <w:p>
+      <w:pPr>
+        <w:spacing w:after="0" w:line="240" w:lineRule="auto"/>
+        <w:rPr>
+          <w:rFonts w:cstheme="minorHAnsi"/>
+          <w:b/>
+          <w:bCs/>
+          <w:color w:val="000000"/>
+          <w:sz w:val="24"/>
+          <w:szCs w:val="24"/>
+        </w:rPr>
+      </w:pPr>
+    </w:p>
+    <w:p>
+      <w:pPr>
+        <w:spacing w:after="0" w:line="240" w:lineRule="auto"/>
+        <w:rPr>
+          <w:rFonts w:cstheme="minorHAnsi"/>
+          <w:b/>
+          <w:bCs/>
+          <w:color w:val="000000"/>
+          <w:sz w:val="24"/>
+          <w:szCs w:val="24"/>
+        </w:rPr>
+      </w:pPr>
+    </w:p>
+    <w:p>
+      <w:pPr>
+        <w:spacing w:after="0" w:line="240" w:lineRule="auto"/>
+        <w:rPr>
+          <w:rFonts w:cstheme="minorHAnsi"/>
+          <w:b/>
+          <w:bCs/>
+          <w:color w:val="000000"/>
+          <w:sz w:val="24"/>
+          <w:szCs w:val="24"/>
+        </w:rPr>
+      </w:pPr>
+    </w:p>
+    <w:p>
+      <w:pPr>
+        <w:spacing w:after="0" w:line="240" w:lineRule="auto"/>
+        <w:rPr>
+          <w:rFonts w:cstheme="minorHAnsi"/>
+          <w:b/>
+          <w:bCs/>
+          <w:color w:val="000000"/>
+          <w:sz w:val="24"/>
+          <w:szCs w:val="24"/>
+        </w:rPr>
+      </w:pPr>
+    </w:p>
+    <w:p>
+      <w:pPr>
+        <w:spacing w:after="0" w:line="240" w:lineRule="auto"/>
+        <w:rPr>
+          <w:rFonts w:cstheme="minorHAnsi"/>
+          <w:b/>
+          <w:bCs/>
+          <w:color w:val="000000"/>
+          <w:sz w:val="24"/>
+          <w:szCs w:val="24"/>
+        </w:rPr>
+      </w:pPr>
+    </w:p>
+    <w:p>
+      <w:pPr>
+        <w:spacing w:after="0" w:line="240" w:lineRule="auto"/>
+        <w:rPr>
+          <w:rFonts w:cstheme="minorHAnsi"/>
+          <w:b/>
+          <w:bCs/>
+          <w:color w:val="000000"/>
+          <w:sz w:val="24"/>
+          <w:szCs w:val="24"/>
+        </w:rPr>
+      </w:pPr>
+    </w:p>
+    <w:p>
+      <w:pPr>
+        <w:spacing w:after="0" w:line="240" w:lineRule="auto"/>
+        <w:rPr>
+          <w:rFonts w:cstheme="minorHAnsi"/>
+          <w:b/>
+          <w:bCs/>
+          <w:color w:val="000000"/>
+          <w:sz w:val="24"/>
+          <w:szCs w:val="24"/>
+        </w:rPr>
+      </w:pPr>
+    </w:p>
+    <w:p>
+      <w:pPr>
+        <w:spacing w:after="0" w:line="240" w:lineRule="auto"/>
+        <w:rPr>
+          <w:rFonts w:cstheme="minorHAnsi"/>
+          <w:b/>
+          <w:bCs/>
+          <w:color w:val="000000"/>
+          <w:sz w:val="24"/>
+          <w:szCs w:val="24"/>
+        </w:rPr>
+      </w:pPr>
+    </w:p>
+    <w:p>
+      <w:pPr>
+        <w:spacing w:after="0" w:line="240" w:lineRule="auto"/>
+        <w:rPr>
+          <w:rFonts w:cstheme="minorHAnsi"/>
+          <w:b/>
+          <w:bCs/>
+          <w:color w:val="000000"/>
+          <w:sz w:val="24"/>
+          <w:szCs w:val="24"/>
+        </w:rPr>
+      </w:pPr>
+    </w:p>
+    <w:p>
+      <w:pPr>
+        <w:spacing w:after="0" w:line="240" w:lineRule="auto"/>
+        <w:rPr>
+          <w:rFonts w:cstheme="minorHAnsi"/>
+          <w:b/>
+          <w:bCs/>
+          <w:color w:val="000000"/>
+          <w:sz w:val="24"/>
+          <w:szCs w:val="24"/>
+        </w:rPr>
+      </w:pPr>
+    </w:p>
+    <w:p>
+      <w:pPr>
+        <w:spacing w:after="0" w:line="240" w:lineRule="auto"/>
+        <w:rPr>
+          <w:rFonts w:cstheme="minorHAnsi"/>
+          <w:b/>
+          <w:bCs/>
+          <w:color w:val="000000"/>
+          <w:sz w:val="24"/>
+          <w:szCs w:val="24"/>
+        </w:rPr>
+      </w:pPr>
     </w:p>
     <w:p>
       <w:pPr>
@@ -7201,6 +7613,7 @@
           <w:sz w:val="28"/>
           <w:szCs w:val="28"/>
         </w:rPr>
+        <w:lastRenderedPageBreak/>
         <w:t>Lab Pdf</w:t>
       </w:r>
     </w:p>
@@ -7231,6 +7644,11 @@
     </w:p>
     <w:p>
       <w:pPr>
+        <w:pStyle w:val="ListParagraph"/>
+        <w:numPr>
+          <w:ilvl w:val="0"/>
+          <w:numId w:val="12"/>
+        </w:numPr>
         <w:spacing w:after="0" w:line="240" w:lineRule="auto"/>
         <w:rPr>
           <w:rFonts w:cstheme="minorHAnsi"/>
@@ -7249,32 +7667,170 @@
         <w:rPr>
           <w:rFonts w:eastAsia="Times New Roman" w:cstheme="minorHAnsi"/>
         </w:rPr>
-        <w:t>is a low-level language that helps to communicate</w:t>
+        <w:t>is a low-level language that helps to communicate directly with computer hardware</w:t>
       </w:r>
       <w:r>
         <w:rPr>
           <w:rFonts w:eastAsia="Times New Roman" w:cstheme="minorHAnsi"/>
         </w:rPr>
+        <w:t xml:space="preserve">. </w:t>
+      </w:r>
+      <w:r>
+        <w:rPr>
+          <w:rFonts w:cstheme="minorHAnsi"/>
+          <w:color w:val="262626"/>
+        </w:rPr>
+        <w:t>An assembler is used to convert assembly code into machine language.</w:t>
+      </w:r>
+    </w:p>
+    <w:p>
+      <w:pPr>
+        <w:spacing w:after="0" w:line="240" w:lineRule="auto"/>
+        <w:rPr>
+          <w:rFonts w:cstheme="minorHAnsi"/>
+          <w:color w:val="262626"/>
+        </w:rPr>
+      </w:pPr>
+    </w:p>
+    <w:p>
+      <w:pPr>
+        <w:pStyle w:val="ListParagraph"/>
+        <w:numPr>
+          <w:ilvl w:val="0"/>
+          <w:numId w:val="11"/>
+        </w:numPr>
+        <w:spacing w:after="0" w:line="240" w:lineRule="auto"/>
+        <w:rPr>
+          <w:rFonts w:eastAsia="Times New Roman" w:cstheme="minorHAnsi"/>
+          <w:color w:val="262626"/>
+        </w:rPr>
+      </w:pPr>
+      <w:r>
+        <w:rPr>
+          <w:rFonts w:eastAsia="Times New Roman" w:cstheme="minorHAnsi"/>
+          <w:color w:val="262626"/>
+        </w:rPr>
+        <w:t xml:space="preserve">Assembly languages contain </w:t>
+      </w:r>
+      <w:r>
+        <w:rPr>
+          <w:rFonts w:eastAsia="Times New Roman" w:cstheme="minorHAnsi"/>
+          <w:color w:val="0070C0"/>
+        </w:rPr>
+        <w:t xml:space="preserve">mnemonic codes </w:t>
+      </w:r>
+      <w:r>
+        <w:rPr>
+          <w:rFonts w:eastAsia="Times New Roman" w:cstheme="minorHAnsi"/>
+          <w:color w:val="262626"/>
+        </w:rPr>
+        <w:t>that specify what the processor</w:t>
+      </w:r>
+      <w:r>
+        <w:rPr>
+          <w:rFonts w:eastAsia="Times New Roman" w:cstheme="minorHAnsi"/>
+          <w:color w:val="262626"/>
+        </w:rPr>
         <w:t xml:space="preserve"> </w:t>
       </w:r>
       <w:r>
         <w:rPr>
           <w:rFonts w:eastAsia="Times New Roman" w:cstheme="minorHAnsi"/>
-        </w:rPr>
-        <w:t>directly with computer hardware</w:t>
-      </w:r>
-      <w:r>
+          <w:color w:val="262626"/>
+        </w:rPr>
+        <w:t>should do. Ex – ADD for addition, SUB for subtraction.</w:t>
+      </w:r>
+    </w:p>
+    <w:p>
+      <w:pPr>
+        <w:spacing w:after="0" w:line="240" w:lineRule="auto"/>
+        <w:rPr>
+          <w:rFonts w:cstheme="minorHAnsi"/>
+          <w:color w:val="262626"/>
+        </w:rPr>
+      </w:pPr>
+    </w:p>
+    <w:p>
+      <w:pPr>
+        <w:spacing w:after="0" w:line="240" w:lineRule="auto"/>
+        <w:rPr>
+          <w:rFonts w:cstheme="minorHAnsi"/>
+          <w:b/>
+          <w:bCs/>
+          <w:color w:val="262626"/>
+          <w:sz w:val="24"/>
+          <w:szCs w:val="24"/>
+        </w:rPr>
+      </w:pPr>
+      <w:r>
+        <w:rPr>
+          <w:rFonts w:cstheme="minorHAnsi"/>
+          <w:b/>
+          <w:bCs/>
+          <w:color w:val="262626"/>
+          <w:sz w:val="24"/>
+          <w:szCs w:val="24"/>
+        </w:rPr>
+        <w:t>2. Syntax of Assembly Language.</w:t>
+      </w:r>
+    </w:p>
+    <w:p>
+      <w:pPr>
         <w:rPr>
           <w:rFonts w:eastAsia="Times New Roman" w:cstheme="minorHAnsi"/>
-        </w:rPr>
-        <w:t xml:space="preserve">. </w:t>
-      </w:r>
-      <w:r>
-        <w:rPr>
-          <w:rFonts w:cstheme="minorHAnsi"/>
-          <w:color w:val="262626"/>
-        </w:rPr>
-        <w:t>An assembler is used to convert assembly code into machine language.</w:t>
+          <w:color w:val="000000"/>
+        </w:rPr>
+      </w:pPr>
+      <w:r>
+        <w:rPr>
+          <w:rFonts w:cstheme="minorHAnsi"/>
+        </w:rPr>
+        <w:t xml:space="preserve">Assembly language code is generally </w:t>
+      </w:r>
+      <w:r>
+        <w:rPr>
+          <w:rFonts w:cstheme="minorHAnsi"/>
+          <w:b/>
+          <w:bCs/>
+        </w:rPr>
+        <w:t>not case sensitive</w:t>
+      </w:r>
+      <w:r>
+        <w:rPr>
+          <w:rFonts w:cstheme="minorHAnsi"/>
+          <w:b/>
+          <w:bCs/>
+        </w:rPr>
+        <w:t>.</w:t>
+      </w:r>
+      <w:r>
+        <w:rPr>
+          <w:rFonts w:cstheme="minorHAnsi"/>
+          <w:b/>
+          <w:bCs/>
+        </w:rPr>
+        <w:t xml:space="preserve"> </w:t>
+      </w:r>
+      <w:r>
+        <w:rPr>
+          <w:rFonts w:eastAsia="Times New Roman" w:cstheme="minorHAnsi"/>
+          <w:color w:val="000000"/>
+        </w:rPr>
+        <w:t>but we use upper</w:t>
+      </w:r>
+      <w:r>
+        <w:rPr>
+          <w:rFonts w:eastAsia="Times New Roman" w:cstheme="minorHAnsi"/>
+          <w:color w:val="000000"/>
+        </w:rPr>
+        <w:t xml:space="preserve"> </w:t>
+      </w:r>
+      <w:r>
+        <w:rPr>
+          <w:rFonts w:eastAsia="Times New Roman" w:cstheme="minorHAnsi"/>
+          <w:color w:val="000000"/>
+        </w:rPr>
+        <w:t>case to differentiate code from the rest of the text.</w:t>
       </w:r>
     </w:p>
     <w:p>
@@ -7282,9 +7838,22 @@
         <w:spacing w:after="0" w:line="240" w:lineRule="auto"/>
         <w:rPr>
           <w:rFonts w:cstheme="minorHAnsi"/>
-          <w:color w:val="262626"/>
-        </w:rPr>
-      </w:pPr>
+          <w:b/>
+          <w:bCs/>
+          <w:sz w:val="24"/>
+          <w:szCs w:val="24"/>
+        </w:rPr>
+      </w:pPr>
+      <w:r>
+        <w:rPr>
+          <w:rFonts w:cstheme="minorHAnsi"/>
+          <w:b/>
+          <w:bCs/>
+          <w:sz w:val="24"/>
+          <w:szCs w:val="24"/>
+        </w:rPr>
+        <w:t xml:space="preserve">Statements: </w:t>
+      </w:r>
     </w:p>
     <w:p>
       <w:pPr>
@@ -7293,21 +7862,49 @@
           <w:rFonts w:cstheme="minorHAnsi"/>
           <w:b/>
           <w:bCs/>
-          <w:color w:val="262626"/>
-          <w:sz w:val="24"/>
-          <w:szCs w:val="24"/>
-        </w:rPr>
-      </w:pPr>
-      <w:r>
-        <w:rPr>
-          <w:rFonts w:cstheme="minorHAnsi"/>
-          <w:b/>
-          <w:bCs/>
-          <w:color w:val="262626"/>
-          <w:sz w:val="24"/>
-          <w:szCs w:val="24"/>
-        </w:rPr>
-        <w:t>2. Syntax of Assembly Language.</w:t>
+          <w:color w:val="9F5B72"/>
+        </w:rPr>
+      </w:pPr>
+      <w:r>
+        <w:rPr>
+          <w:rFonts w:cstheme="minorHAnsi"/>
+          <w:color w:val="000000"/>
+        </w:rPr>
+        <w:t xml:space="preserve">Programs consist of statements, one per line. Each statement is either an </w:t>
+      </w:r>
+      <w:r>
+        <w:rPr>
+          <w:rFonts w:cstheme="minorHAnsi"/>
+          <w:b/>
+          <w:bCs/>
+          <w:color w:val="9F5B72"/>
+        </w:rPr>
+        <w:t>instruction</w:t>
+      </w:r>
+      <w:r>
+        <w:rPr>
+          <w:rFonts w:cstheme="minorHAnsi"/>
+          <w:color w:val="000000"/>
+        </w:rPr>
+        <w:t xml:space="preserve">, which the assembler translates into machine code, or an </w:t>
+      </w:r>
+      <w:r>
+        <w:rPr>
+          <w:rFonts w:cstheme="minorHAnsi"/>
+          <w:b/>
+          <w:bCs/>
+          <w:color w:val="9F5B72"/>
+        </w:rPr>
+        <w:t>assembler directive</w:t>
+      </w:r>
+      <w:r>
+        <w:rPr>
+          <w:rFonts w:cstheme="minorHAnsi"/>
+          <w:b/>
+          <w:bCs/>
+          <w:color w:val="9F5B72"/>
+        </w:rPr>
+        <w:t>.</w:t>
       </w:r>
     </w:p>
     <w:p>
@@ -7317,30 +7914,9 @@
           <w:rFonts w:cstheme="minorHAnsi"/>
           <w:b/>
           <w:bCs/>
-        </w:rPr>
-      </w:pPr>
-      <w:r>
-        <w:rPr>
-          <w:rFonts w:cstheme="minorHAnsi"/>
-        </w:rPr>
-        <w:t xml:space="preserve">Assembly language code is generally </w:t>
-      </w:r>
-      <w:r>
-        <w:rPr>
-          <w:rFonts w:cstheme="minorHAnsi"/>
-          <w:b/>
-          <w:bCs/>
-        </w:rPr>
-        <w:t>not case sensitive</w:t>
-      </w:r>
-      <w:r>
-        <w:rPr>
-          <w:rFonts w:cstheme="minorHAnsi"/>
-          <w:b/>
-          <w:bCs/>
-        </w:rPr>
-        <w:t>.</w:t>
-      </w:r>
+          <w:color w:val="9F5B72"/>
+        </w:rPr>
+      </w:pPr>
     </w:p>
     <w:p>
       <w:pPr>
@@ -7349,21 +7925,13 @@
           <w:rFonts w:cstheme="minorHAnsi"/>
           <w:b/>
           <w:bCs/>
-        </w:rPr>
-      </w:pPr>
-      <w:r>
-        <w:rPr>
-          <w:rFonts w:cstheme="minorHAnsi"/>
-          <w:b/>
-          <w:bCs/>
-        </w:rPr>
-        <w:t xml:space="preserve">Statements: </w:t>
-      </w:r>
+          <w:color w:val="9F5B72"/>
+        </w:rPr>
+      </w:pPr>
     </w:p>
     <w:tbl>
       <w:tblPr>
-        <w:tblpPr w:leftFromText="180" w:rightFromText="180" w:vertAnchor="page" w:horzAnchor="page" w:tblpX="1" w:tblpY="1516"/>
-        <w:tblW w:w="16425" w:type="dxa"/>
+        <w:tblW w:w="0" w:type="auto"/>
         <w:tblBorders>
           <w:top w:val="single" w:sz="6" w:space="0" w:color="auto"/>
           <w:left w:val="single" w:sz="6" w:space="0" w:color="auto"/>
@@ -7397,30 +7965,19 @@
             <w:pPr>
               <w:spacing w:after="0" w:line="240" w:lineRule="auto"/>
               <w:rPr>
-                <w:rFonts w:eastAsia="Times New Roman" w:cstheme="minorHAnsi"/>
-                <w:sz w:val="24"/>
-                <w:szCs w:val="24"/>
+                <w:rFonts w:ascii="Times New Roman" w:eastAsia="Times New Roman" w:hAnsi="Times New Roman" w:cs="Times New Roman"/>
+                <w:sz w:val="28"/>
+                <w:szCs w:val="28"/>
               </w:rPr>
             </w:pPr>
             <w:r>
               <w:rPr>
-                <w:rFonts w:eastAsia="Times New Roman" w:cstheme="minorHAnsi"/>
+                <w:rFonts w:ascii="Arial" w:eastAsia="Times New Roman" w:hAnsi="Arial" w:cs="Arial"/>
                 <w:b/>
                 <w:bCs/>
                 <w:color w:val="00243A"/>
-                <w:sz w:val="24"/>
-                <w:szCs w:val="24"/>
-              </w:rPr>
-              <w:t xml:space="preserve">            </w:t>
-            </w:r>
-            <w:r>
-              <w:rPr>
-                <w:rFonts w:eastAsia="Times New Roman" w:cstheme="minorHAnsi"/>
-                <w:b/>
-                <w:bCs/>
-                <w:color w:val="00243A"/>
-                <w:sz w:val="24"/>
-                <w:szCs w:val="24"/>
+                <w:sz w:val="28"/>
+                <w:szCs w:val="28"/>
               </w:rPr>
               <w:t xml:space="preserve">name </w:t>
             </w:r>
@@ -7442,19 +7999,19 @@
             <w:pPr>
               <w:spacing w:after="0" w:line="240" w:lineRule="auto"/>
               <w:rPr>
-                <w:rFonts w:eastAsia="Times New Roman" w:cstheme="minorHAnsi"/>
-                <w:sz w:val="24"/>
-                <w:szCs w:val="24"/>
+                <w:rFonts w:ascii="Times New Roman" w:eastAsia="Times New Roman" w:hAnsi="Times New Roman" w:cs="Times New Roman"/>
+                <w:sz w:val="28"/>
+                <w:szCs w:val="28"/>
               </w:rPr>
             </w:pPr>
             <w:r>
               <w:rPr>
-                <w:rFonts w:eastAsia="Times New Roman" w:cstheme="minorHAnsi"/>
+                <w:rFonts w:ascii="Arial" w:eastAsia="Times New Roman" w:hAnsi="Arial" w:cs="Arial"/>
                 <w:b/>
                 <w:bCs/>
                 <w:color w:val="002060"/>
-                <w:sz w:val="24"/>
-                <w:szCs w:val="24"/>
+                <w:sz w:val="28"/>
+                <w:szCs w:val="28"/>
               </w:rPr>
               <w:t xml:space="preserve">operation </w:t>
             </w:r>
@@ -7476,30 +8033,30 @@
             <w:pPr>
               <w:spacing w:after="0" w:line="240" w:lineRule="auto"/>
               <w:rPr>
-                <w:rFonts w:eastAsia="Times New Roman" w:cstheme="minorHAnsi"/>
-                <w:sz w:val="24"/>
-                <w:szCs w:val="24"/>
+                <w:rFonts w:ascii="Times New Roman" w:eastAsia="Times New Roman" w:hAnsi="Times New Roman" w:cs="Times New Roman"/>
+                <w:sz w:val="28"/>
+                <w:szCs w:val="28"/>
               </w:rPr>
             </w:pPr>
             <w:r>
               <w:rPr>
-                <w:rFonts w:eastAsia="Times New Roman" w:cstheme="minorHAnsi"/>
+                <w:rFonts w:ascii="Arial" w:eastAsia="Times New Roman" w:hAnsi="Arial" w:cs="Arial"/>
                 <w:b/>
                 <w:bCs/>
                 <w:color w:val="7030A0"/>
-                <w:sz w:val="24"/>
-                <w:szCs w:val="24"/>
+                <w:sz w:val="28"/>
+                <w:szCs w:val="28"/>
               </w:rPr>
               <w:t xml:space="preserve">operand(s) </w:t>
             </w:r>
             <w:r>
               <w:rPr>
-                <w:rFonts w:eastAsia="Times New Roman" w:cstheme="minorHAnsi"/>
+                <w:rFonts w:ascii="Arial" w:eastAsia="Times New Roman" w:hAnsi="Arial" w:cs="Arial"/>
                 <w:b/>
                 <w:bCs/>
                 <w:color w:val="00B050"/>
-                <w:sz w:val="24"/>
-                <w:szCs w:val="24"/>
+                <w:sz w:val="28"/>
+                <w:szCs w:val="28"/>
               </w:rPr>
               <w:t>comment</w:t>
             </w:r>
@@ -7511,6 +8068,16 @@
       <w:pPr>
         <w:spacing w:after="0" w:line="240" w:lineRule="auto"/>
         <w:rPr>
+          <w:rFonts w:cstheme="minorHAnsi"/>
+          <w:b/>
+          <w:bCs/>
+        </w:rPr>
+      </w:pPr>
+    </w:p>
+    <w:p>
+      <w:pPr>
+        <w:spacing w:after="0" w:line="240" w:lineRule="auto"/>
+        <w:rPr>
           <w:rFonts w:eastAsia="Times New Roman" w:cstheme="minorHAnsi"/>
           <w:color w:val="000000"/>
           <w:sz w:val="24"/>
@@ -8063,6 +8630,67 @@
         <w:t>You&amp;ME</w:t>
       </w:r>
       <w:proofErr w:type="spellEnd"/>
+    </w:p>
+    <w:p>
+      <w:pPr>
+        <w:rPr>
+          <w:rFonts w:cstheme="minorHAnsi"/>
+        </w:rPr>
+      </w:pPr>
+    </w:p>
+    <w:p>
+      <w:pPr>
+        <w:rPr>
+          <w:rFonts w:cstheme="minorHAnsi"/>
+          <w:b/>
+          <w:bCs/>
+          <w:sz w:val="24"/>
+          <w:szCs w:val="24"/>
+        </w:rPr>
+      </w:pPr>
+      <w:r>
+        <w:rPr>
+          <w:rFonts w:cstheme="minorHAnsi"/>
+          <w:b/>
+          <w:bCs/>
+          <w:sz w:val="24"/>
+          <w:szCs w:val="24"/>
+        </w:rPr>
+        <w:t>4. Operation Fi</w:t>
+      </w:r>
+      <w:r>
+        <w:rPr>
+          <w:rFonts w:cstheme="minorHAnsi"/>
+          <w:b/>
+          <w:bCs/>
+          <w:sz w:val="24"/>
+          <w:szCs w:val="24"/>
+        </w:rPr>
+        <w:t>eld</w:t>
+      </w:r>
+      <w:r>
+        <w:rPr>
+          <w:rFonts w:cstheme="minorHAnsi"/>
+          <w:b/>
+          <w:bCs/>
+          <w:sz w:val="24"/>
+          <w:szCs w:val="24"/>
+        </w:rPr>
+        <w:t>.</w:t>
+      </w:r>
+    </w:p>
+    <w:p>
+      <w:pPr>
+        <w:rPr>
+          <w:rFonts w:cstheme="minorHAnsi"/>
+        </w:rPr>
+      </w:pPr>
+      <w:r>
+        <w:rPr>
+          <w:rFonts w:cstheme="minorHAnsi"/>
+        </w:rPr>
+        <w:t>Ans: MOV, ADD, SUB</w:t>
+      </w:r>
     </w:p>
     <w:sectPr>
       <w:pgSz w:w="11906" w:h="16838" w:code="9"/>
@@ -8466,6 +9094,119 @@
     </w:lvl>
   </w:abstractNum>
   <w:abstractNum w:abstractNumId="3" w15:restartNumberingAfterBreak="0">
+    <w:nsid w:val="2E5649A6"/>
+    <w:multiLevelType w:val="hybridMultilevel"/>
+    <w:tmpl w:val="57A00F9A"/>
+    <w:lvl w:ilvl="0" w:tplc="04090001">
+      <w:start w:val="1"/>
+      <w:numFmt w:val="bullet"/>
+      <w:lvlText w:val=""/>
+      <w:lvlJc w:val="left"/>
+      <w:pPr>
+        <w:ind w:left="720" w:hanging="360"/>
+      </w:pPr>
+      <w:rPr>
+        <w:rFonts w:ascii="Symbol" w:hAnsi="Symbol" w:hint="default"/>
+      </w:rPr>
+    </w:lvl>
+    <w:lvl w:ilvl="1" w:tplc="04090003" w:tentative="1">
+      <w:start w:val="1"/>
+      <w:numFmt w:val="bullet"/>
+      <w:lvlText w:val="o"/>
+      <w:lvlJc w:val="left"/>
+      <w:pPr>
+        <w:ind w:left="1440" w:hanging="360"/>
+      </w:pPr>
+      <w:rPr>
+        <w:rFonts w:ascii="Courier New" w:hAnsi="Courier New" w:cs="Courier New" w:hint="default"/>
+      </w:rPr>
+    </w:lvl>
+    <w:lvl w:ilvl="2" w:tplc="04090005" w:tentative="1">
+      <w:start w:val="1"/>
+      <w:numFmt w:val="bullet"/>
+      <w:lvlText w:val=""/>
+      <w:lvlJc w:val="left"/>
+      <w:pPr>
+        <w:ind w:left="2160" w:hanging="360"/>
+      </w:pPr>
+      <w:rPr>
+        <w:rFonts w:ascii="Wingdings" w:hAnsi="Wingdings" w:hint="default"/>
+      </w:rPr>
+    </w:lvl>
+    <w:lvl w:ilvl="3" w:tplc="04090001" w:tentative="1">
+      <w:start w:val="1"/>
+      <w:numFmt w:val="bullet"/>
+      <w:lvlText w:val=""/>
+      <w:lvlJc w:val="left"/>
+      <w:pPr>
+        <w:ind w:left="2880" w:hanging="360"/>
+      </w:pPr>
+      <w:rPr>
+        <w:rFonts w:ascii="Symbol" w:hAnsi="Symbol" w:hint="default"/>
+      </w:rPr>
+    </w:lvl>
+    <w:lvl w:ilvl="4" w:tplc="04090003" w:tentative="1">
+      <w:start w:val="1"/>
+      <w:numFmt w:val="bullet"/>
+      <w:lvlText w:val="o"/>
+      <w:lvlJc w:val="left"/>
+      <w:pPr>
+        <w:ind w:left="3600" w:hanging="360"/>
+      </w:pPr>
+      <w:rPr>
+        <w:rFonts w:ascii="Courier New" w:hAnsi="Courier New" w:cs="Courier New" w:hint="default"/>
+      </w:rPr>
+    </w:lvl>
+    <w:lvl w:ilvl="5" w:tplc="04090005" w:tentative="1">
+      <w:start w:val="1"/>
+      <w:numFmt w:val="bullet"/>
+      <w:lvlText w:val=""/>
+      <w:lvlJc w:val="left"/>
+      <w:pPr>
+        <w:ind w:left="4320" w:hanging="360"/>
+      </w:pPr>
+      <w:rPr>
+        <w:rFonts w:ascii="Wingdings" w:hAnsi="Wingdings" w:hint="default"/>
+      </w:rPr>
+    </w:lvl>
+    <w:lvl w:ilvl="6" w:tplc="04090001" w:tentative="1">
+      <w:start w:val="1"/>
+      <w:numFmt w:val="bullet"/>
+      <w:lvlText w:val=""/>
+      <w:lvlJc w:val="left"/>
+      <w:pPr>
+        <w:ind w:left="5040" w:hanging="360"/>
+      </w:pPr>
+      <w:rPr>
+        <w:rFonts w:ascii="Symbol" w:hAnsi="Symbol" w:hint="default"/>
+      </w:rPr>
+    </w:lvl>
+    <w:lvl w:ilvl="7" w:tplc="04090003" w:tentative="1">
+      <w:start w:val="1"/>
+      <w:numFmt w:val="bullet"/>
+      <w:lvlText w:val="o"/>
+      <w:lvlJc w:val="left"/>
+      <w:pPr>
+        <w:ind w:left="5760" w:hanging="360"/>
+      </w:pPr>
+      <w:rPr>
+        <w:rFonts w:ascii="Courier New" w:hAnsi="Courier New" w:cs="Courier New" w:hint="default"/>
+      </w:rPr>
+    </w:lvl>
+    <w:lvl w:ilvl="8" w:tplc="04090005" w:tentative="1">
+      <w:start w:val="1"/>
+      <w:numFmt w:val="bullet"/>
+      <w:lvlText w:val=""/>
+      <w:lvlJc w:val="left"/>
+      <w:pPr>
+        <w:ind w:left="6480" w:hanging="360"/>
+      </w:pPr>
+      <w:rPr>
+        <w:rFonts w:ascii="Wingdings" w:hAnsi="Wingdings" w:hint="default"/>
+      </w:rPr>
+    </w:lvl>
+  </w:abstractNum>
+  <w:abstractNum w:abstractNumId="4" w15:restartNumberingAfterBreak="0">
     <w:nsid w:val="3BDE6C6E"/>
     <w:multiLevelType w:val="hybridMultilevel"/>
     <w:tmpl w:val="19E83BEC"/>
@@ -8578,7 +9319,7 @@
       </w:rPr>
     </w:lvl>
   </w:abstractNum>
-  <w:abstractNum w:abstractNumId="4" w15:restartNumberingAfterBreak="0">
+  <w:abstractNum w:abstractNumId="5" w15:restartNumberingAfterBreak="0">
     <w:nsid w:val="45B1670C"/>
     <w:multiLevelType w:val="hybridMultilevel"/>
     <w:tmpl w:val="FB56B10A"/>
@@ -8691,7 +9432,7 @@
       </w:rPr>
     </w:lvl>
   </w:abstractNum>
-  <w:abstractNum w:abstractNumId="5" w15:restartNumberingAfterBreak="0">
+  <w:abstractNum w:abstractNumId="6" w15:restartNumberingAfterBreak="0">
     <w:nsid w:val="45EE7718"/>
     <w:multiLevelType w:val="hybridMultilevel"/>
     <w:tmpl w:val="5D46A998"/>
@@ -8804,7 +9545,7 @@
       </w:rPr>
     </w:lvl>
   </w:abstractNum>
-  <w:abstractNum w:abstractNumId="6" w15:restartNumberingAfterBreak="0">
+  <w:abstractNum w:abstractNumId="7" w15:restartNumberingAfterBreak="0">
     <w:nsid w:val="4CC263A2"/>
     <w:multiLevelType w:val="hybridMultilevel"/>
     <w:tmpl w:val="054443FA"/>
@@ -8917,10 +9658,10 @@
       </w:rPr>
     </w:lvl>
   </w:abstractNum>
-  <w:abstractNum w:abstractNumId="7" w15:restartNumberingAfterBreak="0">
-    <w:nsid w:val="633D6469"/>
+  <w:abstractNum w:abstractNumId="8" w15:restartNumberingAfterBreak="0">
+    <w:nsid w:val="5ACA3436"/>
     <w:multiLevelType w:val="hybridMultilevel"/>
-    <w:tmpl w:val="9F7247E2"/>
+    <w:tmpl w:val="79C8771E"/>
     <w:lvl w:ilvl="0" w:tplc="04090001">
       <w:start w:val="1"/>
       <w:numFmt w:val="bullet"/>
@@ -9030,7 +9771,120 @@
       </w:rPr>
     </w:lvl>
   </w:abstractNum>
-  <w:abstractNum w:abstractNumId="8" w15:restartNumberingAfterBreak="0">
+  <w:abstractNum w:abstractNumId="9" w15:restartNumberingAfterBreak="0">
+    <w:nsid w:val="633D6469"/>
+    <w:multiLevelType w:val="hybridMultilevel"/>
+    <w:tmpl w:val="9F7247E2"/>
+    <w:lvl w:ilvl="0" w:tplc="04090001">
+      <w:start w:val="1"/>
+      <w:numFmt w:val="bullet"/>
+      <w:lvlText w:val=""/>
+      <w:lvlJc w:val="left"/>
+      <w:pPr>
+        <w:ind w:left="720" w:hanging="360"/>
+      </w:pPr>
+      <w:rPr>
+        <w:rFonts w:ascii="Symbol" w:hAnsi="Symbol" w:hint="default"/>
+      </w:rPr>
+    </w:lvl>
+    <w:lvl w:ilvl="1" w:tplc="04090003" w:tentative="1">
+      <w:start w:val="1"/>
+      <w:numFmt w:val="bullet"/>
+      <w:lvlText w:val="o"/>
+      <w:lvlJc w:val="left"/>
+      <w:pPr>
+        <w:ind w:left="1440" w:hanging="360"/>
+      </w:pPr>
+      <w:rPr>
+        <w:rFonts w:ascii="Courier New" w:hAnsi="Courier New" w:cs="Courier New" w:hint="default"/>
+      </w:rPr>
+    </w:lvl>
+    <w:lvl w:ilvl="2" w:tplc="04090005" w:tentative="1">
+      <w:start w:val="1"/>
+      <w:numFmt w:val="bullet"/>
+      <w:lvlText w:val=""/>
+      <w:lvlJc w:val="left"/>
+      <w:pPr>
+        <w:ind w:left="2160" w:hanging="360"/>
+      </w:pPr>
+      <w:rPr>
+        <w:rFonts w:ascii="Wingdings" w:hAnsi="Wingdings" w:hint="default"/>
+      </w:rPr>
+    </w:lvl>
+    <w:lvl w:ilvl="3" w:tplc="04090001" w:tentative="1">
+      <w:start w:val="1"/>
+      <w:numFmt w:val="bullet"/>
+      <w:lvlText w:val=""/>
+      <w:lvlJc w:val="left"/>
+      <w:pPr>
+        <w:ind w:left="2880" w:hanging="360"/>
+      </w:pPr>
+      <w:rPr>
+        <w:rFonts w:ascii="Symbol" w:hAnsi="Symbol" w:hint="default"/>
+      </w:rPr>
+    </w:lvl>
+    <w:lvl w:ilvl="4" w:tplc="04090003" w:tentative="1">
+      <w:start w:val="1"/>
+      <w:numFmt w:val="bullet"/>
+      <w:lvlText w:val="o"/>
+      <w:lvlJc w:val="left"/>
+      <w:pPr>
+        <w:ind w:left="3600" w:hanging="360"/>
+      </w:pPr>
+      <w:rPr>
+        <w:rFonts w:ascii="Courier New" w:hAnsi="Courier New" w:cs="Courier New" w:hint="default"/>
+      </w:rPr>
+    </w:lvl>
+    <w:lvl w:ilvl="5" w:tplc="04090005" w:tentative="1">
+      <w:start w:val="1"/>
+      <w:numFmt w:val="bullet"/>
+      <w:lvlText w:val=""/>
+      <w:lvlJc w:val="left"/>
+      <w:pPr>
+        <w:ind w:left="4320" w:hanging="360"/>
+      </w:pPr>
+      <w:rPr>
+        <w:rFonts w:ascii="Wingdings" w:hAnsi="Wingdings" w:hint="default"/>
+      </w:rPr>
+    </w:lvl>
+    <w:lvl w:ilvl="6" w:tplc="04090001" w:tentative="1">
+      <w:start w:val="1"/>
+      <w:numFmt w:val="bullet"/>
+      <w:lvlText w:val=""/>
+      <w:lvlJc w:val="left"/>
+      <w:pPr>
+        <w:ind w:left="5040" w:hanging="360"/>
+      </w:pPr>
+      <w:rPr>
+        <w:rFonts w:ascii="Symbol" w:hAnsi="Symbol" w:hint="default"/>
+      </w:rPr>
+    </w:lvl>
+    <w:lvl w:ilvl="7" w:tplc="04090003" w:tentative="1">
+      <w:start w:val="1"/>
+      <w:numFmt w:val="bullet"/>
+      <w:lvlText w:val="o"/>
+      <w:lvlJc w:val="left"/>
+      <w:pPr>
+        <w:ind w:left="5760" w:hanging="360"/>
+      </w:pPr>
+      <w:rPr>
+        <w:rFonts w:ascii="Courier New" w:hAnsi="Courier New" w:cs="Courier New" w:hint="default"/>
+      </w:rPr>
+    </w:lvl>
+    <w:lvl w:ilvl="8" w:tplc="04090005" w:tentative="1">
+      <w:start w:val="1"/>
+      <w:numFmt w:val="bullet"/>
+      <w:lvlText w:val=""/>
+      <w:lvlJc w:val="left"/>
+      <w:pPr>
+        <w:ind w:left="6480" w:hanging="360"/>
+      </w:pPr>
+      <w:rPr>
+        <w:rFonts w:ascii="Wingdings" w:hAnsi="Wingdings" w:hint="default"/>
+      </w:rPr>
+    </w:lvl>
+  </w:abstractNum>
+  <w:abstractNum w:abstractNumId="10" w15:restartNumberingAfterBreak="0">
     <w:nsid w:val="70B2344F"/>
     <w:multiLevelType w:val="hybridMultilevel"/>
     <w:tmpl w:val="DD06B4C4"/>
@@ -9143,7 +9997,7 @@
       </w:rPr>
     </w:lvl>
   </w:abstractNum>
-  <w:abstractNum w:abstractNumId="9" w15:restartNumberingAfterBreak="0">
+  <w:abstractNum w:abstractNumId="11" w15:restartNumberingAfterBreak="0">
     <w:nsid w:val="766A164B"/>
     <w:multiLevelType w:val="hybridMultilevel"/>
     <w:tmpl w:val="EF5406B0"/>
@@ -9257,34 +10111,40 @@
     </w:lvl>
   </w:abstractNum>
   <w:num w:numId="1">
-    <w:abstractNumId w:val="7"/>
+    <w:abstractNumId w:val="9"/>
   </w:num>
   <w:num w:numId="2">
     <w:abstractNumId w:val="1"/>
   </w:num>
   <w:num w:numId="3">
-    <w:abstractNumId w:val="6"/>
+    <w:abstractNumId w:val="7"/>
   </w:num>
   <w:num w:numId="4">
-    <w:abstractNumId w:val="3"/>
+    <w:abstractNumId w:val="4"/>
   </w:num>
   <w:num w:numId="5">
     <w:abstractNumId w:val="0"/>
   </w:num>
   <w:num w:numId="6">
-    <w:abstractNumId w:val="9"/>
+    <w:abstractNumId w:val="11"/>
   </w:num>
   <w:num w:numId="7">
-    <w:abstractNumId w:val="8"/>
+    <w:abstractNumId w:val="10"/>
   </w:num>
   <w:num w:numId="8">
-    <w:abstractNumId w:val="4"/>
+    <w:abstractNumId w:val="5"/>
   </w:num>
   <w:num w:numId="9">
-    <w:abstractNumId w:val="5"/>
+    <w:abstractNumId w:val="6"/>
   </w:num>
   <w:num w:numId="10">
     <w:abstractNumId w:val="2"/>
+  </w:num>
+  <w:num w:numId="11">
+    <w:abstractNumId w:val="3"/>
+  </w:num>
+  <w:num w:numId="12">
+    <w:abstractNumId w:val="8"/>
   </w:num>
 </w:numbering>
 </file>
